--- a/4-质量管理/流程制度规范类文件/HFSJ-ITSS-0407-运维服务投诉管理制度.docx
+++ b/4-质量管理/流程制度规范类文件/HFSJ-ITSS-0407-运维服务投诉管理制度.docx
@@ -1,11 +1,10 @@
 
 <file path=word/document.xml><?xml version="1.0" encoding="utf-8"?>
-<w:document xmlns:wpc="http://schemas.microsoft.com/office/word/2010/wordprocessingCanvas" xmlns:mc="http://schemas.openxmlformats.org/markup-compatibility/2006" xmlns:o="urn:schemas-microsoft-com:office:office" xmlns:r="http://schemas.openxmlformats.org/officeDocument/2006/relationships" xmlns:m="http://schemas.openxmlformats.org/officeDocument/2006/math" xmlns:v="urn:schemas-microsoft-com:vml" xmlns:wp14="http://schemas.microsoft.com/office/word/2010/wordprocessingDrawing" xmlns:wp="http://schemas.openxmlformats.org/drawingml/2006/wordprocessingDrawing" xmlns:w10="urn:schemas-microsoft-com:office:word" xmlns:w="http://schemas.openxmlformats.org/wordprocessingml/2006/main" xmlns:w14="http://schemas.microsoft.com/office/word/2010/wordml" xmlns:w15="http://schemas.microsoft.com/office/word/2012/wordml" xmlns:wne="http://schemas.microsoft.com/office/word/2006/wordml" xmlns:wpg="http://schemas.microsoft.com/office/word/2010/wordprocessingGroup" xmlns:wpi="http://schemas.microsoft.com/office/word/2010/wordprocessingInk" xmlns:wps="http://schemas.microsoft.com/office/word/2010/wordprocessingShape" mc:Ignorable="w14 w15 wp14">
-  <!-- Generated by Aspose.Words for .NET 13.3.0.1 -->
+<w:document xmlns:wpc="http://schemas.microsoft.com/office/word/2010/wordprocessingCanvas" xmlns:mc="http://schemas.openxmlformats.org/markup-compatibility/2006" xmlns:o="urn:schemas-microsoft-com:office:office" xmlns:r="http://schemas.openxmlformats.org/officeDocument/2006/relationships" xmlns:m="http://schemas.openxmlformats.org/officeDocument/2006/math" xmlns:v="urn:schemas-microsoft-com:vml" xmlns:wp14="http://schemas.microsoft.com/office/word/2010/wordprocessingDrawing" xmlns:wp="http://schemas.openxmlformats.org/drawingml/2006/wordprocessingDrawing" xmlns:w="http://schemas.openxmlformats.org/wordprocessingml/2006/main" xmlns:w14="http://schemas.microsoft.com/office/word/2010/wordml" xmlns:w10="urn:schemas-microsoft-com:office:word" xmlns:w15="http://schemas.microsoft.com/office/word/2012/wordml" xmlns:wpg="http://schemas.microsoft.com/office/word/2010/wordprocessingGroup" xmlns:wpi="http://schemas.microsoft.com/office/word/2010/wordprocessingInk" xmlns:wne="http://schemas.microsoft.com/office/word/2006/wordml" xmlns:wps="http://schemas.microsoft.com/office/word/2010/wordprocessingShape" xmlns:wpsCustomData="http://www.wps.cn/officeDocument/2013/wpsCustomData" mc:Ignorable="w14 w15 wp14">
   <w:body>
     <w:p>
       <w:pPr>
-        <w:pStyle w:val="a"/>
+        <w:pStyle w:val="26"/>
         <w:keepLines w:val="0"/>
         <w:pageBreakBefore w:val="0"/>
         <w:widowControl w:val="0"/>
@@ -37,7 +36,7 @@
     </w:p>
     <w:p>
       <w:pPr>
-        <w:pStyle w:val="a0"/>
+        <w:pStyle w:val="27"/>
         <w:keepLines w:val="0"/>
         <w:pageBreakBefore w:val="0"/>
         <w:widowControl w:val="0"/>
@@ -67,17 +66,18 @@
     </w:p>
     <w:tbl>
       <w:tblPr>
-        <w:tblStyle w:val="TableGrid"/>
+        <w:tblStyle w:val="23"/>
         <w:tblW w:w="8522" w:type="dxa"/>
         <w:jc w:val="center"/>
         <w:tblBorders>
-          <w:top w:val="nil"/>
-          <w:left w:val="nil"/>
-          <w:bottom w:val="nil"/>
-          <w:right w:val="nil"/>
-          <w:insideH w:val="nil"/>
-          <w:insideV w:val="nil"/>
+          <w:top w:val="none" w:color="auto" w:sz="0" w:space="0"/>
+          <w:left w:val="none" w:color="auto" w:sz="0" w:space="0"/>
+          <w:bottom w:val="none" w:color="auto" w:sz="0" w:space="0"/>
+          <w:right w:val="none" w:color="auto" w:sz="0" w:space="0"/>
+          <w:insideH w:val="none" w:color="auto" w:sz="0" w:space="0"/>
+          <w:insideV w:val="none" w:color="auto" w:sz="0" w:space="0"/>
         </w:tblBorders>
+        <w:tblLayout w:type="autofit"/>
         <w:tblCellMar>
           <w:top w:w="0" w:type="dxa"/>
           <w:left w:w="108" w:type="dxa"/>
@@ -93,15 +93,13 @@
       </w:tblGrid>
       <w:tr>
         <w:tblPrEx>
-          <w:tblW w:w="8522" w:type="dxa"/>
-          <w:jc w:val="center"/>
           <w:tblBorders>
-            <w:top w:val="nil"/>
-            <w:left w:val="nil"/>
-            <w:bottom w:val="nil"/>
-            <w:right w:val="nil"/>
-            <w:insideH w:val="nil"/>
-            <w:insideV w:val="nil"/>
+            <w:top w:val="none" w:color="auto" w:sz="0" w:space="0"/>
+            <w:left w:val="none" w:color="auto" w:sz="0" w:space="0"/>
+            <w:bottom w:val="none" w:color="auto" w:sz="0" w:space="0"/>
+            <w:right w:val="none" w:color="auto" w:sz="0" w:space="0"/>
+            <w:insideH w:val="none" w:color="auto" w:sz="0" w:space="0"/>
+            <w:insideV w:val="none" w:color="auto" w:sz="0" w:space="0"/>
           </w:tblBorders>
           <w:tblCellMar>
             <w:top w:w="0" w:type="dxa"/>
@@ -111,7 +109,7 @@
           </w:tblCellMar>
         </w:tblPrEx>
         <w:trPr>
-          <w:trHeight w:val="0"/>
+          <w:trHeight w:val="0" w:hRule="atLeast"/>
           <w:tblHeader/>
           <w:jc w:val="center"/>
         </w:trPr>
@@ -119,8 +117,8 @@
           <w:tcPr>
             <w:tcW w:w="1824" w:type="dxa"/>
             <w:tcBorders>
-              <w:top w:val="single" w:sz="4" w:space="0" w:color="auto"/>
-              <w:left w:val="single" w:sz="4" w:space="0" w:color="auto"/>
+              <w:top w:val="single" w:color="auto" w:sz="4" w:space="0"/>
+              <w:left w:val="single" w:color="auto" w:sz="4" w:space="0"/>
               <w:bottom w:val="nil"/>
               <w:right w:val="nil"/>
             </w:tcBorders>
@@ -165,8 +163,8 @@
           <w:tcPr>
             <w:tcW w:w="3090" w:type="dxa"/>
             <w:tcBorders>
-              <w:top w:val="single" w:sz="4" w:space="0" w:color="auto"/>
-              <w:left w:val="single" w:sz="4" w:space="0" w:color="auto"/>
+              <w:top w:val="single" w:color="auto" w:sz="4" w:space="0"/>
+              <w:left w:val="single" w:color="auto" w:sz="4" w:space="0"/>
               <w:bottom w:val="nil"/>
               <w:right w:val="nil"/>
             </w:tcBorders>
@@ -210,8 +208,8 @@
           <w:tcPr>
             <w:tcW w:w="1824" w:type="dxa"/>
             <w:tcBorders>
-              <w:top w:val="single" w:sz="4" w:space="0" w:color="auto"/>
-              <w:left w:val="single" w:sz="4" w:space="0" w:color="auto"/>
+              <w:top w:val="single" w:color="auto" w:sz="4" w:space="0"/>
+              <w:left w:val="single" w:color="auto" w:sz="4" w:space="0"/>
               <w:bottom w:val="nil"/>
               <w:right w:val="nil"/>
             </w:tcBorders>
@@ -256,10 +254,10 @@
           <w:tcPr>
             <w:tcW w:w="1784" w:type="dxa"/>
             <w:tcBorders>
-              <w:top w:val="single" w:sz="4" w:space="0" w:color="auto"/>
-              <w:left w:val="single" w:sz="4" w:space="0" w:color="auto"/>
+              <w:top w:val="single" w:color="auto" w:sz="4" w:space="0"/>
+              <w:left w:val="single" w:color="auto" w:sz="4" w:space="0"/>
               <w:bottom w:val="nil"/>
-              <w:right w:val="single" w:sz="4" w:space="0" w:color="auto"/>
+              <w:right w:val="single" w:color="auto" w:sz="4" w:space="0"/>
             </w:tcBorders>
             <w:tcMar>
               <w:top w:w="-1" w:type="dxa"/>
@@ -300,8 +298,14 @@
       </w:tr>
       <w:tr>
         <w:tblPrEx>
-          <w:tblW w:w="8522" w:type="dxa"/>
-          <w:jc w:val="center"/>
+          <w:tblBorders>
+            <w:top w:val="none" w:color="auto" w:sz="0" w:space="0"/>
+            <w:left w:val="none" w:color="auto" w:sz="0" w:space="0"/>
+            <w:bottom w:val="none" w:color="auto" w:sz="0" w:space="0"/>
+            <w:right w:val="none" w:color="auto" w:sz="0" w:space="0"/>
+            <w:insideH w:val="none" w:color="auto" w:sz="0" w:space="0"/>
+            <w:insideV w:val="none" w:color="auto" w:sz="0" w:space="0"/>
+          </w:tblBorders>
           <w:tblCellMar>
             <w:top w:w="0" w:type="dxa"/>
             <w:left w:w="108" w:type="dxa"/>
@@ -310,7 +314,7 @@
           </w:tblCellMar>
         </w:tblPrEx>
         <w:trPr>
-          <w:trHeight w:val="0"/>
+          <w:trHeight w:val="0" w:hRule="atLeast"/>
           <w:tblHeader/>
           <w:jc w:val="center"/>
         </w:trPr>
@@ -318,8 +322,8 @@
           <w:tcPr>
             <w:tcW w:w="1824" w:type="dxa"/>
             <w:tcBorders>
-              <w:top w:val="single" w:sz="4" w:space="0" w:color="auto"/>
-              <w:left w:val="single" w:sz="4" w:space="0" w:color="auto"/>
+              <w:top w:val="single" w:color="auto" w:sz="4" w:space="0"/>
+              <w:left w:val="single" w:color="auto" w:sz="4" w:space="0"/>
               <w:bottom w:val="nil"/>
               <w:right w:val="nil"/>
             </w:tcBorders>
@@ -364,8 +368,8 @@
           <w:tcPr>
             <w:tcW w:w="3090" w:type="dxa"/>
             <w:tcBorders>
-              <w:top w:val="single" w:sz="4" w:space="0" w:color="auto"/>
-              <w:left w:val="single" w:sz="4" w:space="0" w:color="auto"/>
+              <w:top w:val="single" w:color="auto" w:sz="4" w:space="0"/>
+              <w:left w:val="single" w:color="auto" w:sz="4" w:space="0"/>
               <w:bottom w:val="nil"/>
               <w:right w:val="nil"/>
             </w:tcBorders>
@@ -409,8 +413,8 @@
           <w:tcPr>
             <w:tcW w:w="1824" w:type="dxa"/>
             <w:tcBorders>
-              <w:top w:val="single" w:sz="4" w:space="0" w:color="auto"/>
-              <w:left w:val="single" w:sz="4" w:space="0" w:color="auto"/>
+              <w:top w:val="single" w:color="auto" w:sz="4" w:space="0"/>
+              <w:left w:val="single" w:color="auto" w:sz="4" w:space="0"/>
               <w:bottom w:val="nil"/>
               <w:right w:val="nil"/>
             </w:tcBorders>
@@ -455,10 +459,10 @@
           <w:tcPr>
             <w:tcW w:w="1784" w:type="dxa"/>
             <w:tcBorders>
-              <w:top w:val="single" w:sz="4" w:space="0" w:color="auto"/>
-              <w:left w:val="single" w:sz="4" w:space="0" w:color="auto"/>
+              <w:top w:val="single" w:color="auto" w:sz="4" w:space="0"/>
+              <w:left w:val="single" w:color="auto" w:sz="4" w:space="0"/>
               <w:bottom w:val="nil"/>
-              <w:right w:val="single" w:sz="4" w:space="0" w:color="auto"/>
+              <w:right w:val="single" w:color="auto" w:sz="4" w:space="0"/>
             </w:tcBorders>
             <w:tcMar>
               <w:top w:w="-1" w:type="dxa"/>
@@ -499,8 +503,14 @@
       </w:tr>
       <w:tr>
         <w:tblPrEx>
-          <w:tblW w:w="8522" w:type="dxa"/>
-          <w:jc w:val="center"/>
+          <w:tblBorders>
+            <w:top w:val="none" w:color="auto" w:sz="0" w:space="0"/>
+            <w:left w:val="none" w:color="auto" w:sz="0" w:space="0"/>
+            <w:bottom w:val="none" w:color="auto" w:sz="0" w:space="0"/>
+            <w:right w:val="none" w:color="auto" w:sz="0" w:space="0"/>
+            <w:insideH w:val="none" w:color="auto" w:sz="0" w:space="0"/>
+            <w:insideV w:val="none" w:color="auto" w:sz="0" w:space="0"/>
+          </w:tblBorders>
           <w:tblCellMar>
             <w:top w:w="0" w:type="dxa"/>
             <w:left w:w="108" w:type="dxa"/>
@@ -509,7 +519,7 @@
           </w:tblCellMar>
         </w:tblPrEx>
         <w:trPr>
-          <w:trHeight w:val="0"/>
+          <w:trHeight w:val="0" w:hRule="atLeast"/>
           <w:tblHeader/>
           <w:jc w:val="center"/>
         </w:trPr>
@@ -517,8 +527,8 @@
           <w:tcPr>
             <w:tcW w:w="1824" w:type="dxa"/>
             <w:tcBorders>
-              <w:top w:val="single" w:sz="4" w:space="0" w:color="auto"/>
-              <w:left w:val="single" w:sz="4" w:space="0" w:color="auto"/>
+              <w:top w:val="single" w:color="auto" w:sz="4" w:space="0"/>
+              <w:left w:val="single" w:color="auto" w:sz="4" w:space="0"/>
               <w:bottom w:val="nil"/>
               <w:right w:val="nil"/>
             </w:tcBorders>
@@ -563,8 +573,8 @@
           <w:tcPr>
             <w:tcW w:w="3090" w:type="dxa"/>
             <w:tcBorders>
-              <w:top w:val="single" w:sz="4" w:space="0" w:color="auto"/>
-              <w:left w:val="single" w:sz="4" w:space="0" w:color="auto"/>
+              <w:top w:val="single" w:color="auto" w:sz="4" w:space="0"/>
+              <w:left w:val="single" w:color="auto" w:sz="4" w:space="0"/>
               <w:bottom w:val="nil"/>
               <w:right w:val="nil"/>
             </w:tcBorders>
@@ -608,8 +618,8 @@
           <w:tcPr>
             <w:tcW w:w="1824" w:type="dxa"/>
             <w:tcBorders>
-              <w:top w:val="single" w:sz="4" w:space="0" w:color="auto"/>
-              <w:left w:val="single" w:sz="4" w:space="0" w:color="auto"/>
+              <w:top w:val="single" w:color="auto" w:sz="4" w:space="0"/>
+              <w:left w:val="single" w:color="auto" w:sz="4" w:space="0"/>
               <w:bottom w:val="nil"/>
               <w:right w:val="nil"/>
             </w:tcBorders>
@@ -654,10 +664,10 @@
           <w:tcPr>
             <w:tcW w:w="1784" w:type="dxa"/>
             <w:tcBorders>
-              <w:top w:val="single" w:sz="4" w:space="0" w:color="auto"/>
-              <w:left w:val="single" w:sz="4" w:space="0" w:color="auto"/>
+              <w:top w:val="single" w:color="auto" w:sz="4" w:space="0"/>
+              <w:left w:val="single" w:color="auto" w:sz="4" w:space="0"/>
               <w:bottom w:val="nil"/>
-              <w:right w:val="single" w:sz="4" w:space="0" w:color="auto"/>
+              <w:right w:val="single" w:color="auto" w:sz="4" w:space="0"/>
             </w:tcBorders>
             <w:tcMar>
               <w:top w:w="-1" w:type="dxa"/>
@@ -698,8 +708,14 @@
       </w:tr>
       <w:tr>
         <w:tblPrEx>
-          <w:tblW w:w="8522" w:type="dxa"/>
-          <w:jc w:val="center"/>
+          <w:tblBorders>
+            <w:top w:val="none" w:color="auto" w:sz="0" w:space="0"/>
+            <w:left w:val="none" w:color="auto" w:sz="0" w:space="0"/>
+            <w:bottom w:val="none" w:color="auto" w:sz="0" w:space="0"/>
+            <w:right w:val="none" w:color="auto" w:sz="0" w:space="0"/>
+            <w:insideH w:val="none" w:color="auto" w:sz="0" w:space="0"/>
+            <w:insideV w:val="none" w:color="auto" w:sz="0" w:space="0"/>
+          </w:tblBorders>
           <w:tblCellMar>
             <w:top w:w="0" w:type="dxa"/>
             <w:left w:w="108" w:type="dxa"/>
@@ -708,7 +724,7 @@
           </w:tblCellMar>
         </w:tblPrEx>
         <w:trPr>
-          <w:trHeight w:val="0"/>
+          <w:trHeight w:val="0" w:hRule="atLeast"/>
           <w:tblHeader/>
           <w:jc w:val="center"/>
         </w:trPr>
@@ -716,8 +732,8 @@
           <w:tcPr>
             <w:tcW w:w="1824" w:type="dxa"/>
             <w:tcBorders>
-              <w:top w:val="single" w:sz="4" w:space="0" w:color="auto"/>
-              <w:left w:val="single" w:sz="4" w:space="0" w:color="auto"/>
+              <w:top w:val="single" w:color="auto" w:sz="4" w:space="0"/>
+              <w:left w:val="single" w:color="auto" w:sz="4" w:space="0"/>
               <w:bottom w:val="nil"/>
               <w:right w:val="nil"/>
             </w:tcBorders>
@@ -762,8 +778,8 @@
           <w:tcPr>
             <w:tcW w:w="3090" w:type="dxa"/>
             <w:tcBorders>
-              <w:top w:val="single" w:sz="4" w:space="0" w:color="auto"/>
-              <w:left w:val="single" w:sz="4" w:space="0" w:color="auto"/>
+              <w:top w:val="single" w:color="auto" w:sz="4" w:space="0"/>
+              <w:left w:val="single" w:color="auto" w:sz="4" w:space="0"/>
               <w:bottom w:val="nil"/>
               <w:right w:val="nil"/>
             </w:tcBorders>
@@ -807,8 +823,8 @@
           <w:tcPr>
             <w:tcW w:w="1824" w:type="dxa"/>
             <w:tcBorders>
-              <w:top w:val="single" w:sz="4" w:space="0" w:color="auto"/>
-              <w:left w:val="single" w:sz="4" w:space="0" w:color="auto"/>
+              <w:top w:val="single" w:color="auto" w:sz="4" w:space="0"/>
+              <w:left w:val="single" w:color="auto" w:sz="4" w:space="0"/>
               <w:bottom w:val="nil"/>
               <w:right w:val="nil"/>
             </w:tcBorders>
@@ -853,10 +869,10 @@
           <w:tcPr>
             <w:tcW w:w="1784" w:type="dxa"/>
             <w:tcBorders>
-              <w:top w:val="single" w:sz="4" w:space="0" w:color="auto"/>
-              <w:left w:val="single" w:sz="4" w:space="0" w:color="auto"/>
+              <w:top w:val="single" w:color="auto" w:sz="4" w:space="0"/>
+              <w:left w:val="single" w:color="auto" w:sz="4" w:space="0"/>
               <w:bottom w:val="nil"/>
-              <w:right w:val="single" w:sz="4" w:space="0" w:color="auto"/>
+              <w:right w:val="single" w:color="auto" w:sz="4" w:space="0"/>
             </w:tcBorders>
             <w:tcMar>
               <w:top w:w="-1" w:type="dxa"/>
@@ -897,8 +913,14 @@
       </w:tr>
       <w:tr>
         <w:tblPrEx>
-          <w:tblW w:w="8522" w:type="dxa"/>
-          <w:jc w:val="center"/>
+          <w:tblBorders>
+            <w:top w:val="none" w:color="auto" w:sz="0" w:space="0"/>
+            <w:left w:val="none" w:color="auto" w:sz="0" w:space="0"/>
+            <w:bottom w:val="none" w:color="auto" w:sz="0" w:space="0"/>
+            <w:right w:val="none" w:color="auto" w:sz="0" w:space="0"/>
+            <w:insideH w:val="none" w:color="auto" w:sz="0" w:space="0"/>
+            <w:insideV w:val="none" w:color="auto" w:sz="0" w:space="0"/>
+          </w:tblBorders>
           <w:tblCellMar>
             <w:top w:w="0" w:type="dxa"/>
             <w:left w:w="108" w:type="dxa"/>
@@ -907,7 +929,7 @@
           </w:tblCellMar>
         </w:tblPrEx>
         <w:trPr>
-          <w:trHeight w:val="0"/>
+          <w:trHeight w:val="0" w:hRule="atLeast"/>
           <w:tblHeader/>
           <w:jc w:val="center"/>
         </w:trPr>
@@ -915,9 +937,9 @@
           <w:tcPr>
             <w:tcW w:w="1824" w:type="dxa"/>
             <w:tcBorders>
-              <w:top w:val="single" w:sz="4" w:space="0" w:color="auto"/>
-              <w:left w:val="single" w:sz="4" w:space="0" w:color="auto"/>
-              <w:bottom w:val="single" w:sz="4" w:space="0" w:color="auto"/>
+              <w:top w:val="single" w:color="auto" w:sz="4" w:space="0"/>
+              <w:left w:val="single" w:color="auto" w:sz="4" w:space="0"/>
+              <w:bottom w:val="single" w:color="auto" w:sz="4" w:space="0"/>
               <w:right w:val="nil"/>
             </w:tcBorders>
             <w:shd w:val="clear" w:color="auto" w:fill="AEAAAA" w:themeFill="background2" w:themeFillShade="BF"/>
@@ -961,9 +983,9 @@
           <w:tcPr>
             <w:tcW w:w="3090" w:type="dxa"/>
             <w:tcBorders>
-              <w:top w:val="single" w:sz="4" w:space="0" w:color="auto"/>
-              <w:left w:val="single" w:sz="4" w:space="0" w:color="auto"/>
-              <w:bottom w:val="single" w:sz="4" w:space="0" w:color="auto"/>
+              <w:top w:val="single" w:color="auto" w:sz="4" w:space="0"/>
+              <w:left w:val="single" w:color="auto" w:sz="4" w:space="0"/>
+              <w:bottom w:val="single" w:color="auto" w:sz="4" w:space="0"/>
               <w:right w:val="nil"/>
             </w:tcBorders>
             <w:tcMar>
@@ -1006,9 +1028,9 @@
           <w:tcPr>
             <w:tcW w:w="1824" w:type="dxa"/>
             <w:tcBorders>
-              <w:top w:val="single" w:sz="4" w:space="0" w:color="auto"/>
-              <w:left w:val="single" w:sz="4" w:space="0" w:color="auto"/>
-              <w:bottom w:val="single" w:sz="4" w:space="0" w:color="auto"/>
+              <w:top w:val="single" w:color="auto" w:sz="4" w:space="0"/>
+              <w:left w:val="single" w:color="auto" w:sz="4" w:space="0"/>
+              <w:bottom w:val="single" w:color="auto" w:sz="4" w:space="0"/>
               <w:right w:val="nil"/>
             </w:tcBorders>
             <w:shd w:val="clear" w:color="auto" w:fill="AEAAAA" w:themeFill="background2" w:themeFillShade="BF"/>
@@ -1052,10 +1074,10 @@
           <w:tcPr>
             <w:tcW w:w="1784" w:type="dxa"/>
             <w:tcBorders>
-              <w:top w:val="single" w:sz="4" w:space="0" w:color="auto"/>
-              <w:left w:val="single" w:sz="4" w:space="0" w:color="auto"/>
-              <w:bottom w:val="single" w:sz="4" w:space="0" w:color="auto"/>
-              <w:right w:val="single" w:sz="4" w:space="0" w:color="auto"/>
+              <w:top w:val="single" w:color="auto" w:sz="4" w:space="0"/>
+              <w:left w:val="single" w:color="auto" w:sz="4" w:space="0"/>
+              <w:bottom w:val="single" w:color="auto" w:sz="4" w:space="0"/>
+              <w:right w:val="single" w:color="auto" w:sz="4" w:space="0"/>
             </w:tcBorders>
             <w:tcMar>
               <w:top w:w="-1" w:type="dxa"/>
@@ -1125,7 +1147,7 @@
     </w:p>
     <w:p>
       <w:pPr>
-        <w:pStyle w:val="a1"/>
+        <w:pStyle w:val="31"/>
         <w:keepLines w:val="0"/>
         <w:pageBreakBefore w:val="0"/>
         <w:widowControl w:val="0"/>
@@ -1159,17 +1181,18 @@
     </w:p>
     <w:tbl>
       <w:tblPr>
-        <w:tblStyle w:val="TableGrid"/>
+        <w:tblStyle w:val="23"/>
         <w:tblW w:w="8519" w:type="dxa"/>
         <w:jc w:val="center"/>
         <w:tblBorders>
-          <w:top w:val="nil"/>
-          <w:left w:val="nil"/>
-          <w:bottom w:val="nil"/>
-          <w:right w:val="nil"/>
-          <w:insideH w:val="nil"/>
-          <w:insideV w:val="nil"/>
+          <w:top w:val="none" w:color="auto" w:sz="0" w:space="0"/>
+          <w:left w:val="none" w:color="auto" w:sz="0" w:space="0"/>
+          <w:bottom w:val="none" w:color="auto" w:sz="0" w:space="0"/>
+          <w:right w:val="none" w:color="auto" w:sz="0" w:space="0"/>
+          <w:insideH w:val="none" w:color="auto" w:sz="0" w:space="0"/>
+          <w:insideV w:val="none" w:color="auto" w:sz="0" w:space="0"/>
         </w:tblBorders>
+        <w:tblLayout w:type="autofit"/>
         <w:tblCellMar>
           <w:top w:w="0" w:type="dxa"/>
           <w:left w:w="108" w:type="dxa"/>
@@ -1186,15 +1209,13 @@
       </w:tblGrid>
       <w:tr>
         <w:tblPrEx>
-          <w:tblW w:w="8519" w:type="dxa"/>
-          <w:jc w:val="center"/>
           <w:tblBorders>
-            <w:top w:val="nil"/>
-            <w:left w:val="nil"/>
-            <w:bottom w:val="nil"/>
-            <w:right w:val="nil"/>
-            <w:insideH w:val="nil"/>
-            <w:insideV w:val="nil"/>
+            <w:top w:val="none" w:color="auto" w:sz="0" w:space="0"/>
+            <w:left w:val="none" w:color="auto" w:sz="0" w:space="0"/>
+            <w:bottom w:val="none" w:color="auto" w:sz="0" w:space="0"/>
+            <w:right w:val="none" w:color="auto" w:sz="0" w:space="0"/>
+            <w:insideH w:val="none" w:color="auto" w:sz="0" w:space="0"/>
+            <w:insideV w:val="none" w:color="auto" w:sz="0" w:space="0"/>
           </w:tblBorders>
           <w:tblCellMar>
             <w:top w:w="0" w:type="dxa"/>
@@ -1204,7 +1225,7 @@
           </w:tblCellMar>
         </w:tblPrEx>
         <w:trPr>
-          <w:trHeight w:val="0"/>
+          <w:trHeight w:val="0" w:hRule="atLeast"/>
           <w:tblHeader/>
           <w:jc w:val="center"/>
         </w:trPr>
@@ -1212,8 +1233,8 @@
           <w:tcPr>
             <w:tcW w:w="0" w:type="auto"/>
             <w:tcBorders>
-              <w:top w:val="single" w:sz="12" w:space="0" w:color="auto"/>
-              <w:left w:val="single" w:sz="12" w:space="0" w:color="auto"/>
+              <w:top w:val="single" w:color="auto" w:sz="12" w:space="0"/>
+              <w:left w:val="single" w:color="auto" w:sz="12" w:space="0"/>
               <w:bottom w:val="nil"/>
               <w:right w:val="nil"/>
             </w:tcBorders>
@@ -1240,12 +1261,12 @@
               <w:adjustRightInd w:val="0"/>
               <w:snapToGrid w:val="0"/>
               <w:spacing w:line="240" w:lineRule="auto"/>
-              <w:ind w:left="0" w:right="0" w:firstLine="0" w:leftChars="0" w:rightChars="0" w:firstLineChars="0"/>
+              <w:ind w:left="0" w:leftChars="0" w:right="0" w:rightChars="0" w:firstLine="0" w:firstLineChars="0"/>
               <w:jc w:val="center"/>
               <w:textAlignment w:val="baseline"/>
               <w:rPr>
-                <w:rStyle w:val="Strong"/>
-                <w:rFonts w:ascii="微软雅黑" w:eastAsia="微软雅黑" w:hAnsi="微软雅黑" w:cs="微软雅黑" w:hint="default"/>
+                <w:rStyle w:val="25"/>
+                <w:rFonts w:hint="default" w:ascii="微软雅黑" w:hAnsi="微软雅黑" w:eastAsia="微软雅黑" w:cs="微软雅黑"/>
                 <w:b/>
                 <w:bCs/>
                 <w:i w:val="0"/>
@@ -1263,8 +1284,8 @@
             </w:pPr>
             <w:r>
               <w:rPr>
-                <w:rStyle w:val="Strong"/>
-                <w:rFonts w:ascii="微软雅黑" w:eastAsia="微软雅黑" w:hAnsi="微软雅黑" w:cs="微软雅黑" w:hint="eastAsia"/>
+                <w:rStyle w:val="25"/>
+                <w:rFonts w:hint="eastAsia" w:ascii="微软雅黑" w:hAnsi="微软雅黑" w:eastAsia="微软雅黑" w:cs="微软雅黑"/>
                 <w:b/>
                 <w:bCs/>
                 <w:i w:val="0"/>
@@ -1287,8 +1308,8 @@
           <w:tcPr>
             <w:tcW w:w="0" w:type="auto"/>
             <w:tcBorders>
-              <w:top w:val="single" w:sz="12" w:space="0" w:color="auto"/>
-              <w:left w:val="single" w:sz="4" w:space="0" w:color="auto"/>
+              <w:top w:val="single" w:color="auto" w:sz="12" w:space="0"/>
+              <w:left w:val="single" w:color="auto" w:sz="4" w:space="0"/>
               <w:bottom w:val="nil"/>
               <w:right w:val="nil"/>
             </w:tcBorders>
@@ -1315,12 +1336,12 @@
               <w:adjustRightInd w:val="0"/>
               <w:snapToGrid w:val="0"/>
               <w:spacing w:line="240" w:lineRule="auto"/>
-              <w:ind w:left="0" w:right="0" w:firstLine="0" w:leftChars="0" w:rightChars="0" w:firstLineChars="0"/>
+              <w:ind w:left="0" w:leftChars="0" w:right="0" w:rightChars="0" w:firstLine="0" w:firstLineChars="0"/>
               <w:jc w:val="center"/>
               <w:textAlignment w:val="baseline"/>
               <w:rPr>
-                <w:rStyle w:val="Strong"/>
-                <w:rFonts w:ascii="微软雅黑" w:eastAsia="微软雅黑" w:hAnsi="微软雅黑" w:cs="微软雅黑" w:hint="default"/>
+                <w:rStyle w:val="25"/>
+                <w:rFonts w:hint="default" w:ascii="微软雅黑" w:hAnsi="微软雅黑" w:eastAsia="微软雅黑" w:cs="微软雅黑"/>
                 <w:b/>
                 <w:bCs/>
                 <w:i w:val="0"/>
@@ -1338,8 +1359,8 @@
             </w:pPr>
             <w:r>
               <w:rPr>
-                <w:rStyle w:val="Strong"/>
-                <w:rFonts w:ascii="微软雅黑" w:eastAsia="微软雅黑" w:hAnsi="微软雅黑" w:cs="微软雅黑" w:hint="eastAsia"/>
+                <w:rStyle w:val="25"/>
+                <w:rFonts w:hint="eastAsia" w:ascii="微软雅黑" w:hAnsi="微软雅黑" w:eastAsia="微软雅黑" w:cs="微软雅黑"/>
                 <w:b/>
                 <w:bCs/>
                 <w:i w:val="0"/>
@@ -1362,8 +1383,8 @@
           <w:tcPr>
             <w:tcW w:w="0" w:type="auto"/>
             <w:tcBorders>
-              <w:top w:val="single" w:sz="12" w:space="0" w:color="auto"/>
-              <w:left w:val="single" w:sz="4" w:space="0" w:color="auto"/>
+              <w:top w:val="single" w:color="auto" w:sz="12" w:space="0"/>
+              <w:left w:val="single" w:color="auto" w:sz="4" w:space="0"/>
               <w:bottom w:val="nil"/>
               <w:right w:val="nil"/>
             </w:tcBorders>
@@ -1390,12 +1411,12 @@
               <w:adjustRightInd w:val="0"/>
               <w:snapToGrid w:val="0"/>
               <w:spacing w:line="240" w:lineRule="auto"/>
-              <w:ind w:left="0" w:right="0" w:firstLine="0" w:leftChars="0" w:rightChars="0" w:firstLineChars="0"/>
+              <w:ind w:left="0" w:leftChars="0" w:right="0" w:rightChars="0" w:firstLine="0" w:firstLineChars="0"/>
               <w:jc w:val="center"/>
               <w:textAlignment w:val="baseline"/>
               <w:rPr>
-                <w:rStyle w:val="Strong"/>
-                <w:rFonts w:ascii="微软雅黑" w:eastAsia="微软雅黑" w:hAnsi="微软雅黑" w:cs="微软雅黑" w:hint="default"/>
+                <w:rStyle w:val="25"/>
+                <w:rFonts w:hint="default" w:ascii="微软雅黑" w:hAnsi="微软雅黑" w:eastAsia="微软雅黑" w:cs="微软雅黑"/>
                 <w:b/>
                 <w:bCs/>
                 <w:i w:val="0"/>
@@ -1413,8 +1434,8 @@
             </w:pPr>
             <w:r>
               <w:rPr>
-                <w:rStyle w:val="Strong"/>
-                <w:rFonts w:ascii="微软雅黑" w:eastAsia="微软雅黑" w:hAnsi="微软雅黑" w:cs="微软雅黑" w:hint="eastAsia"/>
+                <w:rStyle w:val="25"/>
+                <w:rFonts w:hint="eastAsia" w:ascii="微软雅黑" w:hAnsi="微软雅黑" w:eastAsia="微软雅黑" w:cs="微软雅黑"/>
                 <w:b/>
                 <w:bCs/>
                 <w:i w:val="0"/>
@@ -1437,8 +1458,8 @@
           <w:tcPr>
             <w:tcW w:w="0" w:type="auto"/>
             <w:tcBorders>
-              <w:top w:val="single" w:sz="12" w:space="0" w:color="auto"/>
-              <w:left w:val="single" w:sz="4" w:space="0" w:color="auto"/>
+              <w:top w:val="single" w:color="auto" w:sz="12" w:space="0"/>
+              <w:left w:val="single" w:color="auto" w:sz="4" w:space="0"/>
               <w:bottom w:val="nil"/>
               <w:right w:val="nil"/>
             </w:tcBorders>
@@ -1465,12 +1486,12 @@
               <w:adjustRightInd w:val="0"/>
               <w:snapToGrid w:val="0"/>
               <w:spacing w:line="240" w:lineRule="auto"/>
-              <w:ind w:left="0" w:right="0" w:firstLine="0" w:leftChars="0" w:rightChars="0" w:firstLineChars="0"/>
+              <w:ind w:left="0" w:leftChars="0" w:right="0" w:rightChars="0" w:firstLine="0" w:firstLineChars="0"/>
               <w:jc w:val="center"/>
               <w:textAlignment w:val="baseline"/>
               <w:rPr>
-                <w:rStyle w:val="Strong"/>
-                <w:rFonts w:ascii="微软雅黑" w:eastAsia="微软雅黑" w:hAnsi="微软雅黑" w:cs="微软雅黑" w:hint="default"/>
+                <w:rStyle w:val="25"/>
+                <w:rFonts w:hint="default" w:ascii="微软雅黑" w:hAnsi="微软雅黑" w:eastAsia="微软雅黑" w:cs="微软雅黑"/>
                 <w:b/>
                 <w:bCs/>
                 <w:i w:val="0"/>
@@ -1488,8 +1509,8 @@
             </w:pPr>
             <w:r>
               <w:rPr>
-                <w:rStyle w:val="Strong"/>
-                <w:rFonts w:ascii="微软雅黑" w:eastAsia="微软雅黑" w:hAnsi="微软雅黑" w:cs="微软雅黑" w:hint="eastAsia"/>
+                <w:rStyle w:val="25"/>
+                <w:rFonts w:hint="eastAsia" w:ascii="微软雅黑" w:hAnsi="微软雅黑" w:eastAsia="微软雅黑" w:cs="微软雅黑"/>
                 <w:b/>
                 <w:bCs/>
                 <w:i w:val="0"/>
@@ -1512,10 +1533,10 @@
           <w:tcPr>
             <w:tcW w:w="1205" w:type="dxa"/>
             <w:tcBorders>
-              <w:top w:val="single" w:sz="12" w:space="0" w:color="auto"/>
-              <w:left w:val="single" w:sz="4" w:space="0" w:color="auto"/>
+              <w:top w:val="single" w:color="auto" w:sz="12" w:space="0"/>
+              <w:left w:val="single" w:color="auto" w:sz="4" w:space="0"/>
               <w:bottom w:val="nil"/>
-              <w:right w:val="single" w:sz="12" w:space="0" w:color="auto"/>
+              <w:right w:val="single" w:color="auto" w:sz="12" w:space="0"/>
             </w:tcBorders>
             <w:tcMar>
               <w:top w:w="-1" w:type="dxa"/>
@@ -1540,12 +1561,12 @@
               <w:adjustRightInd w:val="0"/>
               <w:snapToGrid w:val="0"/>
               <w:spacing w:line="240" w:lineRule="auto"/>
-              <w:ind w:left="0" w:right="0" w:firstLine="0" w:leftChars="0" w:rightChars="0" w:firstLineChars="0"/>
+              <w:ind w:left="0" w:leftChars="0" w:right="0" w:rightChars="0" w:firstLine="0" w:firstLineChars="0"/>
               <w:jc w:val="center"/>
               <w:textAlignment w:val="baseline"/>
               <w:rPr>
-                <w:rStyle w:val="Strong"/>
-                <w:rFonts w:ascii="微软雅黑" w:eastAsia="微软雅黑" w:hAnsi="微软雅黑" w:cs="微软雅黑" w:hint="default"/>
+                <w:rStyle w:val="25"/>
+                <w:rFonts w:hint="default" w:ascii="微软雅黑" w:hAnsi="微软雅黑" w:eastAsia="微软雅黑" w:cs="微软雅黑"/>
                 <w:b/>
                 <w:bCs/>
                 <w:i w:val="0"/>
@@ -1563,8 +1584,8 @@
             </w:pPr>
             <w:r>
               <w:rPr>
-                <w:rStyle w:val="Strong"/>
-                <w:rFonts w:ascii="微软雅黑" w:eastAsia="微软雅黑" w:hAnsi="微软雅黑" w:cs="微软雅黑" w:hint="eastAsia"/>
+                <w:rStyle w:val="25"/>
+                <w:rFonts w:hint="eastAsia" w:ascii="微软雅黑" w:hAnsi="微软雅黑" w:eastAsia="微软雅黑" w:cs="微软雅黑"/>
                 <w:b/>
                 <w:bCs/>
                 <w:i w:val="0"/>
@@ -1586,8 +1607,14 @@
       </w:tr>
       <w:tr>
         <w:tblPrEx>
-          <w:tblW w:w="8519" w:type="dxa"/>
-          <w:jc w:val="center"/>
+          <w:tblBorders>
+            <w:top w:val="none" w:color="auto" w:sz="0" w:space="0"/>
+            <w:left w:val="none" w:color="auto" w:sz="0" w:space="0"/>
+            <w:bottom w:val="none" w:color="auto" w:sz="0" w:space="0"/>
+            <w:right w:val="none" w:color="auto" w:sz="0" w:space="0"/>
+            <w:insideH w:val="none" w:color="auto" w:sz="0" w:space="0"/>
+            <w:insideV w:val="none" w:color="auto" w:sz="0" w:space="0"/>
+          </w:tblBorders>
           <w:tblCellMar>
             <w:top w:w="0" w:type="dxa"/>
             <w:left w:w="108" w:type="dxa"/>
@@ -1596,15 +1623,15 @@
           </w:tblCellMar>
         </w:tblPrEx>
         <w:trPr>
-          <w:trHeight w:val="0"/>
+          <w:trHeight w:val="0" w:hRule="atLeast"/>
           <w:jc w:val="center"/>
         </w:trPr>
         <w:tc>
           <w:tcPr>
             <w:tcW w:w="0" w:type="auto"/>
             <w:tcBorders>
-              <w:top w:val="single" w:sz="4" w:space="0" w:color="auto"/>
-              <w:left w:val="single" w:sz="12" w:space="0" w:color="auto"/>
+              <w:top w:val="single" w:color="auto" w:sz="4" w:space="0"/>
+              <w:left w:val="single" w:color="auto" w:sz="12" w:space="0"/>
               <w:bottom w:val="nil"/>
               <w:right w:val="nil"/>
             </w:tcBorders>
@@ -1631,12 +1658,12 @@
               <w:adjustRightInd w:val="0"/>
               <w:snapToGrid w:val="0"/>
               <w:spacing w:line="240" w:lineRule="auto"/>
-              <w:ind w:left="0" w:right="0" w:firstLine="0" w:leftChars="0" w:rightChars="0" w:firstLineChars="0"/>
+              <w:ind w:left="0" w:leftChars="0" w:right="0" w:rightChars="0" w:firstLine="0" w:firstLineChars="0"/>
               <w:jc w:val="center"/>
               <w:textAlignment w:val="baseline"/>
               <w:rPr>
-                <w:rStyle w:val="Strong"/>
-                <w:rFonts w:ascii="微软雅黑" w:eastAsia="微软雅黑" w:hAnsi="微软雅黑" w:cs="微软雅黑" w:hint="default"/>
+                <w:rStyle w:val="25"/>
+                <w:rFonts w:hint="default" w:ascii="微软雅黑" w:hAnsi="微软雅黑" w:eastAsia="微软雅黑" w:cs="微软雅黑"/>
                 <w:b w:val="0"/>
                 <w:bCs/>
                 <w:i w:val="0"/>
@@ -1654,8 +1681,8 @@
             </w:pPr>
             <w:r>
               <w:rPr>
-                <w:rStyle w:val="Strong"/>
-                <w:rFonts w:ascii="微软雅黑" w:eastAsia="微软雅黑" w:hAnsi="微软雅黑" w:cs="微软雅黑" w:hint="eastAsia"/>
+                <w:rStyle w:val="25"/>
+                <w:rFonts w:hint="eastAsia" w:ascii="微软雅黑" w:hAnsi="微软雅黑" w:eastAsia="微软雅黑" w:cs="微软雅黑"/>
                 <w:b w:val="0"/>
                 <w:bCs/>
                 <w:i w:val="0"/>
@@ -1673,8 +1700,8 @@
             </w:r>
             <w:r>
               <w:rPr>
-                <w:rStyle w:val="Strong"/>
-                <w:rFonts w:ascii="微软雅黑" w:eastAsia="微软雅黑" w:hAnsi="微软雅黑" w:cs="微软雅黑" w:hint="eastAsia"/>
+                <w:rStyle w:val="25"/>
+                <w:rFonts w:hint="eastAsia" w:ascii="微软雅黑" w:hAnsi="微软雅黑" w:eastAsia="微软雅黑" w:cs="微软雅黑"/>
                 <w:b w:val="0"/>
                 <w:bCs/>
                 <w:i w:val="0"/>
@@ -1697,8 +1724,8 @@
           <w:tcPr>
             <w:tcW w:w="0" w:type="auto"/>
             <w:tcBorders>
-              <w:top w:val="single" w:sz="4" w:space="0" w:color="auto"/>
-              <w:left w:val="single" w:sz="4" w:space="0" w:color="auto"/>
+              <w:top w:val="single" w:color="auto" w:sz="4" w:space="0"/>
+              <w:left w:val="single" w:color="auto" w:sz="4" w:space="0"/>
               <w:bottom w:val="nil"/>
               <w:right w:val="nil"/>
             </w:tcBorders>
@@ -1725,12 +1752,12 @@
               <w:adjustRightInd w:val="0"/>
               <w:snapToGrid w:val="0"/>
               <w:spacing w:line="240" w:lineRule="auto"/>
-              <w:ind w:left="0" w:right="0" w:firstLine="0" w:leftChars="0" w:rightChars="0" w:firstLineChars="0"/>
+              <w:ind w:left="0" w:leftChars="0" w:right="0" w:rightChars="0" w:firstLine="0" w:firstLineChars="0"/>
               <w:jc w:val="center"/>
               <w:textAlignment w:val="baseline"/>
               <w:rPr>
-                <w:rStyle w:val="Strong"/>
-                <w:rFonts w:ascii="微软雅黑" w:eastAsia="微软雅黑" w:hAnsi="微软雅黑" w:cs="微软雅黑" w:hint="default"/>
+                <w:rStyle w:val="25"/>
+                <w:rFonts w:hint="default" w:ascii="微软雅黑" w:hAnsi="微软雅黑" w:eastAsia="微软雅黑" w:cs="微软雅黑"/>
                 <w:b w:val="0"/>
                 <w:bCs/>
                 <w:i w:val="0"/>
@@ -1748,8 +1775,8 @@
             </w:pPr>
             <w:r>
               <w:rPr>
-                <w:rStyle w:val="Strong"/>
-                <w:rFonts w:ascii="微软雅黑" w:eastAsia="微软雅黑" w:hAnsi="微软雅黑" w:cs="微软雅黑" w:hint="eastAsia"/>
+                <w:rStyle w:val="25"/>
+                <w:rFonts w:hint="eastAsia" w:ascii="微软雅黑" w:hAnsi="微软雅黑" w:eastAsia="微软雅黑" w:cs="微软雅黑"/>
                 <w:b w:val="0"/>
                 <w:bCs/>
                 <w:i w:val="0"/>
@@ -1772,8 +1799,8 @@
           <w:tcPr>
             <w:tcW w:w="0" w:type="auto"/>
             <w:tcBorders>
-              <w:top w:val="single" w:sz="4" w:space="0" w:color="auto"/>
-              <w:left w:val="single" w:sz="4" w:space="0" w:color="auto"/>
+              <w:top w:val="single" w:color="auto" w:sz="4" w:space="0"/>
+              <w:left w:val="single" w:color="auto" w:sz="4" w:space="0"/>
               <w:bottom w:val="nil"/>
               <w:right w:val="nil"/>
             </w:tcBorders>
@@ -1800,12 +1827,12 @@
               <w:adjustRightInd w:val="0"/>
               <w:snapToGrid w:val="0"/>
               <w:spacing w:line="240" w:lineRule="auto"/>
-              <w:ind w:left="0" w:right="0" w:firstLine="0" w:leftChars="0" w:rightChars="0" w:firstLineChars="0"/>
+              <w:ind w:left="0" w:leftChars="0" w:right="0" w:rightChars="0" w:firstLine="0" w:firstLineChars="0"/>
               <w:jc w:val="center"/>
               <w:textAlignment w:val="baseline"/>
               <w:rPr>
-                <w:rStyle w:val="Strong"/>
-                <w:rFonts w:ascii="微软雅黑" w:eastAsia="微软雅黑" w:hAnsi="微软雅黑" w:cs="微软雅黑" w:hint="default"/>
+                <w:rStyle w:val="25"/>
+                <w:rFonts w:hint="default" w:ascii="微软雅黑" w:hAnsi="微软雅黑" w:eastAsia="微软雅黑" w:cs="微软雅黑"/>
                 <w:b w:val="0"/>
                 <w:bCs/>
                 <w:i w:val="0"/>
@@ -1823,8 +1850,8 @@
             </w:pPr>
             <w:r>
               <w:rPr>
-                <w:rStyle w:val="Strong"/>
-                <w:rFonts w:ascii="微软雅黑" w:eastAsia="微软雅黑" w:hAnsi="微软雅黑" w:cs="微软雅黑" w:hint="eastAsia"/>
+                <w:rStyle w:val="25"/>
+                <w:rFonts w:hint="eastAsia" w:ascii="微软雅黑" w:hAnsi="微软雅黑" w:eastAsia="微软雅黑" w:cs="微软雅黑"/>
                 <w:b w:val="0"/>
                 <w:bCs/>
                 <w:i w:val="0"/>
@@ -1847,8 +1874,8 @@
           <w:tcPr>
             <w:tcW w:w="0" w:type="auto"/>
             <w:tcBorders>
-              <w:top w:val="single" w:sz="4" w:space="0" w:color="auto"/>
-              <w:left w:val="single" w:sz="4" w:space="0" w:color="auto"/>
+              <w:top w:val="single" w:color="auto" w:sz="4" w:space="0"/>
+              <w:left w:val="single" w:color="auto" w:sz="4" w:space="0"/>
               <w:bottom w:val="nil"/>
               <w:right w:val="nil"/>
             </w:tcBorders>
@@ -1875,12 +1902,12 @@
               <w:adjustRightInd w:val="0"/>
               <w:snapToGrid w:val="0"/>
               <w:spacing w:line="240" w:lineRule="auto"/>
-              <w:ind w:left="0" w:right="0" w:firstLine="0" w:leftChars="0" w:rightChars="0" w:firstLineChars="0"/>
+              <w:ind w:left="0" w:leftChars="0" w:right="0" w:rightChars="0" w:firstLine="0" w:firstLineChars="0"/>
               <w:jc w:val="center"/>
               <w:textAlignment w:val="baseline"/>
               <w:rPr>
-                <w:rStyle w:val="Strong"/>
-                <w:rFonts w:ascii="微软雅黑" w:eastAsia="微软雅黑" w:hAnsi="微软雅黑" w:cs="微软雅黑" w:hint="default"/>
+                <w:rStyle w:val="25"/>
+                <w:rFonts w:hint="default" w:ascii="微软雅黑" w:hAnsi="微软雅黑" w:eastAsia="微软雅黑" w:cs="微软雅黑"/>
                 <w:b w:val="0"/>
                 <w:bCs/>
                 <w:i w:val="0"/>
@@ -1898,8 +1925,8 @@
             </w:pPr>
             <w:r>
               <w:rPr>
-                <w:rStyle w:val="Strong"/>
-                <w:rFonts w:ascii="微软雅黑" w:eastAsia="微软雅黑" w:hAnsi="微软雅黑" w:cs="微软雅黑" w:hint="eastAsia"/>
+                <w:rStyle w:val="25"/>
+                <w:rFonts w:hint="eastAsia" w:ascii="微软雅黑" w:hAnsi="微软雅黑" w:eastAsia="微软雅黑" w:cs="微软雅黑"/>
                 <w:b w:val="0"/>
                 <w:bCs/>
                 <w:i w:val="0"/>
@@ -1922,10 +1949,10 @@
           <w:tcPr>
             <w:tcW w:w="1205" w:type="dxa"/>
             <w:tcBorders>
-              <w:top w:val="single" w:sz="4" w:space="0" w:color="auto"/>
-              <w:left w:val="single" w:sz="4" w:space="0" w:color="auto"/>
+              <w:top w:val="single" w:color="auto" w:sz="4" w:space="0"/>
+              <w:left w:val="single" w:color="auto" w:sz="4" w:space="0"/>
               <w:bottom w:val="nil"/>
-              <w:right w:val="single" w:sz="12" w:space="0" w:color="auto"/>
+              <w:right w:val="single" w:color="auto" w:sz="12" w:space="0"/>
             </w:tcBorders>
             <w:tcMar>
               <w:top w:w="-1" w:type="dxa"/>
@@ -1950,12 +1977,12 @@
               <w:adjustRightInd w:val="0"/>
               <w:snapToGrid w:val="0"/>
               <w:spacing w:line="240" w:lineRule="auto"/>
-              <w:ind w:left="0" w:right="0" w:firstLine="0" w:leftChars="0" w:rightChars="0" w:firstLineChars="0"/>
+              <w:ind w:left="0" w:leftChars="0" w:right="0" w:rightChars="0" w:firstLine="0" w:firstLineChars="0"/>
               <w:jc w:val="center"/>
               <w:textAlignment w:val="baseline"/>
               <w:rPr>
-                <w:rStyle w:val="Strong"/>
-                <w:rFonts w:ascii="微软雅黑" w:eastAsia="微软雅黑" w:hAnsi="微软雅黑" w:cs="微软雅黑" w:hint="default"/>
+                <w:rStyle w:val="25"/>
+                <w:rFonts w:hint="default" w:ascii="微软雅黑" w:hAnsi="微软雅黑" w:eastAsia="微软雅黑" w:cs="微软雅黑"/>
                 <w:b w:val="0"/>
                 <w:bCs/>
                 <w:i w:val="0"/>
@@ -1976,8 +2003,14 @@
       </w:tr>
       <w:tr>
         <w:tblPrEx>
-          <w:tblW w:w="8519" w:type="dxa"/>
-          <w:jc w:val="center"/>
+          <w:tblBorders>
+            <w:top w:val="none" w:color="auto" w:sz="0" w:space="0"/>
+            <w:left w:val="none" w:color="auto" w:sz="0" w:space="0"/>
+            <w:bottom w:val="none" w:color="auto" w:sz="0" w:space="0"/>
+            <w:right w:val="none" w:color="auto" w:sz="0" w:space="0"/>
+            <w:insideH w:val="none" w:color="auto" w:sz="0" w:space="0"/>
+            <w:insideV w:val="none" w:color="auto" w:sz="0" w:space="0"/>
+          </w:tblBorders>
           <w:tblCellMar>
             <w:top w:w="0" w:type="dxa"/>
             <w:left w:w="108" w:type="dxa"/>
@@ -1986,15 +2019,15 @@
           </w:tblCellMar>
         </w:tblPrEx>
         <w:trPr>
-          <w:trHeight w:val="0"/>
+          <w:trHeight w:val="0" w:hRule="atLeast"/>
           <w:jc w:val="center"/>
         </w:trPr>
         <w:tc>
           <w:tcPr>
             <w:tcW w:w="0" w:type="auto"/>
             <w:tcBorders>
-              <w:top w:val="single" w:sz="4" w:space="0" w:color="auto"/>
-              <w:left w:val="single" w:sz="12" w:space="0" w:color="auto"/>
+              <w:top w:val="single" w:color="auto" w:sz="4" w:space="0"/>
+              <w:left w:val="single" w:color="auto" w:sz="12" w:space="0"/>
               <w:bottom w:val="nil"/>
               <w:right w:val="nil"/>
             </w:tcBorders>
@@ -2021,12 +2054,12 @@
               <w:adjustRightInd w:val="0"/>
               <w:snapToGrid w:val="0"/>
               <w:spacing w:line="240" w:lineRule="auto"/>
-              <w:ind w:left="0" w:right="0" w:firstLine="0" w:leftChars="0" w:rightChars="0" w:firstLineChars="0"/>
+              <w:ind w:left="0" w:leftChars="0" w:right="0" w:rightChars="0" w:firstLine="0" w:firstLineChars="0"/>
               <w:jc w:val="center"/>
               <w:textAlignment w:val="baseline"/>
               <w:rPr>
-                <w:rStyle w:val="Strong"/>
-                <w:rFonts w:ascii="微软雅黑" w:eastAsia="微软雅黑" w:hAnsi="微软雅黑" w:cs="微软雅黑" w:hint="default"/>
+                <w:rStyle w:val="25"/>
+                <w:rFonts w:hint="default" w:ascii="微软雅黑" w:hAnsi="微软雅黑" w:eastAsia="微软雅黑" w:cs="微软雅黑"/>
                 <w:b w:val="0"/>
                 <w:bCs/>
                 <w:i w:val="0"/>
@@ -2048,8 +2081,8 @@
           <w:tcPr>
             <w:tcW w:w="0" w:type="auto"/>
             <w:tcBorders>
-              <w:top w:val="single" w:sz="4" w:space="0" w:color="auto"/>
-              <w:left w:val="single" w:sz="4" w:space="0" w:color="auto"/>
+              <w:top w:val="single" w:color="auto" w:sz="4" w:space="0"/>
+              <w:left w:val="single" w:color="auto" w:sz="4" w:space="0"/>
               <w:bottom w:val="nil"/>
               <w:right w:val="nil"/>
             </w:tcBorders>
@@ -2076,12 +2109,12 @@
               <w:adjustRightInd w:val="0"/>
               <w:snapToGrid w:val="0"/>
               <w:spacing w:line="240" w:lineRule="auto"/>
-              <w:ind w:left="0" w:right="0" w:firstLine="0" w:leftChars="0" w:rightChars="0" w:firstLineChars="0"/>
+              <w:ind w:left="0" w:leftChars="0" w:right="0" w:rightChars="0" w:firstLine="0" w:firstLineChars="0"/>
               <w:jc w:val="center"/>
               <w:textAlignment w:val="baseline"/>
               <w:rPr>
-                <w:rStyle w:val="Strong"/>
-                <w:rFonts w:ascii="微软雅黑" w:eastAsia="微软雅黑" w:hAnsi="微软雅黑" w:cs="微软雅黑" w:hint="default"/>
+                <w:rStyle w:val="25"/>
+                <w:rFonts w:hint="default" w:ascii="微软雅黑" w:hAnsi="微软雅黑" w:eastAsia="微软雅黑" w:cs="微软雅黑"/>
                 <w:b w:val="0"/>
                 <w:bCs/>
                 <w:i w:val="0"/>
@@ -2103,8 +2136,8 @@
           <w:tcPr>
             <w:tcW w:w="0" w:type="auto"/>
             <w:tcBorders>
-              <w:top w:val="single" w:sz="4" w:space="0" w:color="auto"/>
-              <w:left w:val="single" w:sz="4" w:space="0" w:color="auto"/>
+              <w:top w:val="single" w:color="auto" w:sz="4" w:space="0"/>
+              <w:left w:val="single" w:color="auto" w:sz="4" w:space="0"/>
               <w:bottom w:val="nil"/>
               <w:right w:val="nil"/>
             </w:tcBorders>
@@ -2131,12 +2164,12 @@
               <w:adjustRightInd w:val="0"/>
               <w:snapToGrid w:val="0"/>
               <w:spacing w:line="240" w:lineRule="auto"/>
-              <w:ind w:left="0" w:right="0" w:firstLine="0" w:leftChars="0" w:rightChars="0" w:firstLineChars="0"/>
+              <w:ind w:left="0" w:leftChars="0" w:right="0" w:rightChars="0" w:firstLine="0" w:firstLineChars="0"/>
               <w:jc w:val="center"/>
               <w:textAlignment w:val="baseline"/>
               <w:rPr>
-                <w:rStyle w:val="Strong"/>
-                <w:rFonts w:ascii="微软雅黑" w:eastAsia="微软雅黑" w:hAnsi="微软雅黑" w:cs="微软雅黑" w:hint="default"/>
+                <w:rStyle w:val="25"/>
+                <w:rFonts w:hint="default" w:ascii="微软雅黑" w:hAnsi="微软雅黑" w:eastAsia="微软雅黑" w:cs="微软雅黑"/>
                 <w:b w:val="0"/>
                 <w:bCs/>
                 <w:i w:val="0"/>
@@ -2158,8 +2191,8 @@
           <w:tcPr>
             <w:tcW w:w="0" w:type="auto"/>
             <w:tcBorders>
-              <w:top w:val="single" w:sz="4" w:space="0" w:color="auto"/>
-              <w:left w:val="single" w:sz="4" w:space="0" w:color="auto"/>
+              <w:top w:val="single" w:color="auto" w:sz="4" w:space="0"/>
+              <w:left w:val="single" w:color="auto" w:sz="4" w:space="0"/>
               <w:bottom w:val="nil"/>
               <w:right w:val="nil"/>
             </w:tcBorders>
@@ -2186,12 +2219,12 @@
               <w:adjustRightInd w:val="0"/>
               <w:snapToGrid w:val="0"/>
               <w:spacing w:line="240" w:lineRule="auto"/>
-              <w:ind w:left="0" w:right="0" w:firstLine="0" w:leftChars="0" w:rightChars="0" w:firstLineChars="0"/>
+              <w:ind w:left="0" w:leftChars="0" w:right="0" w:rightChars="0" w:firstLine="0" w:firstLineChars="0"/>
               <w:jc w:val="center"/>
               <w:textAlignment w:val="baseline"/>
               <w:rPr>
-                <w:rStyle w:val="Strong"/>
-                <w:rFonts w:ascii="微软雅黑" w:eastAsia="微软雅黑" w:hAnsi="微软雅黑" w:cs="微软雅黑" w:hint="default"/>
+                <w:rStyle w:val="25"/>
+                <w:rFonts w:hint="default" w:ascii="微软雅黑" w:hAnsi="微软雅黑" w:eastAsia="微软雅黑" w:cs="微软雅黑"/>
                 <w:b w:val="0"/>
                 <w:bCs/>
                 <w:i w:val="0"/>
@@ -2213,10 +2246,10 @@
           <w:tcPr>
             <w:tcW w:w="1205" w:type="dxa"/>
             <w:tcBorders>
-              <w:top w:val="single" w:sz="4" w:space="0" w:color="auto"/>
-              <w:left w:val="single" w:sz="4" w:space="0" w:color="auto"/>
+              <w:top w:val="single" w:color="auto" w:sz="4" w:space="0"/>
+              <w:left w:val="single" w:color="auto" w:sz="4" w:space="0"/>
               <w:bottom w:val="nil"/>
-              <w:right w:val="single" w:sz="12" w:space="0" w:color="auto"/>
+              <w:right w:val="single" w:color="auto" w:sz="12" w:space="0"/>
             </w:tcBorders>
             <w:tcMar>
               <w:top w:w="-1" w:type="dxa"/>
@@ -2241,12 +2274,12 @@
               <w:adjustRightInd w:val="0"/>
               <w:snapToGrid w:val="0"/>
               <w:spacing w:line="240" w:lineRule="auto"/>
-              <w:ind w:left="0" w:right="0" w:firstLine="0" w:leftChars="0" w:rightChars="0" w:firstLineChars="0"/>
+              <w:ind w:left="0" w:leftChars="0" w:right="0" w:rightChars="0" w:firstLine="0" w:firstLineChars="0"/>
               <w:jc w:val="center"/>
               <w:textAlignment w:val="baseline"/>
               <w:rPr>
-                <w:rStyle w:val="Strong"/>
-                <w:rFonts w:ascii="微软雅黑" w:eastAsia="微软雅黑" w:hAnsi="微软雅黑" w:cs="微软雅黑" w:hint="default"/>
+                <w:rStyle w:val="25"/>
+                <w:rFonts w:hint="default" w:ascii="微软雅黑" w:hAnsi="微软雅黑" w:eastAsia="微软雅黑" w:cs="微软雅黑"/>
                 <w:b w:val="0"/>
                 <w:bCs/>
                 <w:i w:val="0"/>
@@ -2267,8 +2300,14 @@
       </w:tr>
       <w:tr>
         <w:tblPrEx>
-          <w:tblW w:w="8519" w:type="dxa"/>
-          <w:jc w:val="center"/>
+          <w:tblBorders>
+            <w:top w:val="none" w:color="auto" w:sz="0" w:space="0"/>
+            <w:left w:val="none" w:color="auto" w:sz="0" w:space="0"/>
+            <w:bottom w:val="none" w:color="auto" w:sz="0" w:space="0"/>
+            <w:right w:val="none" w:color="auto" w:sz="0" w:space="0"/>
+            <w:insideH w:val="none" w:color="auto" w:sz="0" w:space="0"/>
+            <w:insideV w:val="none" w:color="auto" w:sz="0" w:space="0"/>
+          </w:tblBorders>
           <w:tblCellMar>
             <w:top w:w="0" w:type="dxa"/>
             <w:left w:w="108" w:type="dxa"/>
@@ -2277,15 +2316,15 @@
           </w:tblCellMar>
         </w:tblPrEx>
         <w:trPr>
-          <w:trHeight w:val="0"/>
+          <w:trHeight w:val="0" w:hRule="atLeast"/>
           <w:jc w:val="center"/>
         </w:trPr>
         <w:tc>
           <w:tcPr>
             <w:tcW w:w="0" w:type="auto"/>
             <w:tcBorders>
-              <w:top w:val="single" w:sz="4" w:space="0" w:color="auto"/>
-              <w:left w:val="single" w:sz="12" w:space="0" w:color="auto"/>
+              <w:top w:val="single" w:color="auto" w:sz="4" w:space="0"/>
+              <w:left w:val="single" w:color="auto" w:sz="12" w:space="0"/>
               <w:bottom w:val="nil"/>
               <w:right w:val="nil"/>
             </w:tcBorders>
@@ -2312,12 +2351,12 @@
               <w:adjustRightInd w:val="0"/>
               <w:snapToGrid w:val="0"/>
               <w:spacing w:line="240" w:lineRule="auto"/>
-              <w:ind w:left="0" w:right="0" w:firstLine="0" w:leftChars="0" w:rightChars="0" w:firstLineChars="0"/>
+              <w:ind w:left="0" w:leftChars="0" w:right="0" w:rightChars="0" w:firstLine="0" w:firstLineChars="0"/>
               <w:jc w:val="center"/>
               <w:textAlignment w:val="baseline"/>
               <w:rPr>
-                <w:rStyle w:val="Strong"/>
-                <w:rFonts w:ascii="微软雅黑" w:eastAsia="微软雅黑" w:hAnsi="微软雅黑" w:cs="微软雅黑" w:hint="default"/>
+                <w:rStyle w:val="25"/>
+                <w:rFonts w:hint="default" w:ascii="微软雅黑" w:hAnsi="微软雅黑" w:eastAsia="微软雅黑" w:cs="微软雅黑"/>
                 <w:b w:val="0"/>
                 <w:bCs/>
                 <w:i w:val="0"/>
@@ -2339,8 +2378,8 @@
           <w:tcPr>
             <w:tcW w:w="0" w:type="auto"/>
             <w:tcBorders>
-              <w:top w:val="single" w:sz="4" w:space="0" w:color="auto"/>
-              <w:left w:val="single" w:sz="4" w:space="0" w:color="auto"/>
+              <w:top w:val="single" w:color="auto" w:sz="4" w:space="0"/>
+              <w:left w:val="single" w:color="auto" w:sz="4" w:space="0"/>
               <w:bottom w:val="nil"/>
               <w:right w:val="nil"/>
             </w:tcBorders>
@@ -2367,12 +2406,12 @@
               <w:adjustRightInd w:val="0"/>
               <w:snapToGrid w:val="0"/>
               <w:spacing w:line="240" w:lineRule="auto"/>
-              <w:ind w:left="0" w:right="0" w:firstLine="0" w:leftChars="0" w:rightChars="0" w:firstLineChars="0"/>
+              <w:ind w:left="0" w:leftChars="0" w:right="0" w:rightChars="0" w:firstLine="0" w:firstLineChars="0"/>
               <w:jc w:val="center"/>
               <w:textAlignment w:val="baseline"/>
               <w:rPr>
-                <w:rStyle w:val="Strong"/>
-                <w:rFonts w:ascii="微软雅黑" w:eastAsia="微软雅黑" w:hAnsi="微软雅黑" w:cs="微软雅黑" w:hint="default"/>
+                <w:rStyle w:val="25"/>
+                <w:rFonts w:hint="default" w:ascii="微软雅黑" w:hAnsi="微软雅黑" w:eastAsia="微软雅黑" w:cs="微软雅黑"/>
                 <w:b w:val="0"/>
                 <w:bCs/>
                 <w:i w:val="0"/>
@@ -2394,8 +2433,8 @@
           <w:tcPr>
             <w:tcW w:w="0" w:type="auto"/>
             <w:tcBorders>
-              <w:top w:val="single" w:sz="4" w:space="0" w:color="auto"/>
-              <w:left w:val="single" w:sz="4" w:space="0" w:color="auto"/>
+              <w:top w:val="single" w:color="auto" w:sz="4" w:space="0"/>
+              <w:left w:val="single" w:color="auto" w:sz="4" w:space="0"/>
               <w:bottom w:val="nil"/>
               <w:right w:val="nil"/>
             </w:tcBorders>
@@ -2422,12 +2461,12 @@
               <w:adjustRightInd w:val="0"/>
               <w:snapToGrid w:val="0"/>
               <w:spacing w:line="240" w:lineRule="auto"/>
-              <w:ind w:left="0" w:right="0" w:firstLine="0" w:leftChars="0" w:rightChars="0" w:firstLineChars="0"/>
+              <w:ind w:left="0" w:leftChars="0" w:right="0" w:rightChars="0" w:firstLine="0" w:firstLineChars="0"/>
               <w:jc w:val="center"/>
               <w:textAlignment w:val="baseline"/>
               <w:rPr>
-                <w:rStyle w:val="Strong"/>
-                <w:rFonts w:ascii="微软雅黑" w:eastAsia="微软雅黑" w:hAnsi="微软雅黑" w:cs="微软雅黑" w:hint="default"/>
+                <w:rStyle w:val="25"/>
+                <w:rFonts w:hint="default" w:ascii="微软雅黑" w:hAnsi="微软雅黑" w:eastAsia="微软雅黑" w:cs="微软雅黑"/>
                 <w:b w:val="0"/>
                 <w:bCs/>
                 <w:i w:val="0"/>
@@ -2449,8 +2488,8 @@
           <w:tcPr>
             <w:tcW w:w="0" w:type="auto"/>
             <w:tcBorders>
-              <w:top w:val="single" w:sz="4" w:space="0" w:color="auto"/>
-              <w:left w:val="single" w:sz="4" w:space="0" w:color="auto"/>
+              <w:top w:val="single" w:color="auto" w:sz="4" w:space="0"/>
+              <w:left w:val="single" w:color="auto" w:sz="4" w:space="0"/>
               <w:bottom w:val="nil"/>
               <w:right w:val="nil"/>
             </w:tcBorders>
@@ -2477,12 +2516,12 @@
               <w:adjustRightInd w:val="0"/>
               <w:snapToGrid w:val="0"/>
               <w:spacing w:line="240" w:lineRule="auto"/>
-              <w:ind w:left="0" w:right="0" w:firstLine="0" w:leftChars="0" w:rightChars="0" w:firstLineChars="0"/>
+              <w:ind w:left="0" w:leftChars="0" w:right="0" w:rightChars="0" w:firstLine="0" w:firstLineChars="0"/>
               <w:jc w:val="center"/>
               <w:textAlignment w:val="baseline"/>
               <w:rPr>
-                <w:rStyle w:val="Strong"/>
-                <w:rFonts w:ascii="微软雅黑" w:eastAsia="微软雅黑" w:hAnsi="微软雅黑" w:cs="微软雅黑" w:hint="default"/>
+                <w:rStyle w:val="25"/>
+                <w:rFonts w:hint="default" w:ascii="微软雅黑" w:hAnsi="微软雅黑" w:eastAsia="微软雅黑" w:cs="微软雅黑"/>
                 <w:b w:val="0"/>
                 <w:bCs/>
                 <w:i w:val="0"/>
@@ -2504,10 +2543,10 @@
           <w:tcPr>
             <w:tcW w:w="1205" w:type="dxa"/>
             <w:tcBorders>
-              <w:top w:val="single" w:sz="4" w:space="0" w:color="auto"/>
-              <w:left w:val="single" w:sz="4" w:space="0" w:color="auto"/>
+              <w:top w:val="single" w:color="auto" w:sz="4" w:space="0"/>
+              <w:left w:val="single" w:color="auto" w:sz="4" w:space="0"/>
               <w:bottom w:val="nil"/>
-              <w:right w:val="single" w:sz="12" w:space="0" w:color="auto"/>
+              <w:right w:val="single" w:color="auto" w:sz="12" w:space="0"/>
             </w:tcBorders>
             <w:tcMar>
               <w:top w:w="-1" w:type="dxa"/>
@@ -2532,12 +2571,12 @@
               <w:adjustRightInd w:val="0"/>
               <w:snapToGrid w:val="0"/>
               <w:spacing w:line="240" w:lineRule="auto"/>
-              <w:ind w:left="0" w:right="0" w:firstLine="0" w:leftChars="0" w:rightChars="0" w:firstLineChars="0"/>
+              <w:ind w:left="0" w:leftChars="0" w:right="0" w:rightChars="0" w:firstLine="0" w:firstLineChars="0"/>
               <w:jc w:val="center"/>
               <w:textAlignment w:val="baseline"/>
               <w:rPr>
-                <w:rStyle w:val="Strong"/>
-                <w:rFonts w:ascii="微软雅黑" w:eastAsia="微软雅黑" w:hAnsi="微软雅黑" w:cs="微软雅黑" w:hint="default"/>
+                <w:rStyle w:val="25"/>
+                <w:rFonts w:hint="default" w:ascii="微软雅黑" w:hAnsi="微软雅黑" w:eastAsia="微软雅黑" w:cs="微软雅黑"/>
                 <w:b w:val="0"/>
                 <w:bCs/>
                 <w:i w:val="0"/>
@@ -2558,8 +2597,14 @@
       </w:tr>
       <w:tr>
         <w:tblPrEx>
-          <w:tblW w:w="8519" w:type="dxa"/>
-          <w:jc w:val="center"/>
+          <w:tblBorders>
+            <w:top w:val="none" w:color="auto" w:sz="0" w:space="0"/>
+            <w:left w:val="none" w:color="auto" w:sz="0" w:space="0"/>
+            <w:bottom w:val="none" w:color="auto" w:sz="0" w:space="0"/>
+            <w:right w:val="none" w:color="auto" w:sz="0" w:space="0"/>
+            <w:insideH w:val="none" w:color="auto" w:sz="0" w:space="0"/>
+            <w:insideV w:val="none" w:color="auto" w:sz="0" w:space="0"/>
+          </w:tblBorders>
           <w:tblCellMar>
             <w:top w:w="0" w:type="dxa"/>
             <w:left w:w="108" w:type="dxa"/>
@@ -2568,16 +2613,16 @@
           </w:tblCellMar>
         </w:tblPrEx>
         <w:trPr>
-          <w:trHeight w:val="0"/>
+          <w:trHeight w:val="0" w:hRule="atLeast"/>
           <w:jc w:val="center"/>
         </w:trPr>
         <w:tc>
           <w:tcPr>
             <w:tcW w:w="1621" w:type="dxa"/>
             <w:tcBorders>
-              <w:top w:val="single" w:sz="4" w:space="0" w:color="auto"/>
-              <w:left w:val="single" w:sz="12" w:space="0" w:color="auto"/>
-              <w:bottom w:val="single" w:sz="12" w:space="0" w:color="auto"/>
+              <w:top w:val="single" w:color="auto" w:sz="4" w:space="0"/>
+              <w:left w:val="single" w:color="auto" w:sz="12" w:space="0"/>
+              <w:bottom w:val="single" w:color="auto" w:sz="12" w:space="0"/>
               <w:right w:val="nil"/>
             </w:tcBorders>
             <w:tcMar>
@@ -2603,12 +2648,12 @@
               <w:adjustRightInd w:val="0"/>
               <w:snapToGrid w:val="0"/>
               <w:spacing w:line="240" w:lineRule="auto"/>
-              <w:ind w:left="0" w:right="0" w:firstLine="0" w:leftChars="0" w:rightChars="0" w:firstLineChars="0"/>
+              <w:ind w:left="0" w:leftChars="0" w:right="0" w:rightChars="0" w:firstLine="0" w:firstLineChars="0"/>
               <w:jc w:val="center"/>
               <w:textAlignment w:val="baseline"/>
               <w:rPr>
-                <w:rStyle w:val="Strong"/>
-                <w:rFonts w:ascii="微软雅黑" w:eastAsia="微软雅黑" w:hAnsi="微软雅黑" w:cs="微软雅黑" w:hint="default"/>
+                <w:rStyle w:val="25"/>
+                <w:rFonts w:hint="default" w:ascii="微软雅黑" w:hAnsi="微软雅黑" w:eastAsia="微软雅黑" w:cs="微软雅黑"/>
                 <w:b w:val="0"/>
                 <w:bCs/>
                 <w:i w:val="0"/>
@@ -2630,9 +2675,9 @@
           <w:tcPr>
             <w:tcW w:w="2036" w:type="dxa"/>
             <w:tcBorders>
-              <w:top w:val="single" w:sz="4" w:space="0" w:color="auto"/>
-              <w:left w:val="single" w:sz="4" w:space="0" w:color="auto"/>
-              <w:bottom w:val="single" w:sz="12" w:space="0" w:color="auto"/>
+              <w:top w:val="single" w:color="auto" w:sz="4" w:space="0"/>
+              <w:left w:val="single" w:color="auto" w:sz="4" w:space="0"/>
+              <w:bottom w:val="single" w:color="auto" w:sz="12" w:space="0"/>
               <w:right w:val="nil"/>
             </w:tcBorders>
             <w:tcMar>
@@ -2658,12 +2703,12 @@
               <w:adjustRightInd w:val="0"/>
               <w:snapToGrid w:val="0"/>
               <w:spacing w:line="240" w:lineRule="auto"/>
-              <w:ind w:left="0" w:right="0" w:firstLine="0" w:leftChars="0" w:rightChars="0" w:firstLineChars="0"/>
+              <w:ind w:left="0" w:leftChars="0" w:right="0" w:rightChars="0" w:firstLine="0" w:firstLineChars="0"/>
               <w:jc w:val="center"/>
               <w:textAlignment w:val="baseline"/>
               <w:rPr>
-                <w:rStyle w:val="Strong"/>
-                <w:rFonts w:ascii="微软雅黑" w:eastAsia="微软雅黑" w:hAnsi="微软雅黑" w:cs="微软雅黑" w:hint="default"/>
+                <w:rStyle w:val="25"/>
+                <w:rFonts w:hint="default" w:ascii="微软雅黑" w:hAnsi="微软雅黑" w:eastAsia="微软雅黑" w:cs="微软雅黑"/>
                 <w:b w:val="0"/>
                 <w:bCs/>
                 <w:i w:val="0"/>
@@ -2685,9 +2730,9 @@
           <w:tcPr>
             <w:tcW w:w="1621" w:type="dxa"/>
             <w:tcBorders>
-              <w:top w:val="single" w:sz="4" w:space="0" w:color="auto"/>
-              <w:left w:val="single" w:sz="4" w:space="0" w:color="auto"/>
-              <w:bottom w:val="single" w:sz="12" w:space="0" w:color="auto"/>
+              <w:top w:val="single" w:color="auto" w:sz="4" w:space="0"/>
+              <w:left w:val="single" w:color="auto" w:sz="4" w:space="0"/>
+              <w:bottom w:val="single" w:color="auto" w:sz="12" w:space="0"/>
               <w:right w:val="nil"/>
             </w:tcBorders>
             <w:tcMar>
@@ -2713,12 +2758,12 @@
               <w:adjustRightInd w:val="0"/>
               <w:snapToGrid w:val="0"/>
               <w:spacing w:line="240" w:lineRule="auto"/>
-              <w:ind w:left="0" w:right="0" w:firstLine="0" w:leftChars="0" w:rightChars="0" w:firstLineChars="0"/>
+              <w:ind w:left="0" w:leftChars="0" w:right="0" w:rightChars="0" w:firstLine="0" w:firstLineChars="0"/>
               <w:jc w:val="center"/>
               <w:textAlignment w:val="baseline"/>
               <w:rPr>
-                <w:rStyle w:val="Strong"/>
-                <w:rFonts w:ascii="微软雅黑" w:eastAsia="微软雅黑" w:hAnsi="微软雅黑" w:cs="微软雅黑" w:hint="default"/>
+                <w:rStyle w:val="25"/>
+                <w:rFonts w:hint="default" w:ascii="微软雅黑" w:hAnsi="微软雅黑" w:eastAsia="微软雅黑" w:cs="微软雅黑"/>
                 <w:b w:val="0"/>
                 <w:bCs/>
                 <w:i w:val="0"/>
@@ -2740,9 +2785,9 @@
           <w:tcPr>
             <w:tcW w:w="2036" w:type="dxa"/>
             <w:tcBorders>
-              <w:top w:val="single" w:sz="4" w:space="0" w:color="auto"/>
-              <w:left w:val="single" w:sz="4" w:space="0" w:color="auto"/>
-              <w:bottom w:val="single" w:sz="12" w:space="0" w:color="auto"/>
+              <w:top w:val="single" w:color="auto" w:sz="4" w:space="0"/>
+              <w:left w:val="single" w:color="auto" w:sz="4" w:space="0"/>
+              <w:bottom w:val="single" w:color="auto" w:sz="12" w:space="0"/>
               <w:right w:val="nil"/>
             </w:tcBorders>
             <w:tcMar>
@@ -2768,12 +2813,12 @@
               <w:adjustRightInd w:val="0"/>
               <w:snapToGrid w:val="0"/>
               <w:spacing w:line="240" w:lineRule="auto"/>
-              <w:ind w:left="0" w:right="0" w:firstLine="0" w:leftChars="0" w:rightChars="0" w:firstLineChars="0"/>
+              <w:ind w:left="0" w:leftChars="0" w:right="0" w:rightChars="0" w:firstLine="0" w:firstLineChars="0"/>
               <w:jc w:val="center"/>
               <w:textAlignment w:val="baseline"/>
               <w:rPr>
-                <w:rStyle w:val="Strong"/>
-                <w:rFonts w:ascii="微软雅黑" w:eastAsia="微软雅黑" w:hAnsi="微软雅黑" w:cs="微软雅黑" w:hint="default"/>
+                <w:rStyle w:val="25"/>
+                <w:rFonts w:hint="default" w:ascii="微软雅黑" w:hAnsi="微软雅黑" w:eastAsia="微软雅黑" w:cs="微软雅黑"/>
                 <w:b w:val="0"/>
                 <w:bCs/>
                 <w:i w:val="0"/>
@@ -2795,10 +2840,10 @@
           <w:tcPr>
             <w:tcW w:w="1205" w:type="dxa"/>
             <w:tcBorders>
-              <w:top w:val="single" w:sz="4" w:space="0" w:color="auto"/>
-              <w:left w:val="single" w:sz="4" w:space="0" w:color="auto"/>
-              <w:bottom w:val="single" w:sz="12" w:space="0" w:color="auto"/>
-              <w:right w:val="single" w:sz="12" w:space="0" w:color="auto"/>
+              <w:top w:val="single" w:color="auto" w:sz="4" w:space="0"/>
+              <w:left w:val="single" w:color="auto" w:sz="4" w:space="0"/>
+              <w:bottom w:val="single" w:color="auto" w:sz="12" w:space="0"/>
+              <w:right w:val="single" w:color="auto" w:sz="12" w:space="0"/>
             </w:tcBorders>
             <w:tcMar>
               <w:top w:w="-1" w:type="dxa"/>
@@ -2823,12 +2868,12 @@
               <w:adjustRightInd w:val="0"/>
               <w:snapToGrid w:val="0"/>
               <w:spacing w:line="240" w:lineRule="auto"/>
-              <w:ind w:left="0" w:right="0" w:firstLine="0" w:leftChars="0" w:rightChars="0" w:firstLineChars="0"/>
+              <w:ind w:left="0" w:leftChars="0" w:right="0" w:rightChars="0" w:firstLine="0" w:firstLineChars="0"/>
               <w:jc w:val="center"/>
               <w:textAlignment w:val="baseline"/>
               <w:rPr>
-                <w:rStyle w:val="Strong"/>
-                <w:rFonts w:ascii="微软雅黑" w:eastAsia="微软雅黑" w:hAnsi="微软雅黑" w:cs="微软雅黑" w:hint="default"/>
+                <w:rStyle w:val="25"/>
+                <w:rFonts w:hint="default" w:ascii="微软雅黑" w:hAnsi="微软雅黑" w:eastAsia="微软雅黑" w:cs="微软雅黑"/>
                 <w:b w:val="0"/>
                 <w:bCs/>
                 <w:i w:val="0"/>
@@ -2866,8 +2911,8 @@
       </w:pPr>
       <w:r>
         <w:rPr>
-          <w:rStyle w:val="Strong"/>
-          <w:rFonts w:ascii="微软雅黑" w:eastAsia="微软雅黑" w:hAnsi="微软雅黑" w:cs="微软雅黑" w:hint="default"/>
+          <w:rStyle w:val="25"/>
+          <w:rFonts w:hint="default" w:ascii="微软雅黑" w:hAnsi="微软雅黑" w:eastAsia="微软雅黑" w:cs="微软雅黑"/>
           <w:b w:val="0"/>
           <w:bCs/>
           <w:i w:val="0"/>
@@ -2887,7 +2932,7 @@
     <w:sdt>
       <w:sdtPr>
         <w:rPr>
-          <w:rFonts w:ascii="宋体" w:eastAsia="宋体" w:hAnsi="宋体" w:cs="Arial"/>
+          <w:rFonts w:ascii="宋体" w:hAnsi="宋体" w:eastAsia="宋体" w:cs="Arial"/>
           <w:snapToGrid w:val="0"/>
           <w:color w:val="000000"/>
           <w:kern w:val="0"/>
@@ -2903,7 +2948,7 @@
       </w:sdtPr>
       <w:sdtEndPr>
         <w:rPr>
-          <w:rFonts w:ascii="宋体" w:eastAsia="宋体" w:hAnsi="宋体" w:cs="Arial"/>
+          <w:rFonts w:ascii="宋体" w:hAnsi="宋体" w:eastAsia="宋体" w:cs="Arial"/>
           <w:snapToGrid w:val="0"/>
           <w:color w:val="000000"/>
           <w:kern w:val="0"/>
@@ -2916,12 +2961,12 @@
         <w:p>
           <w:pPr>
             <w:spacing w:before="0" w:beforeLines="0" w:after="0" w:afterLines="0" w:line="240" w:lineRule="auto"/>
-            <w:ind w:left="0" w:right="0" w:firstLine="0" w:leftChars="0" w:rightChars="0" w:firstLineChars="0"/>
+            <w:ind w:left="0" w:leftChars="0" w:right="0" w:rightChars="0" w:firstLine="0" w:firstLineChars="0"/>
             <w:jc w:val="center"/>
           </w:pPr>
           <w:r>
             <w:rPr>
-              <w:rFonts w:ascii="宋体" w:eastAsia="宋体" w:hAnsi="宋体"/>
+              <w:rFonts w:ascii="宋体" w:hAnsi="宋体" w:eastAsia="宋体"/>
               <w:sz w:val="21"/>
             </w:rPr>
             <w:t>目录</w:t>
@@ -2929,7 +2974,7 @@
         </w:p>
         <w:p>
           <w:pPr>
-            <w:pStyle w:val="TOC1"/>
+            <w:pStyle w:val="16"/>
             <w:tabs>
               <w:tab w:val="right" w:leader="dot" w:pos="8306"/>
             </w:tabs>
@@ -2983,7 +3028,7 @@
         </w:p>
         <w:p>
           <w:pPr>
-            <w:pStyle w:val="TOC1"/>
+            <w:pStyle w:val="16"/>
             <w:tabs>
               <w:tab w:val="right" w:leader="dot" w:pos="8306"/>
             </w:tabs>
@@ -3028,7 +3073,7 @@
         </w:p>
         <w:p>
           <w:pPr>
-            <w:pStyle w:val="TOC1"/>
+            <w:pStyle w:val="16"/>
             <w:tabs>
               <w:tab w:val="right" w:leader="dot" w:pos="8306"/>
             </w:tabs>
@@ -3073,7 +3118,7 @@
         </w:p>
         <w:p>
           <w:pPr>
-            <w:pStyle w:val="TOC2"/>
+            <w:pStyle w:val="18"/>
             <w:tabs>
               <w:tab w:val="right" w:leader="dot" w:pos="8306"/>
             </w:tabs>
@@ -3118,7 +3163,7 @@
         </w:p>
         <w:p>
           <w:pPr>
-            <w:pStyle w:val="TOC2"/>
+            <w:pStyle w:val="18"/>
             <w:tabs>
               <w:tab w:val="right" w:leader="dot" w:pos="8306"/>
             </w:tabs>
@@ -3137,7 +3182,7 @@
               <w:rFonts w:hint="default"/>
               <w:lang w:val="en-US" w:eastAsia="zh-CN"/>
             </w:rPr>
-            <w:t>3.2. 产品产品质量部</w:t>
+            <w:t>3.2. 产品质量部</w:t>
           </w:r>
           <w:r>
             <w:tab/>
@@ -3163,7 +3208,7 @@
         </w:p>
         <w:p>
           <w:pPr>
-            <w:pStyle w:val="TOC2"/>
+            <w:pStyle w:val="18"/>
             <w:tabs>
               <w:tab w:val="right" w:leader="dot" w:pos="8306"/>
             </w:tabs>
@@ -3208,7 +3253,7 @@
         </w:p>
         <w:p>
           <w:pPr>
-            <w:pStyle w:val="TOC1"/>
+            <w:pStyle w:val="16"/>
             <w:tabs>
               <w:tab w:val="right" w:leader="dot" w:pos="8306"/>
             </w:tabs>
@@ -3253,7 +3298,7 @@
         </w:p>
         <w:p>
           <w:pPr>
-            <w:pStyle w:val="TOC2"/>
+            <w:pStyle w:val="18"/>
             <w:tabs>
               <w:tab w:val="right" w:leader="dot" w:pos="8306"/>
             </w:tabs>
@@ -3298,7 +3343,7 @@
         </w:p>
         <w:p>
           <w:pPr>
-            <w:pStyle w:val="TOC2"/>
+            <w:pStyle w:val="18"/>
             <w:tabs>
               <w:tab w:val="right" w:leader="dot" w:pos="8306"/>
             </w:tabs>
@@ -3343,7 +3388,7 @@
         </w:p>
         <w:p>
           <w:pPr>
-            <w:pStyle w:val="TOC2"/>
+            <w:pStyle w:val="18"/>
             <w:tabs>
               <w:tab w:val="right" w:leader="dot" w:pos="8306"/>
             </w:tabs>
@@ -3388,7 +3433,7 @@
         </w:p>
         <w:p>
           <w:pPr>
-            <w:pStyle w:val="TOC2"/>
+            <w:pStyle w:val="18"/>
             <w:tabs>
               <w:tab w:val="right" w:leader="dot" w:pos="8306"/>
             </w:tabs>
@@ -3433,7 +3478,7 @@
         </w:p>
         <w:p>
           <w:pPr>
-            <w:pStyle w:val="TOC2"/>
+            <w:pStyle w:val="18"/>
             <w:tabs>
               <w:tab w:val="right" w:leader="dot" w:pos="8306"/>
             </w:tabs>
@@ -3478,7 +3523,7 @@
         </w:p>
         <w:p>
           <w:pPr>
-            <w:pStyle w:val="TOC1"/>
+            <w:pStyle w:val="16"/>
             <w:tabs>
               <w:tab w:val="right" w:leader="dot" w:pos="8306"/>
             </w:tabs>
@@ -3523,7 +3568,7 @@
         </w:p>
         <w:p>
           <w:pPr>
-            <w:pStyle w:val="TOC1"/>
+            <w:pStyle w:val="16"/>
             <w:tabs>
               <w:tab w:val="right" w:leader="dot" w:pos="8306"/>
             </w:tabs>
@@ -3568,7 +3613,7 @@
         </w:p>
         <w:p>
           <w:pPr>
-            <w:pStyle w:val="TOC2"/>
+            <w:pStyle w:val="18"/>
             <w:tabs>
               <w:tab w:val="right" w:leader="dot" w:pos="8306"/>
             </w:tabs>
@@ -3613,7 +3658,7 @@
         </w:p>
         <w:p>
           <w:pPr>
-            <w:pStyle w:val="TOC2"/>
+            <w:pStyle w:val="18"/>
             <w:tabs>
               <w:tab w:val="right" w:leader="dot" w:pos="8306"/>
             </w:tabs>
@@ -3658,7 +3703,7 @@
         </w:p>
         <w:p>
           <w:pPr>
-            <w:pStyle w:val="TOC2"/>
+            <w:pStyle w:val="18"/>
             <w:tabs>
               <w:tab w:val="right" w:leader="dot" w:pos="8306"/>
             </w:tabs>
@@ -3703,7 +3748,7 @@
         </w:p>
         <w:p>
           <w:pPr>
-            <w:pStyle w:val="TOC1"/>
+            <w:pStyle w:val="16"/>
             <w:tabs>
               <w:tab w:val="right" w:leader="dot" w:pos="8306"/>
             </w:tabs>
@@ -3757,7 +3802,7 @@
       <w:pPr>
         <w:jc w:val="center"/>
         <w:rPr>
-          <w:rFonts w:eastAsia="宋体" w:hint="eastAsia"/>
+          <w:rFonts w:hint="eastAsia" w:eastAsia="宋体"/>
           <w:lang w:val="en-US" w:eastAsia="zh-CN"/>
         </w:rPr>
       </w:pPr>
@@ -3771,7 +3816,7 @@
     </w:p>
     <w:p>
       <w:pPr>
-        <w:pStyle w:val="TableofFigures"/>
+        <w:pStyle w:val="17"/>
         <w:tabs>
           <w:tab w:val="right" w:leader="dot" w:pos="8306"/>
         </w:tabs>
@@ -3780,7 +3825,7 @@
         <w:fldChar w:fldCharType="begin"/>
       </w:r>
       <w:r>
-        <w:instrText>TOC \h \c "表"</w:instrText>
+        <w:instrText xml:space="preserve">TOC \h \c "表"</w:instrText>
       </w:r>
       <w:r>
         <w:fldChar w:fldCharType="separate"/>
@@ -3856,7 +3901,7 @@
     </w:p>
     <w:p>
       <w:pPr>
-        <w:pStyle w:val="TableofFigures"/>
+        <w:pStyle w:val="17"/>
         <w:tabs>
           <w:tab w:val="right" w:leader="dot" w:pos="8306"/>
         </w:tabs>
@@ -3937,7 +3982,7 @@
     </w:p>
     <w:p>
       <w:pPr>
-        <w:pStyle w:val="1"/>
+        <w:pStyle w:val="30"/>
         <w:bidi w:val="0"/>
         <w:rPr>
           <w:rFonts w:hint="default"/>
@@ -3951,8 +3996,8 @@
         </w:rPr>
         <w:br w:type="page"/>
       </w:r>
-      <w:bookmarkStart w:id="1" w:name="_Toc2266"/>
-      <w:bookmarkStart w:id="2" w:name="_Toc7436"/>
+      <w:bookmarkStart w:id="1" w:name="_Toc7436"/>
+      <w:bookmarkStart w:id="2" w:name="_Toc2266"/>
       <w:r>
         <w:rPr>
           <w:rFonts w:hint="default"/>
@@ -3965,7 +4010,7 @@
     </w:p>
     <w:p>
       <w:pPr>
-        <w:pStyle w:val="a1"/>
+        <w:pStyle w:val="31"/>
         <w:bidi w:val="0"/>
         <w:rPr>
           <w:rFonts w:hint="default"/>
@@ -3982,15 +4027,15 @@
     </w:p>
     <w:p>
       <w:pPr>
-        <w:pStyle w:val="1"/>
-        <w:bidi w:val="0"/>
-        <w:rPr>
-          <w:rFonts w:hint="default"/>
-          <w:lang w:val="en-US" w:eastAsia="zh-CN"/>
-        </w:rPr>
-      </w:pPr>
-      <w:bookmarkStart w:id="3" w:name="_Toc441"/>
-      <w:bookmarkStart w:id="4" w:name="_Toc28460"/>
+        <w:pStyle w:val="30"/>
+        <w:bidi w:val="0"/>
+        <w:rPr>
+          <w:rFonts w:hint="default"/>
+          <w:lang w:val="en-US" w:eastAsia="zh-CN"/>
+        </w:rPr>
+      </w:pPr>
+      <w:bookmarkStart w:id="3" w:name="_Toc28460"/>
+      <w:bookmarkStart w:id="4" w:name="_Toc441"/>
       <w:r>
         <w:rPr>
           <w:rFonts w:hint="default"/>
@@ -4003,7 +4048,7 @@
     </w:p>
     <w:p>
       <w:pPr>
-        <w:pStyle w:val="a1"/>
+        <w:pStyle w:val="31"/>
         <w:bidi w:val="0"/>
         <w:rPr>
           <w:rFonts w:hint="default"/>
@@ -4020,7 +4065,7 @@
     </w:p>
     <w:p>
       <w:pPr>
-        <w:pStyle w:val="1"/>
+        <w:pStyle w:val="30"/>
         <w:bidi w:val="0"/>
         <w:rPr>
           <w:rFonts w:hint="default"/>
@@ -4041,7 +4086,7 @@
     </w:p>
     <w:p>
       <w:pPr>
-        <w:pStyle w:val="2"/>
+        <w:pStyle w:val="32"/>
         <w:bidi w:val="0"/>
         <w:rPr>
           <w:rFonts w:hint="default"/>
@@ -4062,7 +4107,7 @@
     </w:p>
     <w:p>
       <w:pPr>
-        <w:pStyle w:val="a3"/>
+        <w:pStyle w:val="41"/>
         <w:bidi w:val="0"/>
         <w:rPr>
           <w:rFonts w:hint="default"/>
@@ -4079,7 +4124,7 @@
     </w:p>
     <w:p>
       <w:pPr>
-        <w:pStyle w:val="a3"/>
+        <w:pStyle w:val="41"/>
         <w:bidi w:val="0"/>
         <w:rPr>
           <w:rFonts w:hint="default"/>
@@ -4096,24 +4141,24 @@
     </w:p>
     <w:p>
       <w:pPr>
-        <w:pStyle w:val="a3"/>
-        <w:bidi w:val="0"/>
-        <w:rPr>
-          <w:rFonts w:hint="default"/>
-          <w:lang w:val="en-US" w:eastAsia="zh-CN"/>
-        </w:rPr>
-      </w:pPr>
-      <w:r>
-        <w:rPr>
-          <w:rFonts w:hint="default"/>
-          <w:lang w:val="en-US" w:eastAsia="zh-CN"/>
-        </w:rPr>
-        <w:t>将《客户投诉及处理记录表》及时转交产品产品质量部和被投诉部门/个人。</w:t>
-      </w:r>
-    </w:p>
-    <w:p>
-      <w:pPr>
-        <w:pStyle w:val="a3"/>
+        <w:pStyle w:val="41"/>
+        <w:bidi w:val="0"/>
+        <w:rPr>
+          <w:rFonts w:hint="default"/>
+          <w:lang w:val="en-US" w:eastAsia="zh-CN"/>
+        </w:rPr>
+      </w:pPr>
+      <w:r>
+        <w:rPr>
+          <w:rFonts w:hint="default"/>
+          <w:lang w:val="en-US" w:eastAsia="zh-CN"/>
+        </w:rPr>
+        <w:t>将《客户投诉及处理记录表》及时转交产品质量部和被投诉部门/个人。</w:t>
+      </w:r>
+    </w:p>
+    <w:p>
+      <w:pPr>
+        <w:pStyle w:val="41"/>
         <w:bidi w:val="0"/>
         <w:rPr>
           <w:rFonts w:hint="default"/>
@@ -4130,7 +4175,7 @@
     </w:p>
     <w:p>
       <w:pPr>
-        <w:pStyle w:val="a3"/>
+        <w:pStyle w:val="41"/>
         <w:bidi w:val="0"/>
         <w:rPr>
           <w:rFonts w:hint="default"/>
@@ -4147,7 +4192,7 @@
     </w:p>
     <w:p>
       <w:pPr>
-        <w:pStyle w:val="a3"/>
+        <w:pStyle w:val="41"/>
         <w:bidi w:val="0"/>
         <w:rPr>
           <w:rFonts w:hint="default"/>
@@ -4164,7 +4209,7 @@
     </w:p>
     <w:p>
       <w:pPr>
-        <w:pStyle w:val="2"/>
+        <w:pStyle w:val="32"/>
         <w:bidi w:val="0"/>
         <w:rPr>
           <w:rFonts w:hint="default"/>
@@ -4178,14 +4223,14 @@
           <w:rFonts w:hint="default"/>
           <w:lang w:val="en-US" w:eastAsia="zh-CN"/>
         </w:rPr>
-        <w:t>产品产品质量部</w:t>
+        <w:t>产品质量部</w:t>
       </w:r>
       <w:bookmarkEnd w:id="9"/>
       <w:bookmarkEnd w:id="10"/>
     </w:p>
     <w:p>
       <w:pPr>
-        <w:pStyle w:val="a3"/>
+        <w:pStyle w:val="41"/>
         <w:bidi w:val="0"/>
         <w:rPr>
           <w:rFonts w:hint="default"/>
@@ -4202,7 +4247,7 @@
     </w:p>
     <w:p>
       <w:pPr>
-        <w:pStyle w:val="a3"/>
+        <w:pStyle w:val="41"/>
         <w:bidi w:val="0"/>
         <w:rPr>
           <w:rFonts w:hint="default"/>
@@ -4219,7 +4264,7 @@
     </w:p>
     <w:p>
       <w:pPr>
-        <w:pStyle w:val="a3"/>
+        <w:pStyle w:val="41"/>
         <w:bidi w:val="0"/>
         <w:rPr>
           <w:rFonts w:hint="default"/>
@@ -4236,7 +4281,7 @@
     </w:p>
     <w:p>
       <w:pPr>
-        <w:pStyle w:val="a3"/>
+        <w:pStyle w:val="41"/>
         <w:bidi w:val="0"/>
         <w:rPr>
           <w:rFonts w:hint="default"/>
@@ -4253,7 +4298,7 @@
     </w:p>
     <w:p>
       <w:pPr>
-        <w:pStyle w:val="a3"/>
+        <w:pStyle w:val="41"/>
         <w:bidi w:val="0"/>
         <w:rPr>
           <w:rFonts w:hint="default"/>
@@ -4270,7 +4315,7 @@
     </w:p>
     <w:p>
       <w:pPr>
-        <w:pStyle w:val="a3"/>
+        <w:pStyle w:val="41"/>
         <w:bidi w:val="0"/>
         <w:rPr>
           <w:rFonts w:hint="default"/>
@@ -4287,7 +4332,7 @@
     </w:p>
     <w:p>
       <w:pPr>
-        <w:pStyle w:val="a3"/>
+        <w:pStyle w:val="41"/>
         <w:bidi w:val="0"/>
         <w:rPr>
           <w:rFonts w:hint="default"/>
@@ -4304,15 +4349,15 @@
     </w:p>
     <w:p>
       <w:pPr>
-        <w:pStyle w:val="2"/>
-        <w:bidi w:val="0"/>
-        <w:rPr>
-          <w:rFonts w:hint="default"/>
-          <w:lang w:val="en-US" w:eastAsia="zh-CN"/>
-        </w:rPr>
-      </w:pPr>
-      <w:bookmarkStart w:id="11" w:name="_Toc8347"/>
-      <w:bookmarkStart w:id="12" w:name="_Toc5232"/>
+        <w:pStyle w:val="32"/>
+        <w:bidi w:val="0"/>
+        <w:rPr>
+          <w:rFonts w:hint="default"/>
+          <w:lang w:val="en-US" w:eastAsia="zh-CN"/>
+        </w:rPr>
+      </w:pPr>
+      <w:bookmarkStart w:id="11" w:name="_Toc5232"/>
+      <w:bookmarkStart w:id="12" w:name="_Toc8347"/>
       <w:r>
         <w:rPr>
           <w:rFonts w:hint="default"/>
@@ -4325,7 +4370,7 @@
     </w:p>
     <w:p>
       <w:pPr>
-        <w:pStyle w:val="a3"/>
+        <w:pStyle w:val="41"/>
         <w:bidi w:val="0"/>
         <w:rPr>
           <w:rFonts w:hint="default"/>
@@ -4342,7 +4387,7 @@
     </w:p>
     <w:p>
       <w:pPr>
-        <w:pStyle w:val="a3"/>
+        <w:pStyle w:val="41"/>
         <w:bidi w:val="0"/>
         <w:rPr>
           <w:rFonts w:hint="default"/>
@@ -4359,7 +4404,7 @@
     </w:p>
     <w:p>
       <w:pPr>
-        <w:pStyle w:val="a3"/>
+        <w:pStyle w:val="41"/>
         <w:bidi w:val="0"/>
         <w:rPr>
           <w:rFonts w:hint="default"/>
@@ -4376,7 +4421,7 @@
     </w:p>
     <w:p>
       <w:pPr>
-        <w:pStyle w:val="a3"/>
+        <w:pStyle w:val="41"/>
         <w:bidi w:val="0"/>
         <w:rPr>
           <w:rFonts w:hint="default"/>
@@ -4393,24 +4438,24 @@
     </w:p>
     <w:p>
       <w:pPr>
-        <w:pStyle w:val="a3"/>
-        <w:bidi w:val="0"/>
-        <w:rPr>
-          <w:rFonts w:hint="default"/>
-          <w:lang w:val="en-US" w:eastAsia="zh-CN"/>
-        </w:rPr>
-      </w:pPr>
-      <w:r>
-        <w:rPr>
-          <w:rFonts w:hint="default"/>
-          <w:lang w:val="en-US" w:eastAsia="zh-CN"/>
-        </w:rPr>
-        <w:t>将处理结果及时反馈给产品产品质量部和服务台。</w:t>
-      </w:r>
-    </w:p>
-    <w:p>
-      <w:pPr>
-        <w:pStyle w:val="a3"/>
+        <w:pStyle w:val="41"/>
+        <w:bidi w:val="0"/>
+        <w:rPr>
+          <w:rFonts w:hint="default"/>
+          <w:lang w:val="en-US" w:eastAsia="zh-CN"/>
+        </w:rPr>
+      </w:pPr>
+      <w:r>
+        <w:rPr>
+          <w:rFonts w:hint="default"/>
+          <w:lang w:val="en-US" w:eastAsia="zh-CN"/>
+        </w:rPr>
+        <w:t>将处理结果及时反馈给产品质量部和服务台。</w:t>
+      </w:r>
+    </w:p>
+    <w:p>
+      <w:pPr>
+        <w:pStyle w:val="41"/>
         <w:bidi w:val="0"/>
         <w:rPr>
           <w:rFonts w:hint="default"/>
@@ -4427,7 +4472,7 @@
     </w:p>
     <w:p>
       <w:pPr>
-        <w:pStyle w:val="a3"/>
+        <w:pStyle w:val="41"/>
         <w:bidi w:val="0"/>
         <w:rPr>
           <w:rFonts w:hint="default"/>
@@ -4444,7 +4489,7 @@
     </w:p>
     <w:p>
       <w:pPr>
-        <w:pStyle w:val="1"/>
+        <w:pStyle w:val="30"/>
         <w:bidi w:val="0"/>
         <w:rPr>
           <w:rFonts w:hint="default"/>
@@ -4465,15 +4510,15 @@
     </w:p>
     <w:p>
       <w:pPr>
-        <w:pStyle w:val="2"/>
-        <w:bidi w:val="0"/>
-        <w:rPr>
-          <w:rFonts w:hint="default"/>
-          <w:lang w:val="en-US" w:eastAsia="zh-CN"/>
-        </w:rPr>
-      </w:pPr>
-      <w:bookmarkStart w:id="15" w:name="_Toc13514"/>
-      <w:bookmarkStart w:id="16" w:name="_Toc14677"/>
+        <w:pStyle w:val="32"/>
+        <w:bidi w:val="0"/>
+        <w:rPr>
+          <w:rFonts w:hint="default"/>
+          <w:lang w:val="en-US" w:eastAsia="zh-CN"/>
+        </w:rPr>
+      </w:pPr>
+      <w:bookmarkStart w:id="15" w:name="_Toc14677"/>
+      <w:bookmarkStart w:id="16" w:name="_Toc13514"/>
       <w:r>
         <w:rPr>
           <w:rFonts w:hint="default"/>
@@ -4486,7 +4531,7 @@
     </w:p>
     <w:p>
       <w:pPr>
-        <w:pStyle w:val="a3"/>
+        <w:pStyle w:val="41"/>
         <w:bidi w:val="0"/>
         <w:rPr>
           <w:rFonts w:hint="default"/>
@@ -4503,7 +4548,7 @@
     </w:p>
     <w:p>
       <w:pPr>
-        <w:pStyle w:val="a3"/>
+        <w:pStyle w:val="41"/>
         <w:bidi w:val="0"/>
         <w:rPr>
           <w:rFonts w:hint="default"/>
@@ -4520,24 +4565,33 @@
     </w:p>
     <w:p>
       <w:pPr>
-        <w:pStyle w:val="a3"/>
-        <w:bidi w:val="0"/>
-        <w:rPr>
-          <w:rFonts w:hint="default"/>
-          <w:lang w:val="en-US" w:eastAsia="zh-CN"/>
-        </w:rPr>
-      </w:pPr>
-      <w:r>
-        <w:rPr>
-          <w:rFonts w:hint="default"/>
-          <w:lang w:val="en-US" w:eastAsia="zh-CN"/>
-        </w:rPr>
-        <w:t>投诉邮箱：service@tuyun.com</w:t>
-      </w:r>
-    </w:p>
-    <w:p>
-      <w:pPr>
-        <w:pStyle w:val="a3"/>
+        <w:pStyle w:val="41"/>
+        <w:bidi w:val="0"/>
+        <w:rPr>
+          <w:rFonts w:hint="default"/>
+          <w:lang w:val="en-US" w:eastAsia="zh-CN"/>
+        </w:rPr>
+      </w:pPr>
+      <w:r>
+        <w:rPr>
+          <w:rFonts w:hint="default"/>
+          <w:lang w:val="en-US" w:eastAsia="zh-CN"/>
+        </w:rPr>
+        <w:t>投诉邮箱：</w:t>
+      </w:r>
+      <w:bookmarkStart w:id="40" w:name="_GoBack"/>
+      <w:bookmarkEnd w:id="40"/>
+      <w:r>
+        <w:rPr>
+          <w:rFonts w:hint="default"/>
+          <w:lang w:val="en-US" w:eastAsia="zh-CN"/>
+        </w:rPr>
+        <w:t>443457688@qq.com</w:t>
+      </w:r>
+    </w:p>
+    <w:p>
+      <w:pPr>
+        <w:pStyle w:val="41"/>
         <w:bidi w:val="0"/>
         <w:rPr>
           <w:rFonts w:hint="default"/>
@@ -4554,7 +4608,7 @@
     </w:p>
     <w:p>
       <w:pPr>
-        <w:pStyle w:val="a3"/>
+        <w:pStyle w:val="41"/>
         <w:bidi w:val="0"/>
         <w:rPr>
           <w:rFonts w:hint="default"/>
@@ -4571,7 +4625,7 @@
     </w:p>
     <w:p>
       <w:pPr>
-        <w:pStyle w:val="a3"/>
+        <w:pStyle w:val="41"/>
         <w:bidi w:val="0"/>
         <w:rPr>
           <w:rFonts w:hint="default"/>
@@ -4588,7 +4642,7 @@
     </w:p>
     <w:p>
       <w:pPr>
-        <w:pStyle w:val="a3"/>
+        <w:pStyle w:val="41"/>
         <w:bidi w:val="0"/>
         <w:rPr>
           <w:rFonts w:hint="default"/>
@@ -4605,7 +4659,7 @@
     </w:p>
     <w:p>
       <w:pPr>
-        <w:pStyle w:val="a3"/>
+        <w:pStyle w:val="41"/>
         <w:bidi w:val="0"/>
         <w:rPr>
           <w:rFonts w:hint="default"/>
@@ -4622,7 +4676,7 @@
     </w:p>
     <w:p>
       <w:pPr>
-        <w:pStyle w:val="a3"/>
+        <w:pStyle w:val="41"/>
         <w:bidi w:val="0"/>
         <w:rPr>
           <w:rFonts w:hint="default"/>
@@ -4639,32 +4693,32 @@
     </w:p>
     <w:p>
       <w:pPr>
-        <w:pStyle w:val="a3"/>
-        <w:bidi w:val="0"/>
-        <w:rPr>
-          <w:rFonts w:hint="default"/>
-          <w:lang w:val="en-US" w:eastAsia="zh-CN"/>
-        </w:rPr>
-      </w:pPr>
-      <w:r>
-        <w:rPr>
-          <w:rFonts w:hint="default"/>
-          <w:lang w:val="en-US" w:eastAsia="zh-CN"/>
-        </w:rPr>
-        <w:t>将《客户投诉及处理记录表》在1小时内转发给产品产品质量部和被投诉部门/个人。</w:t>
-      </w:r>
-    </w:p>
-    <w:p>
-      <w:pPr>
-        <w:pStyle w:val="2"/>
-        <w:bidi w:val="0"/>
-        <w:rPr>
-          <w:rFonts w:hint="default"/>
-          <w:lang w:val="en-US" w:eastAsia="zh-CN"/>
-        </w:rPr>
-      </w:pPr>
-      <w:bookmarkStart w:id="17" w:name="_Toc10140"/>
-      <w:bookmarkStart w:id="18" w:name="_Toc7892"/>
+        <w:pStyle w:val="41"/>
+        <w:bidi w:val="0"/>
+        <w:rPr>
+          <w:rFonts w:hint="default"/>
+          <w:lang w:val="en-US" w:eastAsia="zh-CN"/>
+        </w:rPr>
+      </w:pPr>
+      <w:r>
+        <w:rPr>
+          <w:rFonts w:hint="default"/>
+          <w:lang w:val="en-US" w:eastAsia="zh-CN"/>
+        </w:rPr>
+        <w:t>将《客户投诉及处理记录表》在1小时内转发给产品质量部和被投诉部门/个人。</w:t>
+      </w:r>
+    </w:p>
+    <w:p>
+      <w:pPr>
+        <w:pStyle w:val="32"/>
+        <w:bidi w:val="0"/>
+        <w:rPr>
+          <w:rFonts w:hint="default"/>
+          <w:lang w:val="en-US" w:eastAsia="zh-CN"/>
+        </w:rPr>
+      </w:pPr>
+      <w:bookmarkStart w:id="17" w:name="_Toc7892"/>
+      <w:bookmarkStart w:id="18" w:name="_Toc10140"/>
       <w:r>
         <w:rPr>
           <w:rFonts w:hint="default"/>
@@ -4677,7 +4731,7 @@
     </w:p>
     <w:p>
       <w:pPr>
-        <w:pStyle w:val="a3"/>
+        <w:pStyle w:val="41"/>
         <w:bidi w:val="0"/>
         <w:rPr>
           <w:rFonts w:hint="default"/>
@@ -4694,7 +4748,7 @@
     </w:p>
     <w:p>
       <w:pPr>
-        <w:pStyle w:val="a3"/>
+        <w:pStyle w:val="41"/>
         <w:bidi w:val="0"/>
         <w:rPr>
           <w:rFonts w:hint="default"/>
@@ -4711,7 +4765,7 @@
     </w:p>
     <w:p>
       <w:pPr>
-        <w:pStyle w:val="a3"/>
+        <w:pStyle w:val="41"/>
         <w:bidi w:val="0"/>
         <w:rPr>
           <w:rFonts w:hint="default"/>
@@ -4728,7 +4782,7 @@
     </w:p>
     <w:p>
       <w:pPr>
-        <w:pStyle w:val="a3"/>
+        <w:pStyle w:val="41"/>
         <w:bidi w:val="0"/>
         <w:rPr>
           <w:rFonts w:hint="default"/>
@@ -4745,7 +4799,7 @@
     </w:p>
     <w:p>
       <w:pPr>
-        <w:pStyle w:val="a3"/>
+        <w:pStyle w:val="41"/>
         <w:bidi w:val="0"/>
         <w:rPr>
           <w:rFonts w:hint="default"/>
@@ -4762,32 +4816,32 @@
     </w:p>
     <w:p>
       <w:pPr>
-        <w:pStyle w:val="a3"/>
-        <w:bidi w:val="0"/>
-        <w:rPr>
-          <w:rFonts w:hint="default"/>
-          <w:lang w:val="en-US" w:eastAsia="zh-CN"/>
-        </w:rPr>
-      </w:pPr>
-      <w:r>
-        <w:rPr>
-          <w:rFonts w:hint="default"/>
-          <w:lang w:val="en-US" w:eastAsia="zh-CN"/>
-        </w:rPr>
-        <w:t>将调查分析结果和处理方案填写在《客户投诉及处理记录表》中，反馈给产品产品质量部和服务台。</w:t>
-      </w:r>
-    </w:p>
-    <w:p>
-      <w:pPr>
-        <w:pStyle w:val="2"/>
-        <w:bidi w:val="0"/>
-        <w:rPr>
-          <w:rFonts w:hint="default"/>
-          <w:lang w:val="en-US" w:eastAsia="zh-CN"/>
-        </w:rPr>
-      </w:pPr>
-      <w:bookmarkStart w:id="19" w:name="_Toc12719"/>
-      <w:bookmarkStart w:id="20" w:name="_Toc29879"/>
+        <w:pStyle w:val="41"/>
+        <w:bidi w:val="0"/>
+        <w:rPr>
+          <w:rFonts w:hint="default"/>
+          <w:lang w:val="en-US" w:eastAsia="zh-CN"/>
+        </w:rPr>
+      </w:pPr>
+      <w:r>
+        <w:rPr>
+          <w:rFonts w:hint="default"/>
+          <w:lang w:val="en-US" w:eastAsia="zh-CN"/>
+        </w:rPr>
+        <w:t>将调查分析结果和处理方案填写在《客户投诉及处理记录表》中，反馈给产品质量部和服务台。</w:t>
+      </w:r>
+    </w:p>
+    <w:p>
+      <w:pPr>
+        <w:pStyle w:val="32"/>
+        <w:bidi w:val="0"/>
+        <w:rPr>
+          <w:rFonts w:hint="default"/>
+          <w:lang w:val="en-US" w:eastAsia="zh-CN"/>
+        </w:rPr>
+      </w:pPr>
+      <w:bookmarkStart w:id="19" w:name="_Toc29879"/>
+      <w:bookmarkStart w:id="20" w:name="_Toc12719"/>
       <w:r>
         <w:rPr>
           <w:rFonts w:hint="default"/>
@@ -4800,7 +4854,7 @@
     </w:p>
     <w:p>
       <w:pPr>
-        <w:pStyle w:val="a3"/>
+        <w:pStyle w:val="41"/>
         <w:bidi w:val="0"/>
         <w:rPr>
           <w:rFonts w:hint="default"/>
@@ -4817,7 +4871,7 @@
     </w:p>
     <w:p>
       <w:pPr>
-        <w:pStyle w:val="a3"/>
+        <w:pStyle w:val="41"/>
         <w:bidi w:val="0"/>
         <w:rPr>
           <w:rFonts w:hint="default"/>
@@ -4834,7 +4888,7 @@
     </w:p>
     <w:p>
       <w:pPr>
-        <w:pStyle w:val="a3"/>
+        <w:pStyle w:val="41"/>
         <w:bidi w:val="0"/>
         <w:rPr>
           <w:rFonts w:hint="default"/>
@@ -4851,7 +4905,7 @@
     </w:p>
     <w:p>
       <w:pPr>
-        <w:pStyle w:val="a3"/>
+        <w:pStyle w:val="41"/>
         <w:bidi w:val="0"/>
         <w:rPr>
           <w:rFonts w:hint="default"/>
@@ -4868,24 +4922,24 @@
     </w:p>
     <w:p>
       <w:pPr>
-        <w:pStyle w:val="a3"/>
-        <w:bidi w:val="0"/>
-        <w:rPr>
-          <w:rFonts w:hint="default"/>
-          <w:lang w:val="en-US" w:eastAsia="zh-CN"/>
-        </w:rPr>
-      </w:pPr>
-      <w:r>
-        <w:rPr>
-          <w:rFonts w:hint="default"/>
-          <w:lang w:val="en-US" w:eastAsia="zh-CN"/>
-        </w:rPr>
-        <w:t>将处理结果反馈给产品产品质量部和服务台。</w:t>
-      </w:r>
-    </w:p>
-    <w:p>
-      <w:pPr>
-        <w:pStyle w:val="a3"/>
+        <w:pStyle w:val="41"/>
+        <w:bidi w:val="0"/>
+        <w:rPr>
+          <w:rFonts w:hint="default"/>
+          <w:lang w:val="en-US" w:eastAsia="zh-CN"/>
+        </w:rPr>
+      </w:pPr>
+      <w:r>
+        <w:rPr>
+          <w:rFonts w:hint="default"/>
+          <w:lang w:val="en-US" w:eastAsia="zh-CN"/>
+        </w:rPr>
+        <w:t>将处理结果反馈给产品质量部和服务台。</w:t>
+      </w:r>
+    </w:p>
+    <w:p>
+      <w:pPr>
+        <w:pStyle w:val="41"/>
         <w:bidi w:val="0"/>
         <w:rPr>
           <w:rFonts w:hint="default"/>
@@ -4902,7 +4956,7 @@
     </w:p>
     <w:p>
       <w:pPr>
-        <w:pStyle w:val="2"/>
+        <w:pStyle w:val="32"/>
         <w:bidi w:val="0"/>
         <w:rPr>
           <w:rFonts w:hint="default"/>
@@ -4923,7 +4977,7 @@
     </w:p>
     <w:p>
       <w:pPr>
-        <w:pStyle w:val="a3"/>
+        <w:pStyle w:val="41"/>
         <w:bidi w:val="0"/>
         <w:rPr>
           <w:rFonts w:hint="default"/>
@@ -4940,7 +4994,7 @@
     </w:p>
     <w:p>
       <w:pPr>
-        <w:pStyle w:val="a3"/>
+        <w:pStyle w:val="41"/>
         <w:bidi w:val="0"/>
         <w:rPr>
           <w:rFonts w:hint="default"/>
@@ -4957,7 +5011,7 @@
     </w:p>
     <w:p>
       <w:pPr>
-        <w:pStyle w:val="a3"/>
+        <w:pStyle w:val="41"/>
         <w:bidi w:val="0"/>
         <w:rPr>
           <w:rFonts w:hint="default"/>
@@ -4974,7 +5028,7 @@
     </w:p>
     <w:p>
       <w:pPr>
-        <w:pStyle w:val="a3"/>
+        <w:pStyle w:val="41"/>
         <w:bidi w:val="0"/>
         <w:rPr>
           <w:rFonts w:hint="default"/>
@@ -4991,7 +5045,7 @@
     </w:p>
     <w:p>
       <w:pPr>
-        <w:pStyle w:val="a3"/>
+        <w:pStyle w:val="41"/>
         <w:bidi w:val="0"/>
         <w:rPr>
           <w:rFonts w:hint="default"/>
@@ -5008,7 +5062,7 @@
     </w:p>
     <w:p>
       <w:pPr>
-        <w:pStyle w:val="a3"/>
+        <w:pStyle w:val="41"/>
         <w:bidi w:val="0"/>
         <w:rPr>
           <w:rFonts w:hint="default"/>
@@ -5025,7 +5079,7 @@
     </w:p>
     <w:p>
       <w:pPr>
-        <w:pStyle w:val="a3"/>
+        <w:pStyle w:val="41"/>
         <w:bidi w:val="0"/>
         <w:rPr>
           <w:rFonts w:hint="default"/>
@@ -5042,7 +5096,7 @@
     </w:p>
     <w:p>
       <w:pPr>
-        <w:pStyle w:val="a3"/>
+        <w:pStyle w:val="41"/>
         <w:bidi w:val="0"/>
         <w:rPr>
           <w:rFonts w:hint="default"/>
@@ -5059,7 +5113,7 @@
     </w:p>
     <w:p>
       <w:pPr>
-        <w:pStyle w:val="a3"/>
+        <w:pStyle w:val="41"/>
         <w:bidi w:val="0"/>
         <w:rPr>
           <w:rFonts w:hint="default"/>
@@ -5076,7 +5130,7 @@
     </w:p>
     <w:p>
       <w:pPr>
-        <w:pStyle w:val="a3"/>
+        <w:pStyle w:val="41"/>
         <w:bidi w:val="0"/>
         <w:rPr>
           <w:rFonts w:hint="default"/>
@@ -5093,24 +5147,24 @@
     </w:p>
     <w:p>
       <w:pPr>
-        <w:pStyle w:val="a3"/>
-        <w:bidi w:val="0"/>
-        <w:rPr>
-          <w:rFonts w:hint="default"/>
-          <w:lang w:val="en-US" w:eastAsia="zh-CN"/>
-        </w:rPr>
-      </w:pPr>
-      <w:r>
-        <w:rPr>
-          <w:rFonts w:hint="default"/>
-          <w:lang w:val="en-US" w:eastAsia="zh-CN"/>
-        </w:rPr>
-        <w:t>将客户意见反馈给产品产品质量部</w:t>
-      </w:r>
-    </w:p>
-    <w:p>
-      <w:pPr>
-        <w:pStyle w:val="a3"/>
+        <w:pStyle w:val="41"/>
+        <w:bidi w:val="0"/>
+        <w:rPr>
+          <w:rFonts w:hint="default"/>
+          <w:lang w:val="en-US" w:eastAsia="zh-CN"/>
+        </w:rPr>
+      </w:pPr>
+      <w:r>
+        <w:rPr>
+          <w:rFonts w:hint="default"/>
+          <w:lang w:val="en-US" w:eastAsia="zh-CN"/>
+        </w:rPr>
+        <w:t>将客户意见反馈给产品质量部</w:t>
+      </w:r>
+    </w:p>
+    <w:p>
+      <w:pPr>
+        <w:pStyle w:val="41"/>
         <w:bidi w:val="0"/>
         <w:rPr>
           <w:rFonts w:hint="default"/>
@@ -5127,7 +5181,7 @@
     </w:p>
     <w:p>
       <w:pPr>
-        <w:pStyle w:val="2"/>
+        <w:pStyle w:val="32"/>
         <w:bidi w:val="0"/>
         <w:rPr>
           <w:rFonts w:hint="default"/>
@@ -5148,24 +5202,24 @@
     </w:p>
     <w:p>
       <w:pPr>
-        <w:pStyle w:val="a3"/>
-        <w:bidi w:val="0"/>
-        <w:rPr>
-          <w:rFonts w:hint="default"/>
-          <w:lang w:val="en-US" w:eastAsia="zh-CN"/>
-        </w:rPr>
-      </w:pPr>
-      <w:r>
-        <w:rPr>
-          <w:rFonts w:hint="default"/>
-          <w:lang w:val="en-US" w:eastAsia="zh-CN"/>
-        </w:rPr>
-        <w:t>产品产品质量部根据投诉处理结果，可对被投诉部门/个人的处理措施提出合理建议，要求其改进。</w:t>
-      </w:r>
-    </w:p>
-    <w:p>
-      <w:pPr>
-        <w:pStyle w:val="a3"/>
+        <w:pStyle w:val="41"/>
+        <w:bidi w:val="0"/>
+        <w:rPr>
+          <w:rFonts w:hint="default"/>
+          <w:lang w:val="en-US" w:eastAsia="zh-CN"/>
+        </w:rPr>
+      </w:pPr>
+      <w:r>
+        <w:rPr>
+          <w:rFonts w:hint="default"/>
+          <w:lang w:val="en-US" w:eastAsia="zh-CN"/>
+        </w:rPr>
+        <w:t>产品质量部根据投诉处理结果，可对被投诉部门/个人的处理措施提出合理建议，要求其改进。</w:t>
+      </w:r>
+    </w:p>
+    <w:p>
+      <w:pPr>
+        <w:pStyle w:val="41"/>
         <w:bidi w:val="0"/>
         <w:rPr>
           <w:rFonts w:hint="default"/>
@@ -5182,24 +5236,24 @@
     </w:p>
     <w:p>
       <w:pPr>
-        <w:pStyle w:val="a3"/>
-        <w:bidi w:val="0"/>
-        <w:rPr>
-          <w:rFonts w:hint="default"/>
-          <w:lang w:val="en-US" w:eastAsia="zh-CN"/>
-        </w:rPr>
-      </w:pPr>
-      <w:r>
-        <w:rPr>
-          <w:rFonts w:hint="default"/>
-          <w:lang w:val="en-US" w:eastAsia="zh-CN"/>
-        </w:rPr>
-        <w:t>产品产品质量部定期分析投诉数据，识别共性问题和改进机会，纳入改进管理流程。</w:t>
-      </w:r>
-    </w:p>
-    <w:p>
-      <w:pPr>
-        <w:pStyle w:val="1"/>
+        <w:pStyle w:val="41"/>
+        <w:bidi w:val="0"/>
+        <w:rPr>
+          <w:rFonts w:hint="default"/>
+          <w:lang w:val="en-US" w:eastAsia="zh-CN"/>
+        </w:rPr>
+      </w:pPr>
+      <w:r>
+        <w:rPr>
+          <w:rFonts w:hint="default"/>
+          <w:lang w:val="en-US" w:eastAsia="zh-CN"/>
+        </w:rPr>
+        <w:t>产品质量部定期分析投诉数据，识别共性问题和改进机会，纳入改进管理流程。</w:t>
+      </w:r>
+    </w:p>
+    <w:p>
+      <w:pPr>
+        <w:pStyle w:val="30"/>
         <w:bidi w:val="0"/>
         <w:rPr>
           <w:rFonts w:hint="default"/>
@@ -5220,7 +5274,7 @@
     </w:p>
     <w:p>
       <w:pPr>
-        <w:pStyle w:val="a3"/>
+        <w:pStyle w:val="41"/>
         <w:bidi w:val="0"/>
         <w:rPr>
           <w:rFonts w:hint="eastAsia"/>
@@ -5244,7 +5298,7 @@
     </w:p>
     <w:p>
       <w:pPr>
-        <w:pStyle w:val="a1"/>
+        <w:pStyle w:val="31"/>
         <w:keepNext w:val="0"/>
         <w:keepLines w:val="0"/>
         <w:pageBreakBefore w:val="0"/>
@@ -5294,7 +5348,7 @@
           <w:rFonts w:hint="eastAsia"/>
           <w:lang w:val="en-US" w:eastAsia="zh-CN"/>
         </w:rPr>
-        <w:instrText>"柴_标题1"\n</w:instrText>
+        <w:instrText xml:space="preserve">"柴_标题1"\n</w:instrText>
       </w:r>
       <w:r>
         <w:instrText xml:space="preserve"> \s</w:instrText>
@@ -5311,7 +5365,7 @@
           <w:rFonts w:hint="eastAsia"/>
           <w:lang w:val="en-US" w:eastAsia="zh-CN"/>
         </w:rPr>
-        <w:instrText>* Charformat</w:instrText>
+        <w:instrText xml:space="preserve">* Charformat</w:instrText>
       </w:r>
       <w:r>
         <w:rPr>
@@ -5395,18 +5449,19 @@
     </w:p>
     <w:tbl>
       <w:tblPr>
-        <w:tblStyle w:val="TableNormal"/>
+        <w:tblStyle w:val="22"/>
         <w:tblW w:w="8522" w:type="dxa"/>
         <w:jc w:val="center"/>
         <w:tblBorders>
-          <w:top w:val="nil"/>
-          <w:left w:val="nil"/>
-          <w:bottom w:val="nil"/>
-          <w:right w:val="nil"/>
-          <w:insideH w:val="nil"/>
-          <w:insideV w:val="nil"/>
+          <w:top w:val="none" w:color="auto" w:sz="0" w:space="0"/>
+          <w:left w:val="none" w:color="auto" w:sz="0" w:space="0"/>
+          <w:bottom w:val="none" w:color="auto" w:sz="0" w:space="0"/>
+          <w:right w:val="none" w:color="auto" w:sz="0" w:space="0"/>
+          <w:insideH w:val="none" w:color="auto" w:sz="0" w:space="0"/>
+          <w:insideV w:val="none" w:color="auto" w:sz="0" w:space="0"/>
         </w:tblBorders>
         <w:shd w:val="clear" w:color="auto" w:fill="auto"/>
+        <w:tblLayout w:type="autofit"/>
         <w:tblCellMar>
           <w:top w:w="15" w:type="dxa"/>
           <w:left w:w="15" w:type="dxa"/>
@@ -5422,15 +5477,13 @@
       </w:tblGrid>
       <w:tr>
         <w:tblPrEx>
-          <w:tblW w:w="8522" w:type="dxa"/>
-          <w:jc w:val="center"/>
           <w:tblBorders>
-            <w:top w:val="nil"/>
-            <w:left w:val="nil"/>
-            <w:bottom w:val="nil"/>
-            <w:right w:val="nil"/>
-            <w:insideH w:val="nil"/>
-            <w:insideV w:val="nil"/>
+            <w:top w:val="none" w:color="auto" w:sz="0" w:space="0"/>
+            <w:left w:val="none" w:color="auto" w:sz="0" w:space="0"/>
+            <w:bottom w:val="none" w:color="auto" w:sz="0" w:space="0"/>
+            <w:right w:val="none" w:color="auto" w:sz="0" w:space="0"/>
+            <w:insideH w:val="none" w:color="auto" w:sz="0" w:space="0"/>
+            <w:insideV w:val="none" w:color="auto" w:sz="0" w:space="0"/>
           </w:tblBorders>
           <w:shd w:val="clear" w:color="auto" w:fill="auto"/>
           <w:tblCellMar>
@@ -5441,7 +5494,7 @@
           </w:tblCellMar>
         </w:tblPrEx>
         <w:trPr>
-          <w:trHeight w:val="0"/>
+          <w:trHeight w:val="0" w:hRule="atLeast"/>
           <w:tblHeader/>
           <w:jc w:val="center"/>
         </w:trPr>
@@ -5449,8 +5502,8 @@
           <w:tcPr>
             <w:tcW w:w="1128" w:type="dxa"/>
             <w:tcBorders>
-              <w:top w:val="single" w:sz="12" w:space="0" w:color="auto"/>
-              <w:left w:val="single" w:sz="12" w:space="0" w:color="auto"/>
+              <w:top w:val="single" w:color="auto" w:sz="12" w:space="0"/>
+              <w:left w:val="single" w:color="auto" w:sz="12" w:space="0"/>
               <w:bottom w:val="nil"/>
               <w:right w:val="nil"/>
             </w:tcBorders>
@@ -5471,10 +5524,10 @@
               <w:suppressLineNumbers w:val="0"/>
               <w:snapToGrid w:val="0"/>
               <w:spacing w:line="240" w:lineRule="auto"/>
-              <w:ind w:left="0" w:right="0" w:firstLine="0" w:leftChars="0" w:rightChars="0" w:firstLineChars="0"/>
+              <w:ind w:left="0" w:leftChars="0" w:right="0" w:rightChars="0" w:firstLine="0" w:firstLineChars="0"/>
               <w:jc w:val="center"/>
               <w:rPr>
-                <w:rFonts w:ascii="Segoe UI" w:eastAsia="Segoe UI" w:hAnsi="Segoe UI" w:cs="Segoe UI"/>
+                <w:rFonts w:ascii="Segoe UI" w:hAnsi="Segoe UI" w:eastAsia="Segoe UI" w:cs="Segoe UI"/>
                 <w:b/>
                 <w:i w:val="0"/>
                 <w:iCs w:val="0"/>
@@ -5487,7 +5540,7 @@
             </w:pPr>
             <w:r>
               <w:rPr>
-                <w:rFonts w:ascii="Segoe UI" w:eastAsia="Segoe UI" w:hAnsi="Segoe UI" w:cs="Segoe UI" w:hint="default"/>
+                <w:rFonts w:hint="default" w:ascii="Segoe UI" w:hAnsi="Segoe UI" w:eastAsia="Segoe UI" w:cs="Segoe UI"/>
                 <w:b/>
                 <w:i w:val="0"/>
                 <w:iCs w:val="0"/>
@@ -5508,8 +5561,8 @@
           <w:tcPr>
             <w:tcW w:w="3026" w:type="dxa"/>
             <w:tcBorders>
-              <w:top w:val="single" w:sz="12" w:space="0" w:color="auto"/>
-              <w:left w:val="single" w:sz="4" w:space="0" w:color="auto"/>
+              <w:top w:val="single" w:color="auto" w:sz="12" w:space="0"/>
+              <w:left w:val="single" w:color="auto" w:sz="4" w:space="0"/>
               <w:bottom w:val="nil"/>
               <w:right w:val="nil"/>
             </w:tcBorders>
@@ -5530,10 +5583,10 @@
               <w:suppressLineNumbers w:val="0"/>
               <w:snapToGrid w:val="0"/>
               <w:spacing w:line="240" w:lineRule="auto"/>
-              <w:ind w:left="0" w:right="0" w:firstLine="0" w:leftChars="0" w:rightChars="0" w:firstLineChars="0"/>
+              <w:ind w:left="0" w:leftChars="0" w:right="0" w:rightChars="0" w:firstLine="0" w:firstLineChars="0"/>
               <w:jc w:val="center"/>
               <w:rPr>
-                <w:rFonts w:ascii="Segoe UI" w:eastAsia="Segoe UI" w:hAnsi="Segoe UI" w:cs="Segoe UI" w:hint="default"/>
+                <w:rFonts w:hint="default" w:ascii="Segoe UI" w:hAnsi="Segoe UI" w:eastAsia="Segoe UI" w:cs="Segoe UI"/>
                 <w:b/>
                 <w:i w:val="0"/>
                 <w:iCs w:val="0"/>
@@ -5546,7 +5599,7 @@
             </w:pPr>
             <w:r>
               <w:rPr>
-                <w:rFonts w:ascii="Segoe UI" w:eastAsia="Segoe UI" w:hAnsi="Segoe UI" w:cs="Segoe UI" w:hint="default"/>
+                <w:rFonts w:hint="default" w:ascii="Segoe UI" w:hAnsi="Segoe UI" w:eastAsia="Segoe UI" w:cs="Segoe UI"/>
                 <w:b/>
                 <w:i w:val="0"/>
                 <w:iCs w:val="0"/>
@@ -5567,8 +5620,8 @@
           <w:tcPr>
             <w:tcW w:w="2420" w:type="dxa"/>
             <w:tcBorders>
-              <w:top w:val="single" w:sz="12" w:space="0" w:color="auto"/>
-              <w:left w:val="single" w:sz="4" w:space="0" w:color="auto"/>
+              <w:top w:val="single" w:color="auto" w:sz="12" w:space="0"/>
+              <w:left w:val="single" w:color="auto" w:sz="4" w:space="0"/>
               <w:bottom w:val="nil"/>
               <w:right w:val="nil"/>
             </w:tcBorders>
@@ -5589,10 +5642,10 @@
               <w:suppressLineNumbers w:val="0"/>
               <w:snapToGrid w:val="0"/>
               <w:spacing w:line="240" w:lineRule="auto"/>
-              <w:ind w:left="0" w:right="0" w:firstLine="0" w:leftChars="0" w:rightChars="0" w:firstLineChars="0"/>
+              <w:ind w:left="0" w:leftChars="0" w:right="0" w:rightChars="0" w:firstLine="0" w:firstLineChars="0"/>
               <w:jc w:val="center"/>
               <w:rPr>
-                <w:rFonts w:ascii="Segoe UI" w:eastAsia="Segoe UI" w:hAnsi="Segoe UI" w:cs="Segoe UI" w:hint="default"/>
+                <w:rFonts w:hint="default" w:ascii="Segoe UI" w:hAnsi="Segoe UI" w:eastAsia="Segoe UI" w:cs="Segoe UI"/>
                 <w:b/>
                 <w:i w:val="0"/>
                 <w:iCs w:val="0"/>
@@ -5605,7 +5658,7 @@
             </w:pPr>
             <w:r>
               <w:rPr>
-                <w:rFonts w:ascii="Segoe UI" w:eastAsia="Segoe UI" w:hAnsi="Segoe UI" w:cs="Segoe UI" w:hint="default"/>
+                <w:rFonts w:hint="default" w:ascii="Segoe UI" w:hAnsi="Segoe UI" w:eastAsia="Segoe UI" w:cs="Segoe UI"/>
                 <w:b/>
                 <w:i w:val="0"/>
                 <w:iCs w:val="0"/>
@@ -5626,10 +5679,10 @@
           <w:tcPr>
             <w:tcW w:w="1948" w:type="dxa"/>
             <w:tcBorders>
-              <w:top w:val="single" w:sz="12" w:space="0" w:color="auto"/>
-              <w:left w:val="single" w:sz="4" w:space="0" w:color="auto"/>
+              <w:top w:val="single" w:color="auto" w:sz="12" w:space="0"/>
+              <w:left w:val="single" w:color="auto" w:sz="4" w:space="0"/>
               <w:bottom w:val="nil"/>
-              <w:right w:val="single" w:sz="12" w:space="0" w:color="auto"/>
+              <w:right w:val="single" w:color="auto" w:sz="12" w:space="0"/>
             </w:tcBorders>
             <w:shd w:val="clear" w:color="auto" w:fill="auto"/>
             <w:tcMar>
@@ -5648,10 +5701,10 @@
               <w:suppressLineNumbers w:val="0"/>
               <w:snapToGrid w:val="0"/>
               <w:spacing w:line="240" w:lineRule="auto"/>
-              <w:ind w:left="0" w:right="0" w:firstLine="0" w:leftChars="0" w:rightChars="0" w:firstLineChars="0"/>
+              <w:ind w:left="0" w:leftChars="0" w:right="0" w:rightChars="0" w:firstLine="0" w:firstLineChars="0"/>
               <w:jc w:val="center"/>
               <w:rPr>
-                <w:rFonts w:ascii="Segoe UI" w:eastAsia="Segoe UI" w:hAnsi="Segoe UI" w:cs="Segoe UI" w:hint="default"/>
+                <w:rFonts w:hint="default" w:ascii="Segoe UI" w:hAnsi="Segoe UI" w:eastAsia="Segoe UI" w:cs="Segoe UI"/>
                 <w:b/>
                 <w:i w:val="0"/>
                 <w:iCs w:val="0"/>
@@ -5664,7 +5717,7 @@
             </w:pPr>
             <w:r>
               <w:rPr>
-                <w:rFonts w:ascii="Segoe UI" w:eastAsia="Segoe UI" w:hAnsi="Segoe UI" w:cs="Segoe UI" w:hint="default"/>
+                <w:rFonts w:hint="default" w:ascii="Segoe UI" w:hAnsi="Segoe UI" w:eastAsia="Segoe UI" w:cs="Segoe UI"/>
                 <w:b/>
                 <w:i w:val="0"/>
                 <w:iCs w:val="0"/>
@@ -5684,8 +5737,14 @@
       </w:tr>
       <w:tr>
         <w:tblPrEx>
-          <w:tblW w:w="8522" w:type="dxa"/>
-          <w:jc w:val="center"/>
+          <w:tblBorders>
+            <w:top w:val="none" w:color="auto" w:sz="0" w:space="0"/>
+            <w:left w:val="none" w:color="auto" w:sz="0" w:space="0"/>
+            <w:bottom w:val="none" w:color="auto" w:sz="0" w:space="0"/>
+            <w:right w:val="none" w:color="auto" w:sz="0" w:space="0"/>
+            <w:insideH w:val="none" w:color="auto" w:sz="0" w:space="0"/>
+            <w:insideV w:val="none" w:color="auto" w:sz="0" w:space="0"/>
+          </w:tblBorders>
           <w:shd w:val="clear" w:color="auto" w:fill="auto"/>
           <w:tblCellMar>
             <w:top w:w="15" w:type="dxa"/>
@@ -5695,15 +5754,15 @@
           </w:tblCellMar>
         </w:tblPrEx>
         <w:trPr>
-          <w:trHeight w:val="0"/>
+          <w:trHeight w:val="0" w:hRule="atLeast"/>
           <w:jc w:val="center"/>
         </w:trPr>
         <w:tc>
           <w:tcPr>
             <w:tcW w:w="1128" w:type="dxa"/>
             <w:tcBorders>
-              <w:top w:val="single" w:sz="4" w:space="0" w:color="auto"/>
-              <w:left w:val="single" w:sz="12" w:space="0" w:color="auto"/>
+              <w:top w:val="single" w:color="auto" w:sz="4" w:space="0"/>
+              <w:left w:val="single" w:color="auto" w:sz="12" w:space="0"/>
               <w:bottom w:val="nil"/>
               <w:right w:val="nil"/>
             </w:tcBorders>
@@ -5724,10 +5783,10 @@
               <w:suppressLineNumbers w:val="0"/>
               <w:snapToGrid w:val="0"/>
               <w:spacing w:line="240" w:lineRule="auto"/>
-              <w:ind w:left="0" w:right="0" w:firstLine="0" w:leftChars="0" w:rightChars="0" w:firstLineChars="0"/>
+              <w:ind w:left="0" w:leftChars="0" w:right="0" w:rightChars="0" w:firstLine="0" w:firstLineChars="0"/>
               <w:jc w:val="center"/>
               <w:rPr>
-                <w:rFonts w:ascii="Segoe UI" w:eastAsia="Segoe UI" w:hAnsi="Segoe UI" w:cs="Segoe UI" w:hint="default"/>
+                <w:rFonts w:hint="default" w:ascii="Segoe UI" w:hAnsi="Segoe UI" w:eastAsia="Segoe UI" w:cs="Segoe UI"/>
                 <w:i w:val="0"/>
                 <w:iCs w:val="0"/>
                 <w:caps w:val="0"/>
@@ -5739,8 +5798,8 @@
             </w:pPr>
             <w:r>
               <w:rPr>
-                <w:rStyle w:val="Strong"/>
-                <w:rFonts w:ascii="Segoe UI" w:eastAsia="Segoe UI" w:hAnsi="Segoe UI" w:cs="Segoe UI" w:hint="default"/>
+                <w:rStyle w:val="25"/>
+                <w:rFonts w:hint="default" w:ascii="Segoe UI" w:hAnsi="Segoe UI" w:eastAsia="Segoe UI" w:cs="Segoe UI"/>
                 <w:b/>
                 <w:bCs/>
                 <w:i w:val="0"/>
@@ -5762,8 +5821,8 @@
           <w:tcPr>
             <w:tcW w:w="3026" w:type="dxa"/>
             <w:tcBorders>
-              <w:top w:val="single" w:sz="4" w:space="0" w:color="auto"/>
-              <w:left w:val="single" w:sz="4" w:space="0" w:color="auto"/>
+              <w:top w:val="single" w:color="auto" w:sz="4" w:space="0"/>
+              <w:left w:val="single" w:color="auto" w:sz="4" w:space="0"/>
               <w:bottom w:val="nil"/>
               <w:right w:val="nil"/>
             </w:tcBorders>
@@ -5784,10 +5843,10 @@
               <w:suppressLineNumbers w:val="0"/>
               <w:snapToGrid w:val="0"/>
               <w:spacing w:line="240" w:lineRule="auto"/>
-              <w:ind w:left="0" w:right="0" w:firstLine="0" w:leftChars="0" w:rightChars="0" w:firstLineChars="0"/>
+              <w:ind w:left="0" w:leftChars="0" w:right="0" w:rightChars="0" w:firstLine="0" w:firstLineChars="0"/>
               <w:jc w:val="center"/>
               <w:rPr>
-                <w:rFonts w:ascii="Segoe UI" w:eastAsia="Segoe UI" w:hAnsi="Segoe UI" w:cs="Segoe UI" w:hint="default"/>
+                <w:rFonts w:hint="default" w:ascii="Segoe UI" w:hAnsi="Segoe UI" w:eastAsia="Segoe UI" w:cs="Segoe UI"/>
                 <w:i w:val="0"/>
                 <w:iCs w:val="0"/>
                 <w:caps w:val="0"/>
@@ -5799,7 +5858,7 @@
             </w:pPr>
             <w:r>
               <w:rPr>
-                <w:rFonts w:ascii="Segoe UI" w:eastAsia="Segoe UI" w:hAnsi="Segoe UI" w:cs="Segoe UI" w:hint="default"/>
+                <w:rFonts w:hint="default" w:ascii="Segoe UI" w:hAnsi="Segoe UI" w:eastAsia="Segoe UI" w:cs="Segoe UI"/>
                 <w:i w:val="0"/>
                 <w:iCs w:val="0"/>
                 <w:caps w:val="0"/>
@@ -5819,8 +5878,8 @@
           <w:tcPr>
             <w:tcW w:w="2420" w:type="dxa"/>
             <w:tcBorders>
-              <w:top w:val="single" w:sz="4" w:space="0" w:color="auto"/>
-              <w:left w:val="single" w:sz="4" w:space="0" w:color="auto"/>
+              <w:top w:val="single" w:color="auto" w:sz="4" w:space="0"/>
+              <w:left w:val="single" w:color="auto" w:sz="4" w:space="0"/>
               <w:bottom w:val="nil"/>
               <w:right w:val="nil"/>
             </w:tcBorders>
@@ -5841,10 +5900,10 @@
               <w:suppressLineNumbers w:val="0"/>
               <w:snapToGrid w:val="0"/>
               <w:spacing w:line="240" w:lineRule="auto"/>
-              <w:ind w:left="0" w:right="0" w:firstLine="0" w:leftChars="0" w:rightChars="0" w:firstLineChars="0"/>
+              <w:ind w:left="0" w:leftChars="0" w:right="0" w:rightChars="0" w:firstLine="0" w:firstLineChars="0"/>
               <w:jc w:val="left"/>
               <w:rPr>
-                <w:rFonts w:ascii="Segoe UI" w:eastAsia="Segoe UI" w:hAnsi="Segoe UI" w:cs="Segoe UI" w:hint="default"/>
+                <w:rFonts w:hint="default" w:ascii="Segoe UI" w:hAnsi="Segoe UI" w:eastAsia="Segoe UI" w:cs="Segoe UI"/>
                 <w:i w:val="0"/>
                 <w:iCs w:val="0"/>
                 <w:caps w:val="0"/>
@@ -5856,7 +5915,7 @@
             </w:pPr>
             <w:r>
               <w:rPr>
-                <w:rFonts w:ascii="Segoe UI" w:eastAsia="Segoe UI" w:hAnsi="Segoe UI" w:cs="Segoe UI" w:hint="default"/>
+                <w:rFonts w:hint="default" w:ascii="Segoe UI" w:hAnsi="Segoe UI" w:eastAsia="Segoe UI" w:cs="Segoe UI"/>
                 <w:i w:val="0"/>
                 <w:iCs w:val="0"/>
                 <w:caps w:val="0"/>
@@ -5876,10 +5935,10 @@
           <w:tcPr>
             <w:tcW w:w="1948" w:type="dxa"/>
             <w:tcBorders>
-              <w:top w:val="single" w:sz="4" w:space="0" w:color="auto"/>
-              <w:left w:val="single" w:sz="4" w:space="0" w:color="auto"/>
+              <w:top w:val="single" w:color="auto" w:sz="4" w:space="0"/>
+              <w:left w:val="single" w:color="auto" w:sz="4" w:space="0"/>
               <w:bottom w:val="nil"/>
-              <w:right w:val="single" w:sz="12" w:space="0" w:color="auto"/>
+              <w:right w:val="single" w:color="auto" w:sz="12" w:space="0"/>
             </w:tcBorders>
             <w:shd w:val="clear" w:color="auto" w:fill="auto"/>
             <w:tcMar>
@@ -5898,10 +5957,10 @@
               <w:suppressLineNumbers w:val="0"/>
               <w:snapToGrid w:val="0"/>
               <w:spacing w:line="240" w:lineRule="auto"/>
-              <w:ind w:left="0" w:right="0" w:firstLine="0" w:leftChars="0" w:rightChars="0" w:firstLineChars="0"/>
+              <w:ind w:left="0" w:leftChars="0" w:right="0" w:rightChars="0" w:firstLine="0" w:firstLineChars="0"/>
               <w:jc w:val="center"/>
               <w:rPr>
-                <w:rFonts w:ascii="Segoe UI" w:eastAsia="Segoe UI" w:hAnsi="Segoe UI" w:cs="Segoe UI" w:hint="default"/>
+                <w:rFonts w:hint="default" w:ascii="Segoe UI" w:hAnsi="Segoe UI" w:eastAsia="Segoe UI" w:cs="Segoe UI"/>
                 <w:i w:val="0"/>
                 <w:iCs w:val="0"/>
                 <w:caps w:val="0"/>
@@ -5913,7 +5972,7 @@
             </w:pPr>
             <w:r>
               <w:rPr>
-                <w:rFonts w:ascii="Segoe UI" w:eastAsia="Segoe UI" w:hAnsi="Segoe UI" w:cs="Segoe UI" w:hint="default"/>
+                <w:rFonts w:hint="default" w:ascii="Segoe UI" w:hAnsi="Segoe UI" w:eastAsia="Segoe UI" w:cs="Segoe UI"/>
                 <w:i w:val="0"/>
                 <w:iCs w:val="0"/>
                 <w:caps w:val="0"/>
@@ -5932,8 +5991,14 @@
       </w:tr>
       <w:tr>
         <w:tblPrEx>
-          <w:tblW w:w="8522" w:type="dxa"/>
-          <w:jc w:val="center"/>
+          <w:tblBorders>
+            <w:top w:val="none" w:color="auto" w:sz="0" w:space="0"/>
+            <w:left w:val="none" w:color="auto" w:sz="0" w:space="0"/>
+            <w:bottom w:val="none" w:color="auto" w:sz="0" w:space="0"/>
+            <w:right w:val="none" w:color="auto" w:sz="0" w:space="0"/>
+            <w:insideH w:val="none" w:color="auto" w:sz="0" w:space="0"/>
+            <w:insideV w:val="none" w:color="auto" w:sz="0" w:space="0"/>
+          </w:tblBorders>
           <w:shd w:val="clear" w:color="auto" w:fill="auto"/>
           <w:tblCellMar>
             <w:top w:w="15" w:type="dxa"/>
@@ -5943,15 +6008,15 @@
           </w:tblCellMar>
         </w:tblPrEx>
         <w:trPr>
-          <w:trHeight w:val="0"/>
+          <w:trHeight w:val="0" w:hRule="atLeast"/>
           <w:jc w:val="center"/>
         </w:trPr>
         <w:tc>
           <w:tcPr>
             <w:tcW w:w="1128" w:type="dxa"/>
             <w:tcBorders>
-              <w:top w:val="single" w:sz="4" w:space="0" w:color="auto"/>
-              <w:left w:val="single" w:sz="12" w:space="0" w:color="auto"/>
+              <w:top w:val="single" w:color="auto" w:sz="4" w:space="0"/>
+              <w:left w:val="single" w:color="auto" w:sz="12" w:space="0"/>
               <w:bottom w:val="nil"/>
               <w:right w:val="nil"/>
             </w:tcBorders>
@@ -5972,10 +6037,10 @@
               <w:suppressLineNumbers w:val="0"/>
               <w:snapToGrid w:val="0"/>
               <w:spacing w:line="240" w:lineRule="auto"/>
-              <w:ind w:left="0" w:right="0" w:firstLine="0" w:leftChars="0" w:rightChars="0" w:firstLineChars="0"/>
+              <w:ind w:left="0" w:leftChars="0" w:right="0" w:rightChars="0" w:firstLine="0" w:firstLineChars="0"/>
               <w:jc w:val="center"/>
               <w:rPr>
-                <w:rFonts w:ascii="Segoe UI" w:eastAsia="Segoe UI" w:hAnsi="Segoe UI" w:cs="Segoe UI" w:hint="default"/>
+                <w:rFonts w:hint="default" w:ascii="Segoe UI" w:hAnsi="Segoe UI" w:eastAsia="Segoe UI" w:cs="Segoe UI"/>
                 <w:i w:val="0"/>
                 <w:iCs w:val="0"/>
                 <w:caps w:val="0"/>
@@ -5987,8 +6052,8 @@
             </w:pPr>
             <w:r>
               <w:rPr>
-                <w:rStyle w:val="Strong"/>
-                <w:rFonts w:ascii="Segoe UI" w:eastAsia="Segoe UI" w:hAnsi="Segoe UI" w:cs="Segoe UI" w:hint="default"/>
+                <w:rStyle w:val="25"/>
+                <w:rFonts w:hint="default" w:ascii="Segoe UI" w:hAnsi="Segoe UI" w:eastAsia="Segoe UI" w:cs="Segoe UI"/>
                 <w:b/>
                 <w:bCs/>
                 <w:i w:val="0"/>
@@ -6010,8 +6075,8 @@
           <w:tcPr>
             <w:tcW w:w="3026" w:type="dxa"/>
             <w:tcBorders>
-              <w:top w:val="single" w:sz="4" w:space="0" w:color="auto"/>
-              <w:left w:val="single" w:sz="4" w:space="0" w:color="auto"/>
+              <w:top w:val="single" w:color="auto" w:sz="4" w:space="0"/>
+              <w:left w:val="single" w:color="auto" w:sz="4" w:space="0"/>
               <w:bottom w:val="nil"/>
               <w:right w:val="nil"/>
             </w:tcBorders>
@@ -6032,10 +6097,10 @@
               <w:suppressLineNumbers w:val="0"/>
               <w:snapToGrid w:val="0"/>
               <w:spacing w:line="240" w:lineRule="auto"/>
-              <w:ind w:left="0" w:right="0" w:firstLine="0" w:leftChars="0" w:rightChars="0" w:firstLineChars="0"/>
+              <w:ind w:left="0" w:leftChars="0" w:right="0" w:rightChars="0" w:firstLine="0" w:firstLineChars="0"/>
               <w:jc w:val="center"/>
               <w:rPr>
-                <w:rFonts w:ascii="Segoe UI" w:eastAsia="Segoe UI" w:hAnsi="Segoe UI" w:cs="Segoe UI" w:hint="default"/>
+                <w:rFonts w:hint="default" w:ascii="Segoe UI" w:hAnsi="Segoe UI" w:eastAsia="Segoe UI" w:cs="Segoe UI"/>
                 <w:i w:val="0"/>
                 <w:iCs w:val="0"/>
                 <w:caps w:val="0"/>
@@ -6047,7 +6112,7 @@
             </w:pPr>
             <w:r>
               <w:rPr>
-                <w:rFonts w:ascii="Segoe UI" w:eastAsia="Segoe UI" w:hAnsi="Segoe UI" w:cs="Segoe UI" w:hint="default"/>
+                <w:rFonts w:hint="default" w:ascii="Segoe UI" w:hAnsi="Segoe UI" w:eastAsia="Segoe UI" w:cs="Segoe UI"/>
                 <w:i w:val="0"/>
                 <w:iCs w:val="0"/>
                 <w:caps w:val="0"/>
@@ -6067,8 +6132,8 @@
           <w:tcPr>
             <w:tcW w:w="2420" w:type="dxa"/>
             <w:tcBorders>
-              <w:top w:val="single" w:sz="4" w:space="0" w:color="auto"/>
-              <w:left w:val="single" w:sz="4" w:space="0" w:color="auto"/>
+              <w:top w:val="single" w:color="auto" w:sz="4" w:space="0"/>
+              <w:left w:val="single" w:color="auto" w:sz="4" w:space="0"/>
               <w:bottom w:val="nil"/>
               <w:right w:val="nil"/>
             </w:tcBorders>
@@ -6089,10 +6154,10 @@
               <w:suppressLineNumbers w:val="0"/>
               <w:snapToGrid w:val="0"/>
               <w:spacing w:line="240" w:lineRule="auto"/>
-              <w:ind w:left="0" w:right="0" w:firstLine="0" w:leftChars="0" w:rightChars="0" w:firstLineChars="0"/>
+              <w:ind w:left="0" w:leftChars="0" w:right="0" w:rightChars="0" w:firstLine="0" w:firstLineChars="0"/>
               <w:jc w:val="left"/>
               <w:rPr>
-                <w:rFonts w:ascii="Segoe UI" w:eastAsia="Segoe UI" w:hAnsi="Segoe UI" w:cs="Segoe UI" w:hint="default"/>
+                <w:rFonts w:hint="default" w:ascii="Segoe UI" w:hAnsi="Segoe UI" w:eastAsia="Segoe UI" w:cs="Segoe UI"/>
                 <w:i w:val="0"/>
                 <w:iCs w:val="0"/>
                 <w:caps w:val="0"/>
@@ -6104,7 +6169,7 @@
             </w:pPr>
             <w:r>
               <w:rPr>
-                <w:rFonts w:ascii="Segoe UI" w:eastAsia="Segoe UI" w:hAnsi="Segoe UI" w:cs="Segoe UI" w:hint="default"/>
+                <w:rFonts w:hint="default" w:ascii="Segoe UI" w:hAnsi="Segoe UI" w:eastAsia="Segoe UI" w:cs="Segoe UI"/>
                 <w:i w:val="0"/>
                 <w:iCs w:val="0"/>
                 <w:caps w:val="0"/>
@@ -6116,7 +6181,7 @@
                 <w:szCs w:val="22"/>
                 <w:lang w:val="en-US" w:eastAsia="zh-CN"/>
               </w:rPr>
-              <w:t>产品产品质量部介入监督，加快处理进度</w:t>
+              <w:t>产品质量部介入监督，加快处理进度</w:t>
             </w:r>
           </w:p>
         </w:tc>
@@ -6124,10 +6189,10 @@
           <w:tcPr>
             <w:tcW w:w="1948" w:type="dxa"/>
             <w:tcBorders>
-              <w:top w:val="single" w:sz="4" w:space="0" w:color="auto"/>
-              <w:left w:val="single" w:sz="4" w:space="0" w:color="auto"/>
+              <w:top w:val="single" w:color="auto" w:sz="4" w:space="0"/>
+              <w:left w:val="single" w:color="auto" w:sz="4" w:space="0"/>
               <w:bottom w:val="nil"/>
-              <w:right w:val="single" w:sz="12" w:space="0" w:color="auto"/>
+              <w:right w:val="single" w:color="auto" w:sz="12" w:space="0"/>
             </w:tcBorders>
             <w:shd w:val="clear" w:color="auto" w:fill="auto"/>
             <w:tcMar>
@@ -6146,10 +6211,10 @@
               <w:suppressLineNumbers w:val="0"/>
               <w:snapToGrid w:val="0"/>
               <w:spacing w:line="240" w:lineRule="auto"/>
-              <w:ind w:left="0" w:right="0" w:firstLine="0" w:leftChars="0" w:rightChars="0" w:firstLineChars="0"/>
+              <w:ind w:left="0" w:leftChars="0" w:right="0" w:rightChars="0" w:firstLine="0" w:firstLineChars="0"/>
               <w:jc w:val="center"/>
               <w:rPr>
-                <w:rFonts w:ascii="Segoe UI" w:eastAsia="Segoe UI" w:hAnsi="Segoe UI" w:cs="Segoe UI" w:hint="default"/>
+                <w:rFonts w:hint="default" w:ascii="Segoe UI" w:hAnsi="Segoe UI" w:eastAsia="Segoe UI" w:cs="Segoe UI"/>
                 <w:i w:val="0"/>
                 <w:iCs w:val="0"/>
                 <w:caps w:val="0"/>
@@ -6161,7 +6226,7 @@
             </w:pPr>
             <w:r>
               <w:rPr>
-                <w:rFonts w:ascii="Segoe UI" w:eastAsia="Segoe UI" w:hAnsi="Segoe UI" w:cs="Segoe UI" w:hint="default"/>
+                <w:rFonts w:hint="default" w:ascii="Segoe UI" w:hAnsi="Segoe UI" w:eastAsia="Segoe UI" w:cs="Segoe UI"/>
                 <w:i w:val="0"/>
                 <w:iCs w:val="0"/>
                 <w:caps w:val="0"/>
@@ -6173,15 +6238,21 @@
                 <w:szCs w:val="22"/>
                 <w:lang w:val="en-US" w:eastAsia="zh-CN"/>
               </w:rPr>
-              <w:t>产品产品质量部、被投诉部门负责人</w:t>
+              <w:t>产品质量部、被投诉部门负责人</w:t>
             </w:r>
           </w:p>
         </w:tc>
       </w:tr>
       <w:tr>
         <w:tblPrEx>
-          <w:tblW w:w="8522" w:type="dxa"/>
-          <w:jc w:val="center"/>
+          <w:tblBorders>
+            <w:top w:val="none" w:color="auto" w:sz="0" w:space="0"/>
+            <w:left w:val="none" w:color="auto" w:sz="0" w:space="0"/>
+            <w:bottom w:val="none" w:color="auto" w:sz="0" w:space="0"/>
+            <w:right w:val="none" w:color="auto" w:sz="0" w:space="0"/>
+            <w:insideH w:val="none" w:color="auto" w:sz="0" w:space="0"/>
+            <w:insideV w:val="none" w:color="auto" w:sz="0" w:space="0"/>
+          </w:tblBorders>
           <w:shd w:val="clear" w:color="auto" w:fill="auto"/>
           <w:tblCellMar>
             <w:top w:w="15" w:type="dxa"/>
@@ -6191,16 +6262,16 @@
           </w:tblCellMar>
         </w:tblPrEx>
         <w:trPr>
-          <w:trHeight w:val="0"/>
+          <w:trHeight w:val="0" w:hRule="atLeast"/>
           <w:jc w:val="center"/>
         </w:trPr>
         <w:tc>
           <w:tcPr>
             <w:tcW w:w="1128" w:type="dxa"/>
             <w:tcBorders>
-              <w:top w:val="single" w:sz="4" w:space="0" w:color="auto"/>
-              <w:left w:val="single" w:sz="12" w:space="0" w:color="auto"/>
-              <w:bottom w:val="single" w:sz="12" w:space="0" w:color="auto"/>
+              <w:top w:val="single" w:color="auto" w:sz="4" w:space="0"/>
+              <w:left w:val="single" w:color="auto" w:sz="12" w:space="0"/>
+              <w:bottom w:val="single" w:color="auto" w:sz="12" w:space="0"/>
               <w:right w:val="nil"/>
             </w:tcBorders>
             <w:shd w:val="clear" w:color="auto" w:fill="auto"/>
@@ -6220,10 +6291,10 @@
               <w:suppressLineNumbers w:val="0"/>
               <w:snapToGrid w:val="0"/>
               <w:spacing w:line="240" w:lineRule="auto"/>
-              <w:ind w:left="0" w:right="0" w:firstLine="0" w:leftChars="0" w:rightChars="0" w:firstLineChars="0"/>
+              <w:ind w:left="0" w:leftChars="0" w:right="0" w:rightChars="0" w:firstLine="0" w:firstLineChars="0"/>
               <w:jc w:val="center"/>
               <w:rPr>
-                <w:rFonts w:ascii="Segoe UI" w:eastAsia="Segoe UI" w:hAnsi="Segoe UI" w:cs="Segoe UI" w:hint="default"/>
+                <w:rFonts w:hint="default" w:ascii="Segoe UI" w:hAnsi="Segoe UI" w:eastAsia="Segoe UI" w:cs="Segoe UI"/>
                 <w:i w:val="0"/>
                 <w:iCs w:val="0"/>
                 <w:caps w:val="0"/>
@@ -6235,8 +6306,8 @@
             </w:pPr>
             <w:r>
               <w:rPr>
-                <w:rStyle w:val="Strong"/>
-                <w:rFonts w:ascii="Segoe UI" w:eastAsia="Segoe UI" w:hAnsi="Segoe UI" w:cs="Segoe UI" w:hint="default"/>
+                <w:rStyle w:val="25"/>
+                <w:rFonts w:hint="default" w:ascii="Segoe UI" w:hAnsi="Segoe UI" w:eastAsia="Segoe UI" w:cs="Segoe UI"/>
                 <w:b/>
                 <w:bCs/>
                 <w:i w:val="0"/>
@@ -6258,9 +6329,9 @@
           <w:tcPr>
             <w:tcW w:w="3026" w:type="dxa"/>
             <w:tcBorders>
-              <w:top w:val="single" w:sz="4" w:space="0" w:color="auto"/>
-              <w:left w:val="single" w:sz="4" w:space="0" w:color="auto"/>
-              <w:bottom w:val="single" w:sz="12" w:space="0" w:color="auto"/>
+              <w:top w:val="single" w:color="auto" w:sz="4" w:space="0"/>
+              <w:left w:val="single" w:color="auto" w:sz="4" w:space="0"/>
+              <w:bottom w:val="single" w:color="auto" w:sz="12" w:space="0"/>
               <w:right w:val="nil"/>
             </w:tcBorders>
             <w:shd w:val="clear" w:color="auto" w:fill="auto"/>
@@ -6280,10 +6351,10 @@
               <w:suppressLineNumbers w:val="0"/>
               <w:snapToGrid w:val="0"/>
               <w:spacing w:line="240" w:lineRule="auto"/>
-              <w:ind w:left="0" w:right="0" w:firstLine="0" w:leftChars="0" w:rightChars="0" w:firstLineChars="0"/>
+              <w:ind w:left="0" w:leftChars="0" w:right="0" w:rightChars="0" w:firstLine="0" w:firstLineChars="0"/>
               <w:jc w:val="center"/>
               <w:rPr>
-                <w:rFonts w:ascii="Segoe UI" w:eastAsia="Segoe UI" w:hAnsi="Segoe UI" w:cs="Segoe UI" w:hint="default"/>
+                <w:rFonts w:hint="default" w:ascii="Segoe UI" w:hAnsi="Segoe UI" w:eastAsia="Segoe UI" w:cs="Segoe UI"/>
                 <w:i w:val="0"/>
                 <w:iCs w:val="0"/>
                 <w:caps w:val="0"/>
@@ -6295,7 +6366,7 @@
             </w:pPr>
             <w:r>
               <w:rPr>
-                <w:rFonts w:ascii="Segoe UI" w:eastAsia="Segoe UI" w:hAnsi="Segoe UI" w:cs="Segoe UI" w:hint="default"/>
+                <w:rFonts w:hint="default" w:ascii="Segoe UI" w:hAnsi="Segoe UI" w:eastAsia="Segoe UI" w:cs="Segoe UI"/>
                 <w:i w:val="0"/>
                 <w:iCs w:val="0"/>
                 <w:caps w:val="0"/>
@@ -6315,9 +6386,9 @@
           <w:tcPr>
             <w:tcW w:w="2420" w:type="dxa"/>
             <w:tcBorders>
-              <w:top w:val="single" w:sz="4" w:space="0" w:color="auto"/>
-              <w:left w:val="single" w:sz="4" w:space="0" w:color="auto"/>
-              <w:bottom w:val="single" w:sz="12" w:space="0" w:color="auto"/>
+              <w:top w:val="single" w:color="auto" w:sz="4" w:space="0"/>
+              <w:left w:val="single" w:color="auto" w:sz="4" w:space="0"/>
+              <w:bottom w:val="single" w:color="auto" w:sz="12" w:space="0"/>
               <w:right w:val="nil"/>
             </w:tcBorders>
             <w:shd w:val="clear" w:color="auto" w:fill="auto"/>
@@ -6337,10 +6408,10 @@
               <w:suppressLineNumbers w:val="0"/>
               <w:snapToGrid w:val="0"/>
               <w:spacing w:line="240" w:lineRule="auto"/>
-              <w:ind w:left="0" w:right="0" w:firstLine="0" w:leftChars="0" w:rightChars="0" w:firstLineChars="0"/>
+              <w:ind w:left="0" w:leftChars="0" w:right="0" w:rightChars="0" w:firstLine="0" w:firstLineChars="0"/>
               <w:jc w:val="left"/>
               <w:rPr>
-                <w:rFonts w:ascii="Segoe UI" w:eastAsia="Segoe UI" w:hAnsi="Segoe UI" w:cs="Segoe UI" w:hint="default"/>
+                <w:rFonts w:hint="default" w:ascii="Segoe UI" w:hAnsi="Segoe UI" w:eastAsia="Segoe UI" w:cs="Segoe UI"/>
                 <w:i w:val="0"/>
                 <w:iCs w:val="0"/>
                 <w:caps w:val="0"/>
@@ -6352,7 +6423,7 @@
             </w:pPr>
             <w:r>
               <w:rPr>
-                <w:rFonts w:ascii="Segoe UI" w:eastAsia="Segoe UI" w:hAnsi="Segoe UI" w:cs="Segoe UI" w:hint="default"/>
+                <w:rFonts w:hint="default" w:ascii="Segoe UI" w:hAnsi="Segoe UI" w:eastAsia="Segoe UI" w:cs="Segoe UI"/>
                 <w:i w:val="0"/>
                 <w:iCs w:val="0"/>
                 <w:caps w:val="0"/>
@@ -6372,10 +6443,10 @@
           <w:tcPr>
             <w:tcW w:w="1948" w:type="dxa"/>
             <w:tcBorders>
-              <w:top w:val="single" w:sz="4" w:space="0" w:color="auto"/>
-              <w:left w:val="single" w:sz="4" w:space="0" w:color="auto"/>
-              <w:bottom w:val="single" w:sz="12" w:space="0" w:color="auto"/>
-              <w:right w:val="single" w:sz="12" w:space="0" w:color="auto"/>
+              <w:top w:val="single" w:color="auto" w:sz="4" w:space="0"/>
+              <w:left w:val="single" w:color="auto" w:sz="4" w:space="0"/>
+              <w:bottom w:val="single" w:color="auto" w:sz="12" w:space="0"/>
+              <w:right w:val="single" w:color="auto" w:sz="12" w:space="0"/>
             </w:tcBorders>
             <w:shd w:val="clear" w:color="auto" w:fill="auto"/>
             <w:tcMar>
@@ -6394,10 +6465,10 @@
               <w:suppressLineNumbers w:val="0"/>
               <w:snapToGrid w:val="0"/>
               <w:spacing w:line="240" w:lineRule="auto"/>
-              <w:ind w:left="0" w:right="0" w:firstLine="0" w:leftChars="0" w:rightChars="0" w:firstLineChars="0"/>
+              <w:ind w:left="0" w:leftChars="0" w:right="0" w:rightChars="0" w:firstLine="0" w:firstLineChars="0"/>
               <w:jc w:val="center"/>
               <w:rPr>
-                <w:rFonts w:ascii="Segoe UI" w:eastAsia="Segoe UI" w:hAnsi="Segoe UI" w:cs="Segoe UI" w:hint="default"/>
+                <w:rFonts w:hint="default" w:ascii="Segoe UI" w:hAnsi="Segoe UI" w:eastAsia="Segoe UI" w:cs="Segoe UI"/>
                 <w:i w:val="0"/>
                 <w:iCs w:val="0"/>
                 <w:caps w:val="0"/>
@@ -6409,7 +6480,7 @@
             </w:pPr>
             <w:r>
               <w:rPr>
-                <w:rFonts w:ascii="Segoe UI" w:eastAsia="Segoe UI" w:hAnsi="Segoe UI" w:cs="Segoe UI" w:hint="default"/>
+                <w:rFonts w:hint="default" w:ascii="Segoe UI" w:hAnsi="Segoe UI" w:eastAsia="Segoe UI" w:cs="Segoe UI"/>
                 <w:i w:val="0"/>
                 <w:iCs w:val="0"/>
                 <w:caps w:val="0"/>
@@ -6421,7 +6492,7 @@
                 <w:szCs w:val="22"/>
                 <w:lang w:val="en-US" w:eastAsia="zh-CN"/>
               </w:rPr>
-              <w:t>管理层、产品产品质量部、运维部经理</w:t>
+              <w:t>管理层、产品质量部、运维部经理</w:t>
             </w:r>
           </w:p>
         </w:tc>
@@ -6450,7 +6521,7 @@
     </w:p>
     <w:p>
       <w:pPr>
-        <w:pStyle w:val="a3"/>
+        <w:pStyle w:val="41"/>
         <w:bidi w:val="0"/>
         <w:rPr>
           <w:rFonts w:hint="default"/>
@@ -6467,7 +6538,7 @@
     </w:p>
     <w:p>
       <w:pPr>
-        <w:pStyle w:val="a3"/>
+        <w:pStyle w:val="41"/>
         <w:bidi w:val="0"/>
         <w:rPr>
           <w:rFonts w:hint="default"/>
@@ -6484,7 +6555,7 @@
     </w:p>
     <w:p>
       <w:pPr>
-        <w:pStyle w:val="a3"/>
+        <w:pStyle w:val="41"/>
         <w:bidi w:val="0"/>
         <w:rPr>
           <w:rFonts w:hint="default"/>
@@ -6501,7 +6572,7 @@
     </w:p>
     <w:p>
       <w:pPr>
-        <w:pStyle w:val="a3"/>
+        <w:pStyle w:val="41"/>
         <w:bidi w:val="0"/>
         <w:rPr>
           <w:rFonts w:hint="default"/>
@@ -6518,7 +6589,7 @@
     </w:p>
     <w:p>
       <w:pPr>
-        <w:pStyle w:val="a3"/>
+        <w:pStyle w:val="41"/>
         <w:bidi w:val="0"/>
         <w:rPr>
           <w:rFonts w:hint="default"/>
@@ -6535,15 +6606,15 @@
     </w:p>
     <w:p>
       <w:pPr>
-        <w:pStyle w:val="1"/>
-        <w:bidi w:val="0"/>
-        <w:rPr>
-          <w:rFonts w:hint="default"/>
-          <w:lang w:val="en-US" w:eastAsia="zh-CN"/>
-        </w:rPr>
-      </w:pPr>
-      <w:bookmarkStart w:id="28" w:name="_Toc16779"/>
-      <w:bookmarkStart w:id="29" w:name="_Toc225"/>
+        <w:pStyle w:val="30"/>
+        <w:bidi w:val="0"/>
+        <w:rPr>
+          <w:rFonts w:hint="default"/>
+          <w:lang w:val="en-US" w:eastAsia="zh-CN"/>
+        </w:rPr>
+      </w:pPr>
+      <w:bookmarkStart w:id="28" w:name="_Toc225"/>
+      <w:bookmarkStart w:id="29" w:name="_Toc16779"/>
       <w:r>
         <w:rPr>
           <w:rFonts w:hint="default"/>
@@ -6556,15 +6627,15 @@
     </w:p>
     <w:p>
       <w:pPr>
-        <w:pStyle w:val="2"/>
-        <w:bidi w:val="0"/>
-        <w:rPr>
-          <w:rFonts w:hint="default"/>
-          <w:lang w:val="en-US" w:eastAsia="zh-CN"/>
-        </w:rPr>
-      </w:pPr>
-      <w:bookmarkStart w:id="30" w:name="_Toc10129"/>
-      <w:bookmarkStart w:id="31" w:name="_Toc22663"/>
+        <w:pStyle w:val="32"/>
+        <w:bidi w:val="0"/>
+        <w:rPr>
+          <w:rFonts w:hint="default"/>
+          <w:lang w:val="en-US" w:eastAsia="zh-CN"/>
+        </w:rPr>
+      </w:pPr>
+      <w:bookmarkStart w:id="30" w:name="_Toc22663"/>
+      <w:bookmarkStart w:id="31" w:name="_Toc10129"/>
       <w:r>
         <w:rPr>
           <w:rFonts w:hint="default"/>
@@ -6577,24 +6648,24 @@
     </w:p>
     <w:p>
       <w:pPr>
-        <w:pStyle w:val="a3"/>
-        <w:bidi w:val="0"/>
-        <w:rPr>
-          <w:rFonts w:hint="default"/>
-          <w:lang w:val="en-US" w:eastAsia="zh-CN"/>
-        </w:rPr>
-      </w:pPr>
-      <w:r>
-        <w:rPr>
-          <w:rFonts w:hint="default"/>
-          <w:lang w:val="en-US" w:eastAsia="zh-CN"/>
-        </w:rPr>
-        <w:t>产品产品质量部每月对客户投诉进行统计分析，内容包括：</w:t>
-      </w:r>
-    </w:p>
-    <w:p>
-      <w:pPr>
-        <w:pStyle w:val="a3"/>
+        <w:pStyle w:val="41"/>
+        <w:bidi w:val="0"/>
+        <w:rPr>
+          <w:rFonts w:hint="default"/>
+          <w:lang w:val="en-US" w:eastAsia="zh-CN"/>
+        </w:rPr>
+      </w:pPr>
+      <w:r>
+        <w:rPr>
+          <w:rFonts w:hint="default"/>
+          <w:lang w:val="en-US" w:eastAsia="zh-CN"/>
+        </w:rPr>
+        <w:t>产品质量部每月对客户投诉进行统计分析，内容包括：</w:t>
+      </w:r>
+    </w:p>
+    <w:p>
+      <w:pPr>
+        <w:pStyle w:val="41"/>
         <w:bidi w:val="0"/>
         <w:rPr>
           <w:rFonts w:hint="default"/>
@@ -6611,7 +6682,7 @@
     </w:p>
     <w:p>
       <w:pPr>
-        <w:pStyle w:val="a3"/>
+        <w:pStyle w:val="41"/>
         <w:bidi w:val="0"/>
         <w:rPr>
           <w:rFonts w:hint="default"/>
@@ -6628,7 +6699,7 @@
     </w:p>
     <w:p>
       <w:pPr>
-        <w:pStyle w:val="a3"/>
+        <w:pStyle w:val="41"/>
         <w:bidi w:val="0"/>
         <w:rPr>
           <w:rFonts w:hint="default"/>
@@ -6645,7 +6716,7 @@
     </w:p>
     <w:p>
       <w:pPr>
-        <w:pStyle w:val="a3"/>
+        <w:pStyle w:val="41"/>
         <w:bidi w:val="0"/>
         <w:rPr>
           <w:rFonts w:hint="default"/>
@@ -6662,7 +6733,7 @@
     </w:p>
     <w:p>
       <w:pPr>
-        <w:pStyle w:val="a3"/>
+        <w:pStyle w:val="41"/>
         <w:bidi w:val="0"/>
         <w:rPr>
           <w:rFonts w:hint="default"/>
@@ -6679,7 +6750,7 @@
     </w:p>
     <w:p>
       <w:pPr>
-        <w:pStyle w:val="a3"/>
+        <w:pStyle w:val="41"/>
         <w:bidi w:val="0"/>
         <w:rPr>
           <w:rFonts w:hint="default"/>
@@ -6696,7 +6767,7 @@
     </w:p>
     <w:p>
       <w:pPr>
-        <w:pStyle w:val="2"/>
+        <w:pStyle w:val="32"/>
         <w:bidi w:val="0"/>
         <w:rPr>
           <w:rFonts w:hint="default"/>
@@ -6717,24 +6788,24 @@
     </w:p>
     <w:p>
       <w:pPr>
-        <w:pStyle w:val="a3"/>
-        <w:bidi w:val="0"/>
-        <w:rPr>
-          <w:rFonts w:hint="default"/>
-          <w:lang w:val="en-US" w:eastAsia="zh-CN"/>
-        </w:rPr>
-      </w:pPr>
-      <w:r>
-        <w:rPr>
-          <w:rFonts w:hint="default"/>
-          <w:lang w:val="en-US" w:eastAsia="zh-CN"/>
-        </w:rPr>
-        <w:t>产品产品质量部每季度编制《投诉分析季度报告》，内容包括：</w:t>
-      </w:r>
-    </w:p>
-    <w:p>
-      <w:pPr>
-        <w:pStyle w:val="a3"/>
+        <w:pStyle w:val="41"/>
+        <w:bidi w:val="0"/>
+        <w:rPr>
+          <w:rFonts w:hint="default"/>
+          <w:lang w:val="en-US" w:eastAsia="zh-CN"/>
+        </w:rPr>
+      </w:pPr>
+      <w:r>
+        <w:rPr>
+          <w:rFonts w:hint="default"/>
+          <w:lang w:val="en-US" w:eastAsia="zh-CN"/>
+        </w:rPr>
+        <w:t>产品质量部每季度编制《投诉分析季度报告》，内容包括：</w:t>
+      </w:r>
+    </w:p>
+    <w:p>
+      <w:pPr>
+        <w:pStyle w:val="41"/>
         <w:bidi w:val="0"/>
         <w:rPr>
           <w:rFonts w:hint="default"/>
@@ -6751,7 +6822,7 @@
     </w:p>
     <w:p>
       <w:pPr>
-        <w:pStyle w:val="a3"/>
+        <w:pStyle w:val="41"/>
         <w:bidi w:val="0"/>
         <w:rPr>
           <w:rFonts w:hint="default"/>
@@ -6768,7 +6839,7 @@
     </w:p>
     <w:p>
       <w:pPr>
-        <w:pStyle w:val="a3"/>
+        <w:pStyle w:val="41"/>
         <w:bidi w:val="0"/>
         <w:rPr>
           <w:rFonts w:hint="default"/>
@@ -6785,7 +6856,7 @@
     </w:p>
     <w:p>
       <w:pPr>
-        <w:pStyle w:val="a3"/>
+        <w:pStyle w:val="41"/>
         <w:bidi w:val="0"/>
         <w:rPr>
           <w:rFonts w:hint="default"/>
@@ -6802,7 +6873,7 @@
     </w:p>
     <w:p>
       <w:pPr>
-        <w:pStyle w:val="a3"/>
+        <w:pStyle w:val="41"/>
         <w:bidi w:val="0"/>
         <w:rPr>
           <w:rFonts w:hint="default"/>
@@ -6819,7 +6890,7 @@
     </w:p>
     <w:p>
       <w:pPr>
-        <w:pStyle w:val="2"/>
+        <w:pStyle w:val="32"/>
         <w:bidi w:val="0"/>
         <w:rPr>
           <w:rFonts w:hint="default"/>
@@ -6840,14 +6911,13 @@
     </w:p>
     <w:p>
       <w:pPr>
-        <w:pStyle w:val="a3"/>
-        <w:bidi w:val="0"/>
-        <w:rPr>
-          <w:rFonts w:hint="default"/>
-          <w:lang w:val="en-US" w:eastAsia="zh-CN"/>
-        </w:rPr>
-      </w:pPr>
-      <w:bookmarkStart w:id="36" w:name="_GoBack"/>
+        <w:pStyle w:val="41"/>
+        <w:bidi w:val="0"/>
+        <w:rPr>
+          <w:rFonts w:hint="default"/>
+          <w:lang w:val="en-US" w:eastAsia="zh-CN"/>
+        </w:rPr>
+      </w:pPr>
       <w:r>
         <w:rPr>
           <w:rFonts w:hint="default"/>
@@ -6858,7 +6928,7 @@
     </w:p>
     <w:p>
       <w:pPr>
-        <w:pStyle w:val="a3"/>
+        <w:pStyle w:val="41"/>
         <w:bidi w:val="0"/>
         <w:rPr>
           <w:rFonts w:hint="default"/>
@@ -6889,7 +6959,7 @@
     </w:p>
     <w:p>
       <w:pPr>
-        <w:pStyle w:val="a3"/>
+        <w:pStyle w:val="41"/>
         <w:bidi w:val="0"/>
         <w:rPr>
           <w:rFonts w:hint="default"/>
@@ -6906,17 +6976,16 @@
     </w:p>
     <w:p>
       <w:pPr>
-        <w:pStyle w:val="1"/>
-        <w:bidi w:val="0"/>
-        <w:rPr>
-          <w:rFonts w:hint="default"/>
-          <w:lang w:val="en-US" w:eastAsia="zh-CN"/>
-        </w:rPr>
-      </w:pPr>
-      <w:bookmarkEnd w:id="36"/>
+        <w:pStyle w:val="30"/>
+        <w:bidi w:val="0"/>
+        <w:rPr>
+          <w:rFonts w:hint="default"/>
+          <w:lang w:val="en-US" w:eastAsia="zh-CN"/>
+        </w:rPr>
+      </w:pPr>
+      <w:bookmarkStart w:id="36" w:name="_Toc1376"/>
       <w:bookmarkStart w:id="37" w:name="_Toc4324"/>
       <w:bookmarkStart w:id="38" w:name="_Toc25596"/>
-      <w:bookmarkStart w:id="39" w:name="_Toc1376"/>
       <w:r>
         <w:rPr>
           <w:rFonts w:hint="default"/>
@@ -6924,13 +6993,13 @@
         </w:rPr>
         <w:t>输出的文件和记录</w:t>
       </w:r>
+      <w:bookmarkEnd w:id="36"/>
       <w:bookmarkEnd w:id="37"/>
       <w:bookmarkEnd w:id="38"/>
-      <w:bookmarkEnd w:id="39"/>
-    </w:p>
-    <w:p>
-      <w:pPr>
-        <w:pStyle w:val="a1"/>
+    </w:p>
+    <w:p>
+      <w:pPr>
+        <w:pStyle w:val="31"/>
         <w:bidi w:val="0"/>
         <w:rPr>
           <w:rFonts w:hint="default"/>
@@ -6968,7 +7037,7 @@
     </w:p>
     <w:p>
       <w:pPr>
-        <w:pStyle w:val="a1"/>
+        <w:pStyle w:val="31"/>
         <w:keepNext w:val="0"/>
         <w:keepLines w:val="0"/>
         <w:pageBreakBefore w:val="0"/>
@@ -7018,7 +7087,7 @@
           <w:rFonts w:hint="eastAsia"/>
           <w:lang w:val="en-US" w:eastAsia="zh-CN"/>
         </w:rPr>
-        <w:instrText>"柴_标题1"\n</w:instrText>
+        <w:instrText xml:space="preserve">"柴_标题1"\n</w:instrText>
       </w:r>
       <w:r>
         <w:instrText xml:space="preserve"> \s</w:instrText>
@@ -7035,7 +7104,7 @@
           <w:rFonts w:hint="eastAsia"/>
           <w:lang w:val="en-US" w:eastAsia="zh-CN"/>
         </w:rPr>
-        <w:instrText>* Charformat</w:instrText>
+        <w:instrText xml:space="preserve">* Charformat</w:instrText>
       </w:r>
       <w:r>
         <w:rPr>
@@ -7100,7 +7169,7 @@
         </w:rPr>
         <w:fldChar w:fldCharType="end"/>
       </w:r>
-      <w:bookmarkStart w:id="40" w:name="_Toc1903"/>
+      <w:bookmarkStart w:id="39" w:name="_Toc1903"/>
       <w:r>
         <w:rPr>
           <w:rFonts w:hint="eastAsia"/>
@@ -7115,22 +7184,23 @@
         </w:rPr>
         <w:t>输出文件和记录表</w:t>
       </w:r>
-      <w:bookmarkEnd w:id="40"/>
+      <w:bookmarkEnd w:id="39"/>
     </w:p>
     <w:tbl>
       <w:tblPr>
-        <w:tblStyle w:val="TableNormal"/>
+        <w:tblStyle w:val="22"/>
         <w:tblW w:w="8522" w:type="dxa"/>
         <w:jc w:val="center"/>
         <w:tblBorders>
-          <w:top w:val="nil"/>
-          <w:left w:val="nil"/>
-          <w:bottom w:val="nil"/>
-          <w:right w:val="nil"/>
-          <w:insideH w:val="nil"/>
-          <w:insideV w:val="nil"/>
+          <w:top w:val="none" w:color="auto" w:sz="0" w:space="0"/>
+          <w:left w:val="none" w:color="auto" w:sz="0" w:space="0"/>
+          <w:bottom w:val="none" w:color="auto" w:sz="0" w:space="0"/>
+          <w:right w:val="none" w:color="auto" w:sz="0" w:space="0"/>
+          <w:insideH w:val="none" w:color="auto" w:sz="0" w:space="0"/>
+          <w:insideV w:val="none" w:color="auto" w:sz="0" w:space="0"/>
         </w:tblBorders>
         <w:shd w:val="clear" w:color="auto" w:fill="auto"/>
+        <w:tblLayout w:type="autofit"/>
         <w:tblCellMar>
           <w:top w:w="15" w:type="dxa"/>
           <w:left w:w="15" w:type="dxa"/>
@@ -7145,17 +7215,14 @@
       </w:tblGrid>
       <w:tr>
         <w:tblPrEx>
-          <w:tblW w:w="8522" w:type="dxa"/>
-          <w:jc w:val="center"/>
           <w:tblBorders>
-            <w:top w:val="nil"/>
-            <w:left w:val="nil"/>
-            <w:bottom w:val="nil"/>
-            <w:right w:val="nil"/>
-            <w:insideH w:val="nil"/>
-            <w:insideV w:val="nil"/>
+            <w:top w:val="none" w:color="auto" w:sz="0" w:space="0"/>
+            <w:left w:val="none" w:color="auto" w:sz="0" w:space="0"/>
+            <w:bottom w:val="none" w:color="auto" w:sz="0" w:space="0"/>
+            <w:right w:val="none" w:color="auto" w:sz="0" w:space="0"/>
+            <w:insideH w:val="none" w:color="auto" w:sz="0" w:space="0"/>
+            <w:insideV w:val="none" w:color="auto" w:sz="0" w:space="0"/>
           </w:tblBorders>
-          <w:shd w:val="clear" w:color="auto" w:fill="auto"/>
           <w:tblCellMar>
             <w:top w:w="15" w:type="dxa"/>
             <w:left w:w="15" w:type="dxa"/>
@@ -7164,7 +7231,7 @@
           </w:tblCellMar>
         </w:tblPrEx>
         <w:trPr>
-          <w:trHeight w:val="0"/>
+          <w:trHeight w:val="0" w:hRule="atLeast"/>
           <w:tblHeader/>
           <w:jc w:val="center"/>
         </w:trPr>
@@ -7172,8 +7239,8 @@
           <w:tcPr>
             <w:tcW w:w="4384" w:type="dxa"/>
             <w:tcBorders>
-              <w:top w:val="single" w:sz="12" w:space="0" w:color="auto"/>
-              <w:left w:val="single" w:sz="12" w:space="0" w:color="auto"/>
+              <w:top w:val="single" w:color="auto" w:sz="12" w:space="0"/>
+              <w:left w:val="single" w:color="auto" w:sz="12" w:space="0"/>
               <w:bottom w:val="nil"/>
               <w:right w:val="nil"/>
             </w:tcBorders>
@@ -7194,10 +7261,10 @@
               <w:suppressLineNumbers w:val="0"/>
               <w:snapToGrid w:val="0"/>
               <w:spacing w:line="240" w:lineRule="auto"/>
-              <w:ind w:left="0" w:right="0" w:firstLine="0" w:leftChars="0" w:rightChars="0" w:firstLineChars="0"/>
+              <w:ind w:left="0" w:leftChars="0" w:right="0" w:rightChars="0" w:firstLine="0" w:firstLineChars="0"/>
               <w:jc w:val="center"/>
               <w:rPr>
-                <w:rFonts w:ascii="Segoe UI" w:eastAsia="Segoe UI" w:hAnsi="Segoe UI" w:cs="Segoe UI"/>
+                <w:rFonts w:ascii="Segoe UI" w:hAnsi="Segoe UI" w:eastAsia="Segoe UI" w:cs="Segoe UI"/>
                 <w:b/>
                 <w:i w:val="0"/>
                 <w:iCs w:val="0"/>
@@ -7210,7 +7277,7 @@
             </w:pPr>
             <w:r>
               <w:rPr>
-                <w:rFonts w:ascii="Segoe UI" w:eastAsia="Segoe UI" w:hAnsi="Segoe UI" w:cs="Segoe UI" w:hint="default"/>
+                <w:rFonts w:hint="default" w:ascii="Segoe UI" w:hAnsi="Segoe UI" w:eastAsia="Segoe UI" w:cs="Segoe UI"/>
                 <w:b/>
                 <w:i w:val="0"/>
                 <w:iCs w:val="0"/>
@@ -7231,8 +7298,8 @@
           <w:tcPr>
             <w:tcW w:w="2069" w:type="dxa"/>
             <w:tcBorders>
-              <w:top w:val="single" w:sz="12" w:space="0" w:color="auto"/>
-              <w:left w:val="single" w:sz="4" w:space="0" w:color="auto"/>
+              <w:top w:val="single" w:color="auto" w:sz="12" w:space="0"/>
+              <w:left w:val="single" w:color="auto" w:sz="4" w:space="0"/>
               <w:bottom w:val="nil"/>
               <w:right w:val="nil"/>
             </w:tcBorders>
@@ -7253,10 +7320,10 @@
               <w:suppressLineNumbers w:val="0"/>
               <w:snapToGrid w:val="0"/>
               <w:spacing w:line="240" w:lineRule="auto"/>
-              <w:ind w:left="0" w:right="0" w:firstLine="0" w:leftChars="0" w:rightChars="0" w:firstLineChars="0"/>
+              <w:ind w:left="0" w:leftChars="0" w:right="0" w:rightChars="0" w:firstLine="0" w:firstLineChars="0"/>
               <w:jc w:val="center"/>
               <w:rPr>
-                <w:rFonts w:ascii="Segoe UI" w:eastAsia="Segoe UI" w:hAnsi="Segoe UI" w:cs="Segoe UI" w:hint="default"/>
+                <w:rFonts w:hint="default" w:ascii="Segoe UI" w:hAnsi="Segoe UI" w:eastAsia="Segoe UI" w:cs="Segoe UI"/>
                 <w:b/>
                 <w:i w:val="0"/>
                 <w:iCs w:val="0"/>
@@ -7269,7 +7336,7 @@
             </w:pPr>
             <w:r>
               <w:rPr>
-                <w:rFonts w:ascii="Segoe UI" w:eastAsia="Segoe UI" w:hAnsi="Segoe UI" w:cs="Segoe UI" w:hint="default"/>
+                <w:rFonts w:hint="default" w:ascii="Segoe UI" w:hAnsi="Segoe UI" w:eastAsia="Segoe UI" w:cs="Segoe UI"/>
                 <w:b/>
                 <w:i w:val="0"/>
                 <w:iCs w:val="0"/>
@@ -7290,10 +7357,10 @@
           <w:tcPr>
             <w:tcW w:w="2069" w:type="dxa"/>
             <w:tcBorders>
-              <w:top w:val="single" w:sz="12" w:space="0" w:color="auto"/>
-              <w:left w:val="single" w:sz="4" w:space="0" w:color="auto"/>
+              <w:top w:val="single" w:color="auto" w:sz="12" w:space="0"/>
+              <w:left w:val="single" w:color="auto" w:sz="4" w:space="0"/>
               <w:bottom w:val="nil"/>
-              <w:right w:val="single" w:sz="12" w:space="0" w:color="auto"/>
+              <w:right w:val="single" w:color="auto" w:sz="12" w:space="0"/>
             </w:tcBorders>
             <w:shd w:val="clear" w:color="auto" w:fill="auto"/>
             <w:tcMar>
@@ -7312,10 +7379,10 @@
               <w:suppressLineNumbers w:val="0"/>
               <w:snapToGrid w:val="0"/>
               <w:spacing w:line="240" w:lineRule="auto"/>
-              <w:ind w:left="0" w:right="0" w:firstLine="0" w:leftChars="0" w:rightChars="0" w:firstLineChars="0"/>
+              <w:ind w:left="0" w:leftChars="0" w:right="0" w:rightChars="0" w:firstLine="0" w:firstLineChars="0"/>
               <w:jc w:val="center"/>
               <w:rPr>
-                <w:rFonts w:ascii="Segoe UI" w:eastAsia="Segoe UI" w:hAnsi="Segoe UI" w:cs="Segoe UI" w:hint="default"/>
+                <w:rFonts w:hint="default" w:ascii="Segoe UI" w:hAnsi="Segoe UI" w:eastAsia="Segoe UI" w:cs="Segoe UI"/>
                 <w:b/>
                 <w:i w:val="0"/>
                 <w:iCs w:val="0"/>
@@ -7328,7 +7395,7 @@
             </w:pPr>
             <w:r>
               <w:rPr>
-                <w:rFonts w:ascii="Segoe UI" w:eastAsia="Segoe UI" w:hAnsi="Segoe UI" w:cs="Segoe UI" w:hint="default"/>
+                <w:rFonts w:hint="default" w:ascii="Segoe UI" w:hAnsi="Segoe UI" w:eastAsia="Segoe UI" w:cs="Segoe UI"/>
                 <w:b/>
                 <w:i w:val="0"/>
                 <w:iCs w:val="0"/>
@@ -7348,9 +7415,14 @@
       </w:tr>
       <w:tr>
         <w:tblPrEx>
-          <w:tblW w:w="8522" w:type="dxa"/>
-          <w:jc w:val="center"/>
-          <w:shd w:val="clear" w:color="auto" w:fill="auto"/>
+          <w:tblBorders>
+            <w:top w:val="none" w:color="auto" w:sz="0" w:space="0"/>
+            <w:left w:val="none" w:color="auto" w:sz="0" w:space="0"/>
+            <w:bottom w:val="none" w:color="auto" w:sz="0" w:space="0"/>
+            <w:right w:val="none" w:color="auto" w:sz="0" w:space="0"/>
+            <w:insideH w:val="none" w:color="auto" w:sz="0" w:space="0"/>
+            <w:insideV w:val="none" w:color="auto" w:sz="0" w:space="0"/>
+          </w:tblBorders>
           <w:tblCellMar>
             <w:top w:w="15" w:type="dxa"/>
             <w:left w:w="15" w:type="dxa"/>
@@ -7359,15 +7431,15 @@
           </w:tblCellMar>
         </w:tblPrEx>
         <w:trPr>
-          <w:trHeight w:val="0"/>
+          <w:trHeight w:val="0" w:hRule="atLeast"/>
           <w:jc w:val="center"/>
         </w:trPr>
         <w:tc>
           <w:tcPr>
             <w:tcW w:w="4384" w:type="dxa"/>
             <w:tcBorders>
-              <w:top w:val="single" w:sz="4" w:space="0" w:color="auto"/>
-              <w:left w:val="single" w:sz="12" w:space="0" w:color="auto"/>
+              <w:top w:val="single" w:color="auto" w:sz="4" w:space="0"/>
+              <w:left w:val="single" w:color="auto" w:sz="12" w:space="0"/>
               <w:bottom w:val="nil"/>
               <w:right w:val="nil"/>
             </w:tcBorders>
@@ -7388,10 +7460,10 @@
               <w:suppressLineNumbers w:val="0"/>
               <w:snapToGrid w:val="0"/>
               <w:spacing w:line="240" w:lineRule="auto"/>
-              <w:ind w:left="0" w:right="0" w:firstLine="0" w:leftChars="0" w:rightChars="0" w:firstLineChars="0"/>
+              <w:ind w:left="0" w:leftChars="0" w:right="0" w:rightChars="0" w:firstLine="0" w:firstLineChars="0"/>
               <w:jc w:val="center"/>
               <w:rPr>
-                <w:rFonts w:ascii="Segoe UI" w:eastAsia="Segoe UI" w:hAnsi="Segoe UI" w:cs="Segoe UI" w:hint="default"/>
+                <w:rFonts w:hint="default" w:ascii="Segoe UI" w:hAnsi="Segoe UI" w:eastAsia="Segoe UI" w:cs="Segoe UI"/>
                 <w:i w:val="0"/>
                 <w:iCs w:val="0"/>
                 <w:caps w:val="0"/>
@@ -7403,7 +7475,7 @@
             </w:pPr>
             <w:r>
               <w:rPr>
-                <w:rFonts w:ascii="Segoe UI" w:eastAsia="Segoe UI" w:hAnsi="Segoe UI" w:cs="Segoe UI" w:hint="default"/>
+                <w:rFonts w:hint="default" w:ascii="Segoe UI" w:hAnsi="Segoe UI" w:eastAsia="Segoe UI" w:cs="Segoe UI"/>
                 <w:i w:val="0"/>
                 <w:iCs w:val="0"/>
                 <w:caps w:val="0"/>
@@ -7423,8 +7495,8 @@
           <w:tcPr>
             <w:tcW w:w="2069" w:type="dxa"/>
             <w:tcBorders>
-              <w:top w:val="single" w:sz="4" w:space="0" w:color="auto"/>
-              <w:left w:val="single" w:sz="4" w:space="0" w:color="auto"/>
+              <w:top w:val="single" w:color="auto" w:sz="4" w:space="0"/>
+              <w:left w:val="single" w:color="auto" w:sz="4" w:space="0"/>
               <w:bottom w:val="nil"/>
               <w:right w:val="nil"/>
             </w:tcBorders>
@@ -7445,10 +7517,10 @@
               <w:suppressLineNumbers w:val="0"/>
               <w:snapToGrid w:val="0"/>
               <w:spacing w:line="240" w:lineRule="auto"/>
-              <w:ind w:left="0" w:right="0" w:firstLine="0" w:leftChars="0" w:rightChars="0" w:firstLineChars="0"/>
+              <w:ind w:left="0" w:leftChars="0" w:right="0" w:rightChars="0" w:firstLine="0" w:firstLineChars="0"/>
               <w:jc w:val="left"/>
               <w:rPr>
-                <w:rFonts w:ascii="Segoe UI" w:eastAsia="Segoe UI" w:hAnsi="Segoe UI" w:cs="Segoe UI" w:hint="default"/>
+                <w:rFonts w:hint="default" w:ascii="Segoe UI" w:hAnsi="Segoe UI" w:eastAsia="Segoe UI" w:cs="Segoe UI"/>
                 <w:i w:val="0"/>
                 <w:iCs w:val="0"/>
                 <w:caps w:val="0"/>
@@ -7460,7 +7532,7 @@
             </w:pPr>
             <w:r>
               <w:rPr>
-                <w:rFonts w:ascii="Segoe UI" w:eastAsia="Segoe UI" w:hAnsi="Segoe UI" w:cs="Segoe UI" w:hint="default"/>
+                <w:rFonts w:hint="default" w:ascii="Segoe UI" w:hAnsi="Segoe UI" w:eastAsia="Segoe UI" w:cs="Segoe UI"/>
                 <w:i w:val="0"/>
                 <w:iCs w:val="0"/>
                 <w:caps w:val="0"/>
@@ -7480,10 +7552,10 @@
           <w:tcPr>
             <w:tcW w:w="2069" w:type="dxa"/>
             <w:tcBorders>
-              <w:top w:val="single" w:sz="4" w:space="0" w:color="auto"/>
-              <w:left w:val="single" w:sz="4" w:space="0" w:color="auto"/>
+              <w:top w:val="single" w:color="auto" w:sz="4" w:space="0"/>
+              <w:left w:val="single" w:color="auto" w:sz="4" w:space="0"/>
               <w:bottom w:val="nil"/>
-              <w:right w:val="single" w:sz="12" w:space="0" w:color="auto"/>
+              <w:right w:val="single" w:color="auto" w:sz="12" w:space="0"/>
             </w:tcBorders>
             <w:shd w:val="clear" w:color="auto" w:fill="auto"/>
             <w:tcMar>
@@ -7502,10 +7574,10 @@
               <w:suppressLineNumbers w:val="0"/>
               <w:snapToGrid w:val="0"/>
               <w:spacing w:line="240" w:lineRule="auto"/>
-              <w:ind w:left="0" w:right="0" w:firstLine="0" w:leftChars="0" w:rightChars="0" w:firstLineChars="0"/>
+              <w:ind w:left="0" w:leftChars="0" w:right="0" w:rightChars="0" w:firstLine="0" w:firstLineChars="0"/>
               <w:jc w:val="center"/>
               <w:rPr>
-                <w:rFonts w:ascii="Segoe UI" w:eastAsia="Segoe UI" w:hAnsi="Segoe UI" w:cs="Segoe UI" w:hint="default"/>
+                <w:rFonts w:hint="default" w:ascii="Segoe UI" w:hAnsi="Segoe UI" w:eastAsia="Segoe UI" w:cs="Segoe UI"/>
                 <w:i w:val="0"/>
                 <w:iCs w:val="0"/>
                 <w:caps w:val="0"/>
@@ -7517,7 +7589,7 @@
             </w:pPr>
             <w:r>
               <w:rPr>
-                <w:rFonts w:ascii="Segoe UI" w:eastAsia="Segoe UI" w:hAnsi="Segoe UI" w:cs="Segoe UI" w:hint="default"/>
+                <w:rFonts w:hint="default" w:ascii="Segoe UI" w:hAnsi="Segoe UI" w:eastAsia="Segoe UI" w:cs="Segoe UI"/>
                 <w:i w:val="0"/>
                 <w:iCs w:val="0"/>
                 <w:caps w:val="0"/>
@@ -7536,9 +7608,14 @@
       </w:tr>
       <w:tr>
         <w:tblPrEx>
-          <w:tblW w:w="8522" w:type="dxa"/>
-          <w:jc w:val="center"/>
-          <w:shd w:val="clear" w:color="auto" w:fill="auto"/>
+          <w:tblBorders>
+            <w:top w:val="none" w:color="auto" w:sz="0" w:space="0"/>
+            <w:left w:val="none" w:color="auto" w:sz="0" w:space="0"/>
+            <w:bottom w:val="none" w:color="auto" w:sz="0" w:space="0"/>
+            <w:right w:val="none" w:color="auto" w:sz="0" w:space="0"/>
+            <w:insideH w:val="none" w:color="auto" w:sz="0" w:space="0"/>
+            <w:insideV w:val="none" w:color="auto" w:sz="0" w:space="0"/>
+          </w:tblBorders>
           <w:tblCellMar>
             <w:top w:w="15" w:type="dxa"/>
             <w:left w:w="15" w:type="dxa"/>
@@ -7547,15 +7624,15 @@
           </w:tblCellMar>
         </w:tblPrEx>
         <w:trPr>
-          <w:trHeight w:val="0"/>
+          <w:trHeight w:val="0" w:hRule="atLeast"/>
           <w:jc w:val="center"/>
         </w:trPr>
         <w:tc>
           <w:tcPr>
             <w:tcW w:w="4384" w:type="dxa"/>
             <w:tcBorders>
-              <w:top w:val="single" w:sz="4" w:space="0" w:color="auto"/>
-              <w:left w:val="single" w:sz="12" w:space="0" w:color="auto"/>
+              <w:top w:val="single" w:color="auto" w:sz="4" w:space="0"/>
+              <w:left w:val="single" w:color="auto" w:sz="12" w:space="0"/>
               <w:bottom w:val="nil"/>
               <w:right w:val="nil"/>
             </w:tcBorders>
@@ -7576,10 +7653,10 @@
               <w:suppressLineNumbers w:val="0"/>
               <w:snapToGrid w:val="0"/>
               <w:spacing w:line="240" w:lineRule="auto"/>
-              <w:ind w:left="0" w:right="0" w:firstLine="0" w:leftChars="0" w:rightChars="0" w:firstLineChars="0"/>
+              <w:ind w:left="0" w:leftChars="0" w:right="0" w:rightChars="0" w:firstLine="0" w:firstLineChars="0"/>
               <w:jc w:val="center"/>
               <w:rPr>
-                <w:rFonts w:ascii="Segoe UI" w:eastAsia="Segoe UI" w:hAnsi="Segoe UI" w:cs="Segoe UI" w:hint="default"/>
+                <w:rFonts w:hint="default" w:ascii="Segoe UI" w:hAnsi="Segoe UI" w:eastAsia="Segoe UI" w:cs="Segoe UI"/>
                 <w:i w:val="0"/>
                 <w:iCs w:val="0"/>
                 <w:caps w:val="0"/>
@@ -7591,7 +7668,7 @@
             </w:pPr>
             <w:r>
               <w:rPr>
-                <w:rFonts w:ascii="Segoe UI" w:eastAsia="Segoe UI" w:hAnsi="Segoe UI" w:cs="Segoe UI" w:hint="default"/>
+                <w:rFonts w:hint="default" w:ascii="Segoe UI" w:hAnsi="Segoe UI" w:eastAsia="Segoe UI" w:cs="Segoe UI"/>
                 <w:i w:val="0"/>
                 <w:iCs w:val="0"/>
                 <w:caps w:val="0"/>
@@ -7611,8 +7688,8 @@
           <w:tcPr>
             <w:tcW w:w="2069" w:type="dxa"/>
             <w:tcBorders>
-              <w:top w:val="single" w:sz="4" w:space="0" w:color="auto"/>
-              <w:left w:val="single" w:sz="4" w:space="0" w:color="auto"/>
+              <w:top w:val="single" w:color="auto" w:sz="4" w:space="0"/>
+              <w:left w:val="single" w:color="auto" w:sz="4" w:space="0"/>
               <w:bottom w:val="nil"/>
               <w:right w:val="nil"/>
             </w:tcBorders>
@@ -7633,10 +7710,10 @@
               <w:suppressLineNumbers w:val="0"/>
               <w:snapToGrid w:val="0"/>
               <w:spacing w:line="240" w:lineRule="auto"/>
-              <w:ind w:left="0" w:right="0" w:firstLine="0" w:leftChars="0" w:rightChars="0" w:firstLineChars="0"/>
+              <w:ind w:left="0" w:leftChars="0" w:right="0" w:rightChars="0" w:firstLine="0" w:firstLineChars="0"/>
               <w:jc w:val="left"/>
               <w:rPr>
-                <w:rFonts w:ascii="Segoe UI" w:eastAsia="Segoe UI" w:hAnsi="Segoe UI" w:cs="Segoe UI" w:hint="default"/>
+                <w:rFonts w:hint="default" w:ascii="Segoe UI" w:hAnsi="Segoe UI" w:eastAsia="Segoe UI" w:cs="Segoe UI"/>
                 <w:i w:val="0"/>
                 <w:iCs w:val="0"/>
                 <w:caps w:val="0"/>
@@ -7648,7 +7725,7 @@
             </w:pPr>
             <w:r>
               <w:rPr>
-                <w:rFonts w:ascii="Segoe UI" w:eastAsia="Segoe UI" w:hAnsi="Segoe UI" w:cs="Segoe UI" w:hint="default"/>
+                <w:rFonts w:hint="default" w:ascii="Segoe UI" w:hAnsi="Segoe UI" w:eastAsia="Segoe UI" w:cs="Segoe UI"/>
                 <w:i w:val="0"/>
                 <w:iCs w:val="0"/>
                 <w:caps w:val="0"/>
@@ -7660,7 +7737,7 @@
                 <w:szCs w:val="22"/>
                 <w:lang w:val="en-US" w:eastAsia="zh-CN"/>
               </w:rPr>
-              <w:t>产品产品质量部</w:t>
+              <w:t>产品质量部</w:t>
             </w:r>
           </w:p>
         </w:tc>
@@ -7668,10 +7745,10 @@
           <w:tcPr>
             <w:tcW w:w="2069" w:type="dxa"/>
             <w:tcBorders>
-              <w:top w:val="single" w:sz="4" w:space="0" w:color="auto"/>
-              <w:left w:val="single" w:sz="4" w:space="0" w:color="auto"/>
+              <w:top w:val="single" w:color="auto" w:sz="4" w:space="0"/>
+              <w:left w:val="single" w:color="auto" w:sz="4" w:space="0"/>
               <w:bottom w:val="nil"/>
-              <w:right w:val="single" w:sz="12" w:space="0" w:color="auto"/>
+              <w:right w:val="single" w:color="auto" w:sz="12" w:space="0"/>
             </w:tcBorders>
             <w:shd w:val="clear" w:color="auto" w:fill="auto"/>
             <w:tcMar>
@@ -7690,10 +7767,10 @@
               <w:suppressLineNumbers w:val="0"/>
               <w:snapToGrid w:val="0"/>
               <w:spacing w:line="240" w:lineRule="auto"/>
-              <w:ind w:left="0" w:right="0" w:firstLine="0" w:leftChars="0" w:rightChars="0" w:firstLineChars="0"/>
+              <w:ind w:left="0" w:leftChars="0" w:right="0" w:rightChars="0" w:firstLine="0" w:firstLineChars="0"/>
               <w:jc w:val="center"/>
               <w:rPr>
-                <w:rFonts w:ascii="Segoe UI" w:eastAsia="Segoe UI" w:hAnsi="Segoe UI" w:cs="Segoe UI" w:hint="default"/>
+                <w:rFonts w:hint="default" w:ascii="Segoe UI" w:hAnsi="Segoe UI" w:eastAsia="Segoe UI" w:cs="Segoe UI"/>
                 <w:i w:val="0"/>
                 <w:iCs w:val="0"/>
                 <w:caps w:val="0"/>
@@ -7705,7 +7782,7 @@
             </w:pPr>
             <w:r>
               <w:rPr>
-                <w:rFonts w:ascii="Segoe UI" w:eastAsia="Segoe UI" w:hAnsi="Segoe UI" w:cs="Segoe UI" w:hint="default"/>
+                <w:rFonts w:hint="default" w:ascii="Segoe UI" w:hAnsi="Segoe UI" w:eastAsia="Segoe UI" w:cs="Segoe UI"/>
                 <w:i w:val="0"/>
                 <w:iCs w:val="0"/>
                 <w:caps w:val="0"/>
@@ -7724,9 +7801,14 @@
       </w:tr>
       <w:tr>
         <w:tblPrEx>
-          <w:tblW w:w="8522" w:type="dxa"/>
-          <w:jc w:val="center"/>
-          <w:shd w:val="clear" w:color="auto" w:fill="auto"/>
+          <w:tblBorders>
+            <w:top w:val="none" w:color="auto" w:sz="0" w:space="0"/>
+            <w:left w:val="none" w:color="auto" w:sz="0" w:space="0"/>
+            <w:bottom w:val="none" w:color="auto" w:sz="0" w:space="0"/>
+            <w:right w:val="none" w:color="auto" w:sz="0" w:space="0"/>
+            <w:insideH w:val="none" w:color="auto" w:sz="0" w:space="0"/>
+            <w:insideV w:val="none" w:color="auto" w:sz="0" w:space="0"/>
+          </w:tblBorders>
           <w:tblCellMar>
             <w:top w:w="15" w:type="dxa"/>
             <w:left w:w="15" w:type="dxa"/>
@@ -7735,15 +7817,15 @@
           </w:tblCellMar>
         </w:tblPrEx>
         <w:trPr>
-          <w:trHeight w:val="0"/>
+          <w:trHeight w:val="0" w:hRule="atLeast"/>
           <w:jc w:val="center"/>
         </w:trPr>
         <w:tc>
           <w:tcPr>
             <w:tcW w:w="4384" w:type="dxa"/>
             <w:tcBorders>
-              <w:top w:val="single" w:sz="4" w:space="0" w:color="auto"/>
-              <w:left w:val="single" w:sz="12" w:space="0" w:color="auto"/>
+              <w:top w:val="single" w:color="auto" w:sz="4" w:space="0"/>
+              <w:left w:val="single" w:color="auto" w:sz="12" w:space="0"/>
               <w:bottom w:val="nil"/>
               <w:right w:val="nil"/>
             </w:tcBorders>
@@ -7764,10 +7846,10 @@
               <w:suppressLineNumbers w:val="0"/>
               <w:snapToGrid w:val="0"/>
               <w:spacing w:line="240" w:lineRule="auto"/>
-              <w:ind w:left="0" w:right="0" w:firstLine="0" w:leftChars="0" w:rightChars="0" w:firstLineChars="0"/>
+              <w:ind w:left="0" w:leftChars="0" w:right="0" w:rightChars="0" w:firstLine="0" w:firstLineChars="0"/>
               <w:jc w:val="center"/>
               <w:rPr>
-                <w:rFonts w:ascii="Segoe UI" w:eastAsia="Segoe UI" w:hAnsi="Segoe UI" w:cs="Segoe UI" w:hint="default"/>
+                <w:rFonts w:hint="default" w:ascii="Segoe UI" w:hAnsi="Segoe UI" w:eastAsia="Segoe UI" w:cs="Segoe UI"/>
                 <w:i w:val="0"/>
                 <w:iCs w:val="0"/>
                 <w:caps w:val="0"/>
@@ -7779,7 +7861,7 @@
             </w:pPr>
             <w:r>
               <w:rPr>
-                <w:rFonts w:ascii="Segoe UI" w:eastAsia="Segoe UI" w:hAnsi="Segoe UI" w:cs="Segoe UI" w:hint="default"/>
+                <w:rFonts w:hint="default" w:ascii="Segoe UI" w:hAnsi="Segoe UI" w:eastAsia="Segoe UI" w:cs="Segoe UI"/>
                 <w:i w:val="0"/>
                 <w:iCs w:val="0"/>
                 <w:caps w:val="0"/>
@@ -7799,8 +7881,8 @@
           <w:tcPr>
             <w:tcW w:w="2069" w:type="dxa"/>
             <w:tcBorders>
-              <w:top w:val="single" w:sz="4" w:space="0" w:color="auto"/>
-              <w:left w:val="single" w:sz="4" w:space="0" w:color="auto"/>
+              <w:top w:val="single" w:color="auto" w:sz="4" w:space="0"/>
+              <w:left w:val="single" w:color="auto" w:sz="4" w:space="0"/>
               <w:bottom w:val="nil"/>
               <w:right w:val="nil"/>
             </w:tcBorders>
@@ -7821,10 +7903,10 @@
               <w:suppressLineNumbers w:val="0"/>
               <w:snapToGrid w:val="0"/>
               <w:spacing w:line="240" w:lineRule="auto"/>
-              <w:ind w:left="0" w:right="0" w:firstLine="0" w:leftChars="0" w:rightChars="0" w:firstLineChars="0"/>
+              <w:ind w:left="0" w:leftChars="0" w:right="0" w:rightChars="0" w:firstLine="0" w:firstLineChars="0"/>
               <w:jc w:val="left"/>
               <w:rPr>
-                <w:rFonts w:ascii="Segoe UI" w:eastAsia="Segoe UI" w:hAnsi="Segoe UI" w:cs="Segoe UI" w:hint="default"/>
+                <w:rFonts w:hint="default" w:ascii="Segoe UI" w:hAnsi="Segoe UI" w:eastAsia="Segoe UI" w:cs="Segoe UI"/>
                 <w:i w:val="0"/>
                 <w:iCs w:val="0"/>
                 <w:caps w:val="0"/>
@@ -7836,7 +7918,7 @@
             </w:pPr>
             <w:r>
               <w:rPr>
-                <w:rFonts w:ascii="Segoe UI" w:eastAsia="Segoe UI" w:hAnsi="Segoe UI" w:cs="Segoe UI" w:hint="default"/>
+                <w:rFonts w:hint="default" w:ascii="Segoe UI" w:hAnsi="Segoe UI" w:eastAsia="Segoe UI" w:cs="Segoe UI"/>
                 <w:i w:val="0"/>
                 <w:iCs w:val="0"/>
                 <w:caps w:val="0"/>
@@ -7848,7 +7930,7 @@
                 <w:szCs w:val="22"/>
                 <w:lang w:val="en-US" w:eastAsia="zh-CN"/>
               </w:rPr>
-              <w:t>产品产品质量部</w:t>
+              <w:t>产品质量部</w:t>
             </w:r>
           </w:p>
         </w:tc>
@@ -7856,10 +7938,10 @@
           <w:tcPr>
             <w:tcW w:w="2069" w:type="dxa"/>
             <w:tcBorders>
-              <w:top w:val="single" w:sz="4" w:space="0" w:color="auto"/>
-              <w:left w:val="single" w:sz="4" w:space="0" w:color="auto"/>
+              <w:top w:val="single" w:color="auto" w:sz="4" w:space="0"/>
+              <w:left w:val="single" w:color="auto" w:sz="4" w:space="0"/>
               <w:bottom w:val="nil"/>
-              <w:right w:val="single" w:sz="12" w:space="0" w:color="auto"/>
+              <w:right w:val="single" w:color="auto" w:sz="12" w:space="0"/>
             </w:tcBorders>
             <w:shd w:val="clear" w:color="auto" w:fill="auto"/>
             <w:tcMar>
@@ -7878,10 +7960,10 @@
               <w:suppressLineNumbers w:val="0"/>
               <w:snapToGrid w:val="0"/>
               <w:spacing w:line="240" w:lineRule="auto"/>
-              <w:ind w:left="0" w:right="0" w:firstLine="0" w:leftChars="0" w:rightChars="0" w:firstLineChars="0"/>
+              <w:ind w:left="0" w:leftChars="0" w:right="0" w:rightChars="0" w:firstLine="0" w:firstLineChars="0"/>
               <w:jc w:val="center"/>
               <w:rPr>
-                <w:rFonts w:ascii="Segoe UI" w:eastAsia="Segoe UI" w:hAnsi="Segoe UI" w:cs="Segoe UI" w:hint="default"/>
+                <w:rFonts w:hint="default" w:ascii="Segoe UI" w:hAnsi="Segoe UI" w:eastAsia="Segoe UI" w:cs="Segoe UI"/>
                 <w:i w:val="0"/>
                 <w:iCs w:val="0"/>
                 <w:caps w:val="0"/>
@@ -7893,7 +7975,7 @@
             </w:pPr>
             <w:r>
               <w:rPr>
-                <w:rFonts w:ascii="Segoe UI" w:eastAsia="Segoe UI" w:hAnsi="Segoe UI" w:cs="Segoe UI" w:hint="default"/>
+                <w:rFonts w:hint="default" w:ascii="Segoe UI" w:hAnsi="Segoe UI" w:eastAsia="Segoe UI" w:cs="Segoe UI"/>
                 <w:i w:val="0"/>
                 <w:iCs w:val="0"/>
                 <w:caps w:val="0"/>
@@ -7912,8 +7994,14 @@
       </w:tr>
       <w:tr>
         <w:tblPrEx>
-          <w:tblW w:w="8522" w:type="dxa"/>
-          <w:jc w:val="center"/>
+          <w:tblBorders>
+            <w:top w:val="none" w:color="auto" w:sz="0" w:space="0"/>
+            <w:left w:val="none" w:color="auto" w:sz="0" w:space="0"/>
+            <w:bottom w:val="none" w:color="auto" w:sz="0" w:space="0"/>
+            <w:right w:val="none" w:color="auto" w:sz="0" w:space="0"/>
+            <w:insideH w:val="none" w:color="auto" w:sz="0" w:space="0"/>
+            <w:insideV w:val="none" w:color="auto" w:sz="0" w:space="0"/>
+          </w:tblBorders>
           <w:shd w:val="clear" w:color="auto" w:fill="auto"/>
           <w:tblCellMar>
             <w:top w:w="15" w:type="dxa"/>
@@ -7923,15 +8011,15 @@
           </w:tblCellMar>
         </w:tblPrEx>
         <w:trPr>
-          <w:trHeight w:val="0"/>
+          <w:trHeight w:val="0" w:hRule="atLeast"/>
           <w:jc w:val="center"/>
         </w:trPr>
         <w:tc>
           <w:tcPr>
             <w:tcW w:w="4384" w:type="dxa"/>
             <w:tcBorders>
-              <w:top w:val="single" w:sz="4" w:space="0" w:color="auto"/>
-              <w:left w:val="single" w:sz="12" w:space="0" w:color="auto"/>
+              <w:top w:val="single" w:color="auto" w:sz="4" w:space="0"/>
+              <w:left w:val="single" w:color="auto" w:sz="12" w:space="0"/>
               <w:bottom w:val="nil"/>
               <w:right w:val="nil"/>
             </w:tcBorders>
@@ -7952,10 +8040,10 @@
               <w:suppressLineNumbers w:val="0"/>
               <w:snapToGrid w:val="0"/>
               <w:spacing w:line="240" w:lineRule="auto"/>
-              <w:ind w:left="0" w:right="0" w:firstLine="0" w:leftChars="0" w:rightChars="0" w:firstLineChars="0"/>
+              <w:ind w:left="0" w:leftChars="0" w:right="0" w:rightChars="0" w:firstLine="0" w:firstLineChars="0"/>
               <w:jc w:val="center"/>
               <w:rPr>
-                <w:rFonts w:ascii="Segoe UI" w:eastAsia="Segoe UI" w:hAnsi="Segoe UI" w:cs="Segoe UI" w:hint="default"/>
+                <w:rFonts w:hint="default" w:ascii="Segoe UI" w:hAnsi="Segoe UI" w:eastAsia="Segoe UI" w:cs="Segoe UI"/>
                 <w:i w:val="0"/>
                 <w:iCs w:val="0"/>
                 <w:caps w:val="0"/>
@@ -7967,7 +8055,7 @@
             </w:pPr>
             <w:r>
               <w:rPr>
-                <w:rFonts w:ascii="Segoe UI" w:eastAsia="Segoe UI" w:hAnsi="Segoe UI" w:cs="Segoe UI" w:hint="default"/>
+                <w:rFonts w:hint="default" w:ascii="Segoe UI" w:hAnsi="Segoe UI" w:eastAsia="Segoe UI" w:cs="Segoe UI"/>
                 <w:i w:val="0"/>
                 <w:iCs w:val="0"/>
                 <w:caps w:val="0"/>
@@ -7987,8 +8075,8 @@
           <w:tcPr>
             <w:tcW w:w="2069" w:type="dxa"/>
             <w:tcBorders>
-              <w:top w:val="single" w:sz="4" w:space="0" w:color="auto"/>
-              <w:left w:val="single" w:sz="4" w:space="0" w:color="auto"/>
+              <w:top w:val="single" w:color="auto" w:sz="4" w:space="0"/>
+              <w:left w:val="single" w:color="auto" w:sz="4" w:space="0"/>
               <w:bottom w:val="nil"/>
               <w:right w:val="nil"/>
             </w:tcBorders>
@@ -8009,10 +8097,10 @@
               <w:suppressLineNumbers w:val="0"/>
               <w:snapToGrid w:val="0"/>
               <w:spacing w:line="240" w:lineRule="auto"/>
-              <w:ind w:left="0" w:right="0" w:firstLine="0" w:leftChars="0" w:rightChars="0" w:firstLineChars="0"/>
+              <w:ind w:left="0" w:leftChars="0" w:right="0" w:rightChars="0" w:firstLine="0" w:firstLineChars="0"/>
               <w:jc w:val="left"/>
               <w:rPr>
-                <w:rFonts w:ascii="Segoe UI" w:eastAsia="Segoe UI" w:hAnsi="Segoe UI" w:cs="Segoe UI" w:hint="default"/>
+                <w:rFonts w:hint="default" w:ascii="Segoe UI" w:hAnsi="Segoe UI" w:eastAsia="Segoe UI" w:cs="Segoe UI"/>
                 <w:i w:val="0"/>
                 <w:iCs w:val="0"/>
                 <w:caps w:val="0"/>
@@ -8024,7 +8112,7 @@
             </w:pPr>
             <w:r>
               <w:rPr>
-                <w:rFonts w:ascii="Segoe UI" w:eastAsia="Segoe UI" w:hAnsi="Segoe UI" w:cs="Segoe UI" w:hint="default"/>
+                <w:rFonts w:hint="default" w:ascii="Segoe UI" w:hAnsi="Segoe UI" w:eastAsia="Segoe UI" w:cs="Segoe UI"/>
                 <w:i w:val="0"/>
                 <w:iCs w:val="0"/>
                 <w:caps w:val="0"/>
@@ -8036,7 +8124,7 @@
                 <w:szCs w:val="22"/>
                 <w:lang w:val="en-US" w:eastAsia="zh-CN"/>
               </w:rPr>
-              <w:t>产品产品质量部</w:t>
+              <w:t>产品质量部</w:t>
             </w:r>
           </w:p>
         </w:tc>
@@ -8044,10 +8132,10 @@
           <w:tcPr>
             <w:tcW w:w="2069" w:type="dxa"/>
             <w:tcBorders>
-              <w:top w:val="single" w:sz="4" w:space="0" w:color="auto"/>
-              <w:left w:val="single" w:sz="4" w:space="0" w:color="auto"/>
+              <w:top w:val="single" w:color="auto" w:sz="4" w:space="0"/>
+              <w:left w:val="single" w:color="auto" w:sz="4" w:space="0"/>
               <w:bottom w:val="nil"/>
-              <w:right w:val="single" w:sz="12" w:space="0" w:color="auto"/>
+              <w:right w:val="single" w:color="auto" w:sz="12" w:space="0"/>
             </w:tcBorders>
             <w:shd w:val="clear" w:color="auto" w:fill="auto"/>
             <w:tcMar>
@@ -8066,10 +8154,10 @@
               <w:suppressLineNumbers w:val="0"/>
               <w:snapToGrid w:val="0"/>
               <w:spacing w:line="240" w:lineRule="auto"/>
-              <w:ind w:left="0" w:right="0" w:firstLine="0" w:leftChars="0" w:rightChars="0" w:firstLineChars="0"/>
+              <w:ind w:left="0" w:leftChars="0" w:right="0" w:rightChars="0" w:firstLine="0" w:firstLineChars="0"/>
               <w:jc w:val="center"/>
               <w:rPr>
-                <w:rFonts w:ascii="Segoe UI" w:eastAsia="Segoe UI" w:hAnsi="Segoe UI" w:cs="Segoe UI" w:hint="default"/>
+                <w:rFonts w:hint="default" w:ascii="Segoe UI" w:hAnsi="Segoe UI" w:eastAsia="Segoe UI" w:cs="Segoe UI"/>
                 <w:i w:val="0"/>
                 <w:iCs w:val="0"/>
                 <w:caps w:val="0"/>
@@ -8081,7 +8169,7 @@
             </w:pPr>
             <w:r>
               <w:rPr>
-                <w:rFonts w:ascii="Segoe UI" w:eastAsia="Segoe UI" w:hAnsi="Segoe UI" w:cs="Segoe UI" w:hint="default"/>
+                <w:rFonts w:hint="default" w:ascii="Segoe UI" w:hAnsi="Segoe UI" w:eastAsia="Segoe UI" w:cs="Segoe UI"/>
                 <w:i w:val="0"/>
                 <w:iCs w:val="0"/>
                 <w:caps w:val="0"/>
@@ -8100,9 +8188,14 @@
       </w:tr>
       <w:tr>
         <w:tblPrEx>
-          <w:tblW w:w="8522" w:type="dxa"/>
-          <w:jc w:val="center"/>
-          <w:shd w:val="clear" w:color="auto" w:fill="auto"/>
+          <w:tblBorders>
+            <w:top w:val="none" w:color="auto" w:sz="0" w:space="0"/>
+            <w:left w:val="none" w:color="auto" w:sz="0" w:space="0"/>
+            <w:bottom w:val="none" w:color="auto" w:sz="0" w:space="0"/>
+            <w:right w:val="none" w:color="auto" w:sz="0" w:space="0"/>
+            <w:insideH w:val="none" w:color="auto" w:sz="0" w:space="0"/>
+            <w:insideV w:val="none" w:color="auto" w:sz="0" w:space="0"/>
+          </w:tblBorders>
           <w:tblCellMar>
             <w:top w:w="15" w:type="dxa"/>
             <w:left w:w="15" w:type="dxa"/>
@@ -8111,15 +8204,15 @@
           </w:tblCellMar>
         </w:tblPrEx>
         <w:trPr>
-          <w:trHeight w:val="0"/>
+          <w:trHeight w:val="0" w:hRule="atLeast"/>
           <w:jc w:val="center"/>
         </w:trPr>
         <w:tc>
           <w:tcPr>
             <w:tcW w:w="4384" w:type="dxa"/>
             <w:tcBorders>
-              <w:top w:val="single" w:sz="4" w:space="0" w:color="auto"/>
-              <w:left w:val="single" w:sz="12" w:space="0" w:color="auto"/>
+              <w:top w:val="single" w:color="auto" w:sz="4" w:space="0"/>
+              <w:left w:val="single" w:color="auto" w:sz="12" w:space="0"/>
               <w:bottom w:val="nil"/>
               <w:right w:val="nil"/>
             </w:tcBorders>
@@ -8140,10 +8233,10 @@
               <w:suppressLineNumbers w:val="0"/>
               <w:snapToGrid w:val="0"/>
               <w:spacing w:line="240" w:lineRule="auto"/>
-              <w:ind w:left="0" w:right="0" w:firstLine="0" w:leftChars="0" w:rightChars="0" w:firstLineChars="0"/>
+              <w:ind w:left="0" w:leftChars="0" w:right="0" w:rightChars="0" w:firstLine="0" w:firstLineChars="0"/>
               <w:jc w:val="center"/>
               <w:rPr>
-                <w:rFonts w:ascii="Segoe UI" w:eastAsia="Segoe UI" w:hAnsi="Segoe UI" w:cs="Segoe UI" w:hint="default"/>
+                <w:rFonts w:hint="default" w:ascii="Segoe UI" w:hAnsi="Segoe UI" w:eastAsia="Segoe UI" w:cs="Segoe UI"/>
                 <w:i w:val="0"/>
                 <w:iCs w:val="0"/>
                 <w:caps w:val="0"/>
@@ -8155,7 +8248,7 @@
             </w:pPr>
             <w:r>
               <w:rPr>
-                <w:rFonts w:ascii="Segoe UI" w:eastAsia="Segoe UI" w:hAnsi="Segoe UI" w:cs="Segoe UI" w:hint="default"/>
+                <w:rFonts w:hint="default" w:ascii="Segoe UI" w:hAnsi="Segoe UI" w:eastAsia="Segoe UI" w:cs="Segoe UI"/>
                 <w:i w:val="0"/>
                 <w:iCs w:val="0"/>
                 <w:caps w:val="0"/>
@@ -8175,8 +8268,8 @@
           <w:tcPr>
             <w:tcW w:w="2069" w:type="dxa"/>
             <w:tcBorders>
-              <w:top w:val="single" w:sz="4" w:space="0" w:color="auto"/>
-              <w:left w:val="single" w:sz="4" w:space="0" w:color="auto"/>
+              <w:top w:val="single" w:color="auto" w:sz="4" w:space="0"/>
+              <w:left w:val="single" w:color="auto" w:sz="4" w:space="0"/>
               <w:bottom w:val="nil"/>
               <w:right w:val="nil"/>
             </w:tcBorders>
@@ -8197,10 +8290,10 @@
               <w:suppressLineNumbers w:val="0"/>
               <w:snapToGrid w:val="0"/>
               <w:spacing w:line="240" w:lineRule="auto"/>
-              <w:ind w:left="0" w:right="0" w:firstLine="0" w:leftChars="0" w:rightChars="0" w:firstLineChars="0"/>
+              <w:ind w:left="0" w:leftChars="0" w:right="0" w:rightChars="0" w:firstLine="0" w:firstLineChars="0"/>
               <w:jc w:val="left"/>
               <w:rPr>
-                <w:rFonts w:ascii="Segoe UI" w:eastAsia="Segoe UI" w:hAnsi="Segoe UI" w:cs="Segoe UI" w:hint="default"/>
+                <w:rFonts w:hint="default" w:ascii="Segoe UI" w:hAnsi="Segoe UI" w:eastAsia="Segoe UI" w:cs="Segoe UI"/>
                 <w:i w:val="0"/>
                 <w:iCs w:val="0"/>
                 <w:caps w:val="0"/>
@@ -8212,7 +8305,7 @@
             </w:pPr>
             <w:r>
               <w:rPr>
-                <w:rFonts w:ascii="Segoe UI" w:eastAsia="Segoe UI" w:hAnsi="Segoe UI" w:cs="Segoe UI" w:hint="default"/>
+                <w:rFonts w:hint="default" w:ascii="Segoe UI" w:hAnsi="Segoe UI" w:eastAsia="Segoe UI" w:cs="Segoe UI"/>
                 <w:i w:val="0"/>
                 <w:iCs w:val="0"/>
                 <w:caps w:val="0"/>
@@ -8232,10 +8325,10 @@
           <w:tcPr>
             <w:tcW w:w="2069" w:type="dxa"/>
             <w:tcBorders>
-              <w:top w:val="single" w:sz="4" w:space="0" w:color="auto"/>
-              <w:left w:val="single" w:sz="4" w:space="0" w:color="auto"/>
+              <w:top w:val="single" w:color="auto" w:sz="4" w:space="0"/>
+              <w:left w:val="single" w:color="auto" w:sz="4" w:space="0"/>
               <w:bottom w:val="nil"/>
-              <w:right w:val="single" w:sz="12" w:space="0" w:color="auto"/>
+              <w:right w:val="single" w:color="auto" w:sz="12" w:space="0"/>
             </w:tcBorders>
             <w:shd w:val="clear" w:color="auto" w:fill="auto"/>
             <w:tcMar>
@@ -8254,10 +8347,10 @@
               <w:suppressLineNumbers w:val="0"/>
               <w:snapToGrid w:val="0"/>
               <w:spacing w:line="240" w:lineRule="auto"/>
-              <w:ind w:left="0" w:right="0" w:firstLine="0" w:leftChars="0" w:rightChars="0" w:firstLineChars="0"/>
+              <w:ind w:left="0" w:leftChars="0" w:right="0" w:rightChars="0" w:firstLine="0" w:firstLineChars="0"/>
               <w:jc w:val="center"/>
               <w:rPr>
-                <w:rFonts w:ascii="Segoe UI" w:eastAsia="Segoe UI" w:hAnsi="Segoe UI" w:cs="Segoe UI" w:hint="default"/>
+                <w:rFonts w:hint="default" w:ascii="Segoe UI" w:hAnsi="Segoe UI" w:eastAsia="Segoe UI" w:cs="Segoe UI"/>
                 <w:i w:val="0"/>
                 <w:iCs w:val="0"/>
                 <w:caps w:val="0"/>
@@ -8269,7 +8362,7 @@
             </w:pPr>
             <w:r>
               <w:rPr>
-                <w:rFonts w:ascii="Segoe UI" w:eastAsia="Segoe UI" w:hAnsi="Segoe UI" w:cs="Segoe UI" w:hint="default"/>
+                <w:rFonts w:hint="default" w:ascii="Segoe UI" w:hAnsi="Segoe UI" w:eastAsia="Segoe UI" w:cs="Segoe UI"/>
                 <w:i w:val="0"/>
                 <w:iCs w:val="0"/>
                 <w:caps w:val="0"/>
@@ -8288,9 +8381,14 @@
       </w:tr>
       <w:tr>
         <w:tblPrEx>
-          <w:tblW w:w="8522" w:type="dxa"/>
-          <w:jc w:val="center"/>
-          <w:shd w:val="clear" w:color="auto" w:fill="auto"/>
+          <w:tblBorders>
+            <w:top w:val="none" w:color="auto" w:sz="0" w:space="0"/>
+            <w:left w:val="none" w:color="auto" w:sz="0" w:space="0"/>
+            <w:bottom w:val="none" w:color="auto" w:sz="0" w:space="0"/>
+            <w:right w:val="none" w:color="auto" w:sz="0" w:space="0"/>
+            <w:insideH w:val="none" w:color="auto" w:sz="0" w:space="0"/>
+            <w:insideV w:val="none" w:color="auto" w:sz="0" w:space="0"/>
+          </w:tblBorders>
           <w:tblCellMar>
             <w:top w:w="15" w:type="dxa"/>
             <w:left w:w="15" w:type="dxa"/>
@@ -8299,16 +8397,16 @@
           </w:tblCellMar>
         </w:tblPrEx>
         <w:trPr>
-          <w:trHeight w:val="0"/>
+          <w:trHeight w:val="0" w:hRule="atLeast"/>
           <w:jc w:val="center"/>
         </w:trPr>
         <w:tc>
           <w:tcPr>
             <w:tcW w:w="4384" w:type="dxa"/>
             <w:tcBorders>
-              <w:top w:val="single" w:sz="4" w:space="0" w:color="auto"/>
-              <w:left w:val="single" w:sz="12" w:space="0" w:color="auto"/>
-              <w:bottom w:val="single" w:sz="12" w:space="0" w:color="auto"/>
+              <w:top w:val="single" w:color="auto" w:sz="4" w:space="0"/>
+              <w:left w:val="single" w:color="auto" w:sz="12" w:space="0"/>
+              <w:bottom w:val="single" w:color="auto" w:sz="12" w:space="0"/>
               <w:right w:val="nil"/>
             </w:tcBorders>
             <w:shd w:val="clear" w:color="auto" w:fill="auto"/>
@@ -8328,10 +8426,10 @@
               <w:suppressLineNumbers w:val="0"/>
               <w:snapToGrid w:val="0"/>
               <w:spacing w:line="240" w:lineRule="auto"/>
-              <w:ind w:left="0" w:right="0" w:firstLine="0" w:leftChars="0" w:rightChars="0" w:firstLineChars="0"/>
+              <w:ind w:left="0" w:leftChars="0" w:right="0" w:rightChars="0" w:firstLine="0" w:firstLineChars="0"/>
               <w:jc w:val="center"/>
               <w:rPr>
-                <w:rFonts w:ascii="Segoe UI" w:eastAsia="Segoe UI" w:hAnsi="Segoe UI" w:cs="Segoe UI" w:hint="default"/>
+                <w:rFonts w:hint="default" w:ascii="Segoe UI" w:hAnsi="Segoe UI" w:eastAsia="Segoe UI" w:cs="Segoe UI"/>
                 <w:i w:val="0"/>
                 <w:iCs w:val="0"/>
                 <w:caps w:val="0"/>
@@ -8343,7 +8441,7 @@
             </w:pPr>
             <w:r>
               <w:rPr>
-                <w:rFonts w:ascii="Segoe UI" w:eastAsia="Segoe UI" w:hAnsi="Segoe UI" w:cs="Segoe UI" w:hint="default"/>
+                <w:rFonts w:hint="default" w:ascii="Segoe UI" w:hAnsi="Segoe UI" w:eastAsia="Segoe UI" w:cs="Segoe UI"/>
                 <w:i w:val="0"/>
                 <w:iCs w:val="0"/>
                 <w:caps w:val="0"/>
@@ -8363,9 +8461,9 @@
           <w:tcPr>
             <w:tcW w:w="2069" w:type="dxa"/>
             <w:tcBorders>
-              <w:top w:val="single" w:sz="4" w:space="0" w:color="auto"/>
-              <w:left w:val="single" w:sz="4" w:space="0" w:color="auto"/>
-              <w:bottom w:val="single" w:sz="12" w:space="0" w:color="auto"/>
+              <w:top w:val="single" w:color="auto" w:sz="4" w:space="0"/>
+              <w:left w:val="single" w:color="auto" w:sz="4" w:space="0"/>
+              <w:bottom w:val="single" w:color="auto" w:sz="12" w:space="0"/>
               <w:right w:val="nil"/>
             </w:tcBorders>
             <w:shd w:val="clear" w:color="auto" w:fill="auto"/>
@@ -8385,10 +8483,10 @@
               <w:suppressLineNumbers w:val="0"/>
               <w:snapToGrid w:val="0"/>
               <w:spacing w:line="240" w:lineRule="auto"/>
-              <w:ind w:left="0" w:right="0" w:firstLine="0" w:leftChars="0" w:rightChars="0" w:firstLineChars="0"/>
+              <w:ind w:left="0" w:leftChars="0" w:right="0" w:rightChars="0" w:firstLine="0" w:firstLineChars="0"/>
               <w:jc w:val="left"/>
               <w:rPr>
-                <w:rFonts w:ascii="Segoe UI" w:eastAsia="Segoe UI" w:hAnsi="Segoe UI" w:cs="Segoe UI" w:hint="default"/>
+                <w:rFonts w:hint="default" w:ascii="Segoe UI" w:hAnsi="Segoe UI" w:eastAsia="Segoe UI" w:cs="Segoe UI"/>
                 <w:i w:val="0"/>
                 <w:iCs w:val="0"/>
                 <w:caps w:val="0"/>
@@ -8400,7 +8498,7 @@
             </w:pPr>
             <w:r>
               <w:rPr>
-                <w:rFonts w:ascii="Segoe UI" w:eastAsia="Segoe UI" w:hAnsi="Segoe UI" w:cs="Segoe UI" w:hint="default"/>
+                <w:rFonts w:hint="default" w:ascii="Segoe UI" w:hAnsi="Segoe UI" w:eastAsia="Segoe UI" w:cs="Segoe UI"/>
                 <w:i w:val="0"/>
                 <w:iCs w:val="0"/>
                 <w:caps w:val="0"/>
@@ -8412,7 +8510,7 @@
                 <w:szCs w:val="22"/>
                 <w:lang w:val="en-US" w:eastAsia="zh-CN"/>
               </w:rPr>
-              <w:t>产品产品质量部</w:t>
+              <w:t>产品质量部</w:t>
             </w:r>
           </w:p>
         </w:tc>
@@ -8420,10 +8518,10 @@
           <w:tcPr>
             <w:tcW w:w="2069" w:type="dxa"/>
             <w:tcBorders>
-              <w:top w:val="single" w:sz="4" w:space="0" w:color="auto"/>
-              <w:left w:val="single" w:sz="4" w:space="0" w:color="auto"/>
-              <w:bottom w:val="single" w:sz="12" w:space="0" w:color="auto"/>
-              <w:right w:val="single" w:sz="12" w:space="0" w:color="auto"/>
+              <w:top w:val="single" w:color="auto" w:sz="4" w:space="0"/>
+              <w:left w:val="single" w:color="auto" w:sz="4" w:space="0"/>
+              <w:bottom w:val="single" w:color="auto" w:sz="12" w:space="0"/>
+              <w:right w:val="single" w:color="auto" w:sz="12" w:space="0"/>
             </w:tcBorders>
             <w:shd w:val="clear" w:color="auto" w:fill="auto"/>
             <w:tcMar>
@@ -8442,10 +8540,10 @@
               <w:suppressLineNumbers w:val="0"/>
               <w:snapToGrid w:val="0"/>
               <w:spacing w:line="240" w:lineRule="auto"/>
-              <w:ind w:left="0" w:right="0" w:firstLine="0" w:leftChars="0" w:rightChars="0" w:firstLineChars="0"/>
+              <w:ind w:left="0" w:leftChars="0" w:right="0" w:rightChars="0" w:firstLine="0" w:firstLineChars="0"/>
               <w:jc w:val="center"/>
               <w:rPr>
-                <w:rFonts w:ascii="Segoe UI" w:eastAsia="Segoe UI" w:hAnsi="Segoe UI" w:cs="Segoe UI" w:hint="default"/>
+                <w:rFonts w:hint="default" w:ascii="Segoe UI" w:hAnsi="Segoe UI" w:eastAsia="Segoe UI" w:cs="Segoe UI"/>
                 <w:i w:val="0"/>
                 <w:iCs w:val="0"/>
                 <w:caps w:val="0"/>
@@ -8457,7 +8555,7 @@
             </w:pPr>
             <w:r>
               <w:rPr>
-                <w:rFonts w:ascii="Segoe UI" w:eastAsia="Segoe UI" w:hAnsi="Segoe UI" w:cs="Segoe UI" w:hint="default"/>
+                <w:rFonts w:hint="default" w:ascii="Segoe UI" w:hAnsi="Segoe UI" w:eastAsia="Segoe UI" w:cs="Segoe UI"/>
                 <w:i w:val="0"/>
                 <w:iCs w:val="0"/>
                 <w:caps w:val="0"/>
@@ -8499,23 +8597,73 @@
     <w:sectPr>
       <w:pgSz w:w="11906" w:h="16838"/>
       <w:pgMar w:top="1440" w:right="1800" w:bottom="1440" w:left="1800" w:header="851" w:footer="992" w:gutter="0"/>
-      <w:cols w:num="1" w:space="425"/>
+      <w:cols w:space="425" w:num="1"/>
       <w:docGrid w:type="lines" w:linePitch="312" w:charSpace="0"/>
     </w:sectPr>
   </w:body>
 </w:document>
 </file>
 
+<file path=word/endnotes.xml><?xml version="1.0" encoding="utf-8"?>
+<w:endnotes xmlns:wpc="http://schemas.microsoft.com/office/word/2010/wordprocessingCanvas" xmlns:mc="http://schemas.openxmlformats.org/markup-compatibility/2006" xmlns:o="urn:schemas-microsoft-com:office:office" xmlns:r="http://schemas.openxmlformats.org/officeDocument/2006/relationships" xmlns:m="http://schemas.openxmlformats.org/officeDocument/2006/math" xmlns:v="urn:schemas-microsoft-com:vml" xmlns:wp14="http://schemas.microsoft.com/office/word/2010/wordprocessingDrawing" xmlns:wp="http://schemas.openxmlformats.org/drawingml/2006/wordprocessingDrawing" xmlns:w="http://schemas.openxmlformats.org/wordprocessingml/2006/main" xmlns:w14="http://schemas.microsoft.com/office/word/2010/wordml" xmlns:w15="http://schemas.microsoft.com/office/word/2012/wordml" xmlns:w10="urn:schemas-microsoft-com:office:word" xmlns:wpg="http://schemas.microsoft.com/office/word/2010/wordprocessingGroup" xmlns:wpi="http://schemas.microsoft.com/office/word/2010/wordprocessingInk" xmlns:wne="http://schemas.microsoft.com/office/word/2006/wordml" xmlns:wps="http://schemas.microsoft.com/office/word/2010/wordprocessingShape" xmlns:wpsCustomData="http://www.wps.cn/officeDocument/2013/wpsCustomData" mc:Ignorable="w14 w15 wp14">
+  <w:endnote w:type="separator" w:id="0">
+    <w:p>
+      <w:pPr>
+        <w:spacing w:line="240" w:lineRule="auto"/>
+      </w:pPr>
+      <w:r>
+        <w:separator/>
+      </w:r>
+    </w:p>
+  </w:endnote>
+  <w:endnote w:type="continuationSeparator" w:id="1">
+    <w:p>
+      <w:pPr>
+        <w:spacing w:line="240" w:lineRule="auto"/>
+      </w:pPr>
+      <w:r>
+        <w:continuationSeparator/>
+      </w:r>
+    </w:p>
+  </w:endnote>
+</w:endnotes>
+</file>
+
+<file path=word/footnotes.xml><?xml version="1.0" encoding="utf-8"?>
+<w:footnotes xmlns:wpc="http://schemas.microsoft.com/office/word/2010/wordprocessingCanvas" xmlns:mc="http://schemas.openxmlformats.org/markup-compatibility/2006" xmlns:o="urn:schemas-microsoft-com:office:office" xmlns:r="http://schemas.openxmlformats.org/officeDocument/2006/relationships" xmlns:m="http://schemas.openxmlformats.org/officeDocument/2006/math" xmlns:v="urn:schemas-microsoft-com:vml" xmlns:wp14="http://schemas.microsoft.com/office/word/2010/wordprocessingDrawing" xmlns:wp="http://schemas.openxmlformats.org/drawingml/2006/wordprocessingDrawing" xmlns:w="http://schemas.openxmlformats.org/wordprocessingml/2006/main" xmlns:w14="http://schemas.microsoft.com/office/word/2010/wordml" xmlns:w15="http://schemas.microsoft.com/office/word/2012/wordml" xmlns:w10="urn:schemas-microsoft-com:office:word" xmlns:wpg="http://schemas.microsoft.com/office/word/2010/wordprocessingGroup" xmlns:wpi="http://schemas.microsoft.com/office/word/2010/wordprocessingInk" xmlns:wne="http://schemas.microsoft.com/office/word/2006/wordml" xmlns:wps="http://schemas.microsoft.com/office/word/2010/wordprocessingShape" xmlns:wpsCustomData="http://www.wps.cn/officeDocument/2013/wpsCustomData" mc:Ignorable="w14 w15 wp14">
+  <w:footnote w:type="separator" w:id="0">
+    <w:p>
+      <w:pPr>
+        <w:spacing w:line="360" w:lineRule="auto"/>
+      </w:pPr>
+      <w:r>
+        <w:separator/>
+      </w:r>
+    </w:p>
+  </w:footnote>
+  <w:footnote w:type="continuationSeparator" w:id="1">
+    <w:p>
+      <w:pPr>
+        <w:spacing w:line="360" w:lineRule="auto"/>
+      </w:pPr>
+      <w:r>
+        <w:continuationSeparator/>
+      </w:r>
+    </w:p>
+  </w:footnote>
+</w:footnotes>
+</file>
+
 <file path=word/numbering.xml><?xml version="1.0" encoding="utf-8"?>
-<w:numbering xmlns:wpc="http://schemas.microsoft.com/office/word/2010/wordprocessingCanvas" xmlns:mc="http://schemas.openxmlformats.org/markup-compatibility/2006" xmlns:o="urn:schemas-microsoft-com:office:office" xmlns:r="http://schemas.openxmlformats.org/officeDocument/2006/relationships" xmlns:m="http://schemas.openxmlformats.org/officeDocument/2006/math" xmlns:v="urn:schemas-microsoft-com:vml" xmlns:wp14="http://schemas.microsoft.com/office/word/2010/wordprocessingDrawing" xmlns:wp="http://schemas.openxmlformats.org/drawingml/2006/wordprocessingDrawing" xmlns:w10="urn:schemas-microsoft-com:office:word" xmlns:w="http://schemas.openxmlformats.org/wordprocessingml/2006/main" xmlns:w14="http://schemas.microsoft.com/office/word/2010/wordml" xmlns:w15="http://schemas.microsoft.com/office/word/2012/wordml" xmlns:wne="http://schemas.microsoft.com/office/word/2006/wordml" xmlns:wpg="http://schemas.microsoft.com/office/word/2010/wordprocessingGroup" xmlns:wpi="http://schemas.microsoft.com/office/word/2010/wordprocessingInk" xmlns:wps="http://schemas.microsoft.com/office/word/2010/wordprocessingShape" mc:Ignorable="w14 w15 wp14">
+<w:numbering xmlns:wpc="http://schemas.microsoft.com/office/word/2010/wordprocessingCanvas" xmlns:mc="http://schemas.openxmlformats.org/markup-compatibility/2006" xmlns:o="urn:schemas-microsoft-com:office:office" xmlns:r="http://schemas.openxmlformats.org/officeDocument/2006/relationships" xmlns:m="http://schemas.openxmlformats.org/officeDocument/2006/math" xmlns:v="urn:schemas-microsoft-com:vml" xmlns:wp14="http://schemas.microsoft.com/office/word/2010/wordprocessingDrawing" xmlns:wp="http://schemas.openxmlformats.org/drawingml/2006/wordprocessingDrawing" xmlns:w10="urn:schemas-microsoft-com:office:word" xmlns:w="http://schemas.openxmlformats.org/wordprocessingml/2006/main" xmlns:w14="http://schemas.microsoft.com/office/word/2010/wordml" xmlns:wpg="http://schemas.microsoft.com/office/word/2010/wordprocessingGroup" xmlns:wpi="http://schemas.microsoft.com/office/word/2010/wordprocessingInk" xmlns:wne="http://schemas.microsoft.com/office/word/2006/wordml" xmlns:wps="http://schemas.microsoft.com/office/word/2010/wordprocessingShape" xmlns:wpsCustomData="http://www.wps.cn/officeDocument/2013/wpsCustomData" mc:Ignorable="w14 wp14">
   <w:abstractNum w:abstractNumId="0">
     <w:nsid w:val="8E964DCE"/>
     <w:multiLevelType w:val="multilevel"/>
     <w:tmpl w:val="8E964DCE"/>
-    <w:lvl w:ilvl="0">
+    <w:lvl w:ilvl="0" w:tentative="0">
       <w:start w:val="1"/>
       <w:numFmt w:val="decimal"/>
-      <w:pStyle w:val="Heading1"/>
+      <w:pStyle w:val="2"/>
       <w:lvlText w:val="%1."/>
       <w:lvlJc w:val="left"/>
       <w:pPr>
@@ -8525,10 +8673,10 @@
         <w:rFonts w:hint="default"/>
       </w:rPr>
     </w:lvl>
-    <w:lvl w:ilvl="1">
+    <w:lvl w:ilvl="1" w:tentative="0">
       <w:start w:val="1"/>
       <w:numFmt w:val="decimal"/>
-      <w:pStyle w:val="Heading2"/>
+      <w:pStyle w:val="3"/>
       <w:lvlText w:val="%1.%2."/>
       <w:lvlJc w:val="left"/>
       <w:pPr>
@@ -8538,10 +8686,10 @@
         <w:rFonts w:hint="default"/>
       </w:rPr>
     </w:lvl>
-    <w:lvl w:ilvl="2">
+    <w:lvl w:ilvl="2" w:tentative="0">
       <w:start w:val="1"/>
       <w:numFmt w:val="decimal"/>
-      <w:pStyle w:val="Heading3"/>
+      <w:pStyle w:val="4"/>
       <w:lvlText w:val="%1.%2.%3."/>
       <w:lvlJc w:val="left"/>
       <w:pPr>
@@ -8551,10 +8699,10 @@
         <w:rFonts w:hint="default"/>
       </w:rPr>
     </w:lvl>
-    <w:lvl w:ilvl="3">
+    <w:lvl w:ilvl="3" w:tentative="0">
       <w:start w:val="1"/>
       <w:numFmt w:val="decimal"/>
-      <w:pStyle w:val="Heading4"/>
+      <w:pStyle w:val="5"/>
       <w:lvlText w:val="%1.%2.%3.%4."/>
       <w:lvlJc w:val="left"/>
       <w:pPr>
@@ -8564,10 +8712,10 @@
         <w:rFonts w:hint="default"/>
       </w:rPr>
     </w:lvl>
-    <w:lvl w:ilvl="4">
+    <w:lvl w:ilvl="4" w:tentative="0">
       <w:start w:val="1"/>
       <w:numFmt w:val="decimal"/>
-      <w:pStyle w:val="Heading5"/>
+      <w:pStyle w:val="6"/>
       <w:lvlText w:val="%1.%2.%3.%4.%5."/>
       <w:lvlJc w:val="left"/>
       <w:pPr>
@@ -8577,10 +8725,10 @@
         <w:rFonts w:hint="default"/>
       </w:rPr>
     </w:lvl>
-    <w:lvl w:ilvl="5">
+    <w:lvl w:ilvl="5" w:tentative="0">
       <w:start w:val="1"/>
       <w:numFmt w:val="decimal"/>
-      <w:pStyle w:val="Heading6"/>
+      <w:pStyle w:val="7"/>
       <w:lvlText w:val="%1.%2.%3.%4.%5.%6."/>
       <w:lvlJc w:val="left"/>
       <w:pPr>
@@ -8590,10 +8738,10 @@
         <w:rFonts w:hint="default"/>
       </w:rPr>
     </w:lvl>
-    <w:lvl w:ilvl="6">
+    <w:lvl w:ilvl="6" w:tentative="0">
       <w:start w:val="1"/>
       <w:numFmt w:val="decimal"/>
-      <w:pStyle w:val="Heading7"/>
+      <w:pStyle w:val="8"/>
       <w:lvlText w:val="%1.%2.%3.%4.%5.%6.%7."/>
       <w:lvlJc w:val="left"/>
       <w:pPr>
@@ -8603,10 +8751,10 @@
         <w:rFonts w:hint="default"/>
       </w:rPr>
     </w:lvl>
-    <w:lvl w:ilvl="7">
+    <w:lvl w:ilvl="7" w:tentative="0">
       <w:start w:val="1"/>
       <w:numFmt w:val="decimal"/>
-      <w:pStyle w:val="Heading8"/>
+      <w:pStyle w:val="9"/>
       <w:lvlText w:val="%1.%2.%3.%4.%5.%6.%7.%8."/>
       <w:lvlJc w:val="left"/>
       <w:pPr>
@@ -8616,10 +8764,10 @@
         <w:rFonts w:hint="default"/>
       </w:rPr>
     </w:lvl>
-    <w:lvl w:ilvl="8">
+    <w:lvl w:ilvl="8" w:tentative="0">
       <w:start w:val="1"/>
       <w:numFmt w:val="decimal"/>
-      <w:pStyle w:val="Heading9"/>
+      <w:pStyle w:val="10"/>
       <w:lvlText w:val="%1.%2.%3.%4.%5.%6.%7.%8.%9."/>
       <w:lvlJc w:val="left"/>
       <w:pPr>
@@ -8637,267 +8785,269 @@
 </file>
 
 <file path=word/styles.xml><?xml version="1.0" encoding="utf-8"?>
-<w:styles xmlns:mc="http://schemas.openxmlformats.org/markup-compatibility/2006" xmlns:r="http://schemas.openxmlformats.org/officeDocument/2006/relationships" xmlns:w="http://schemas.openxmlformats.org/wordprocessingml/2006/main" xmlns:w14="http://schemas.microsoft.com/office/word/2010/wordml" xmlns:w15="http://schemas.microsoft.com/office/word/2012/wordml" mc:Ignorable="w14 w15">
+<w:styles xmlns:mc="http://schemas.openxmlformats.org/markup-compatibility/2006" xmlns:o="urn:schemas-microsoft-com:office:office" xmlns:r="http://schemas.openxmlformats.org/officeDocument/2006/relationships" xmlns:m="http://schemas.openxmlformats.org/officeDocument/2006/math" xmlns:v="urn:schemas-microsoft-com:vml" xmlns:w="http://schemas.openxmlformats.org/wordprocessingml/2006/main" xmlns:w14="http://schemas.microsoft.com/office/word/2010/wordml" xmlns:w10="urn:schemas-microsoft-com:office:word" xmlns:sl="http://schemas.openxmlformats.org/schemaLibrary/2006/main" xmlns:wpsCustomData="http://www.wps.cn/officeDocument/2013/wpsCustomData" mc:Ignorable="w14">
   <w:docDefaults>
     <w:rPrDefault>
       <w:rPr>
-        <w:rFonts w:ascii="Times New Roman" w:eastAsia="宋体" w:hAnsi="Times New Roman" w:cs="Times New Roman"/>
+        <w:rFonts w:ascii="Times New Roman" w:hAnsi="Times New Roman" w:eastAsia="宋体" w:cs="Times New Roman"/>
       </w:rPr>
     </w:rPrDefault>
     <w:pPrDefault/>
   </w:docDefaults>
-  <w:latentStyles w:defLockedState="0" w:defUIPriority="99" w:defSemiHidden="1" w:defUnhideWhenUsed="1" w:defQFormat="0" w:count="260">
-    <w:lsdException w:name="Normal" w:semiHidden="0" w:uiPriority="0" w:unhideWhenUsed="0" w:qFormat="1"/>
-    <w:lsdException w:name="heading 1" w:semiHidden="0" w:uiPriority="0" w:unhideWhenUsed="0" w:qFormat="1"/>
-    <w:lsdException w:name="heading 2" w:semiHidden="0" w:uiPriority="0" w:qFormat="1"/>
-    <w:lsdException w:name="heading 3" w:uiPriority="0" w:qFormat="1"/>
-    <w:lsdException w:name="heading 4" w:semiHidden="0" w:uiPriority="0" w:qFormat="1"/>
-    <w:lsdException w:name="heading 5" w:uiPriority="0" w:qFormat="1"/>
-    <w:lsdException w:name="heading 6" w:uiPriority="0" w:qFormat="1"/>
-    <w:lsdException w:name="heading 7" w:uiPriority="0" w:qFormat="1"/>
-    <w:lsdException w:name="heading 8" w:uiPriority="0" w:qFormat="1"/>
-    <w:lsdException w:name="heading 9" w:uiPriority="0" w:qFormat="1"/>
-    <w:lsdException w:name="index 1" w:semiHidden="0" w:uiPriority="0" w:unhideWhenUsed="0"/>
-    <w:lsdException w:name="index 2" w:semiHidden="0" w:uiPriority="0" w:unhideWhenUsed="0"/>
-    <w:lsdException w:name="index 3" w:semiHidden="0" w:uiPriority="0" w:unhideWhenUsed="0"/>
-    <w:lsdException w:name="index 4" w:semiHidden="0" w:uiPriority="0" w:unhideWhenUsed="0"/>
-    <w:lsdException w:name="index 5" w:semiHidden="0" w:uiPriority="0" w:unhideWhenUsed="0"/>
-    <w:lsdException w:name="index 6" w:semiHidden="0" w:uiPriority="0" w:unhideWhenUsed="0"/>
-    <w:lsdException w:name="index 7" w:semiHidden="0" w:uiPriority="0" w:unhideWhenUsed="0"/>
-    <w:lsdException w:name="index 8" w:semiHidden="0" w:uiPriority="0" w:unhideWhenUsed="0"/>
-    <w:lsdException w:name="index 9" w:semiHidden="0" w:uiPriority="0" w:unhideWhenUsed="0"/>
-    <w:lsdException w:name="toc 1" w:semiHidden="0" w:uiPriority="0" w:unhideWhenUsed="0" w:qFormat="1"/>
-    <w:lsdException w:name="toc 2" w:semiHidden="0" w:uiPriority="0" w:unhideWhenUsed="0" w:qFormat="1"/>
-    <w:lsdException w:name="toc 3" w:semiHidden="0" w:uiPriority="0" w:unhideWhenUsed="0" w:qFormat="1"/>
-    <w:lsdException w:name="toc 4" w:semiHidden="0" w:uiPriority="0" w:unhideWhenUsed="0"/>
-    <w:lsdException w:name="toc 5" w:semiHidden="0" w:uiPriority="0" w:unhideWhenUsed="0"/>
-    <w:lsdException w:name="toc 6" w:semiHidden="0" w:uiPriority="0" w:unhideWhenUsed="0"/>
-    <w:lsdException w:name="toc 7" w:semiHidden="0" w:uiPriority="0" w:unhideWhenUsed="0"/>
-    <w:lsdException w:name="toc 8" w:semiHidden="0" w:uiPriority="0" w:unhideWhenUsed="0"/>
-    <w:lsdException w:name="toc 9" w:semiHidden="0" w:uiPriority="0" w:unhideWhenUsed="0"/>
-    <w:lsdException w:name="Normal Indent" w:semiHidden="0" w:uiPriority="0" w:unhideWhenUsed="0"/>
-    <w:lsdException w:name="footnote text" w:semiHidden="0" w:uiPriority="0" w:unhideWhenUsed="0"/>
-    <w:lsdException w:name="annotation text" w:semiHidden="0" w:uiPriority="0" w:unhideWhenUsed="0" w:qFormat="1"/>
-    <w:lsdException w:name="header" w:semiHidden="0" w:uiPriority="0" w:unhideWhenUsed="0" w:qFormat="1"/>
-    <w:lsdException w:name="footer" w:semiHidden="0" w:uiPriority="0" w:unhideWhenUsed="0" w:qFormat="1"/>
-    <w:lsdException w:name="index heading" w:semiHidden="0" w:uiPriority="0" w:unhideWhenUsed="0"/>
-    <w:lsdException w:name="caption" w:uiPriority="0" w:qFormat="1"/>
-    <w:lsdException w:name="table of figures" w:semiHidden="0" w:uiPriority="0" w:unhideWhenUsed="0" w:qFormat="1"/>
-    <w:lsdException w:name="envelope address" w:semiHidden="0" w:uiPriority="0" w:unhideWhenUsed="0"/>
-    <w:lsdException w:name="envelope return" w:semiHidden="0" w:uiPriority="0" w:unhideWhenUsed="0"/>
-    <w:lsdException w:name="footnote reference" w:semiHidden="0" w:uiPriority="0" w:unhideWhenUsed="0"/>
-    <w:lsdException w:name="annotation reference" w:semiHidden="0" w:uiPriority="0" w:unhideWhenUsed="0"/>
-    <w:lsdException w:name="line number" w:semiHidden="0" w:uiPriority="0" w:unhideWhenUsed="0"/>
-    <w:lsdException w:name="page number" w:semiHidden="0" w:uiPriority="0" w:unhideWhenUsed="0"/>
-    <w:lsdException w:name="endnote reference" w:semiHidden="0" w:uiPriority="0" w:unhideWhenUsed="0"/>
-    <w:lsdException w:name="endnote text" w:semiHidden="0" w:uiPriority="0" w:unhideWhenUsed="0"/>
-    <w:lsdException w:name="table of authorities" w:semiHidden="0" w:uiPriority="0" w:unhideWhenUsed="0"/>
-    <w:lsdException w:name="macro" w:semiHidden="0" w:uiPriority="0" w:unhideWhenUsed="0"/>
-    <w:lsdException w:name="toa heading" w:semiHidden="0" w:uiPriority="0" w:unhideWhenUsed="0"/>
-    <w:lsdException w:name="List" w:semiHidden="0" w:uiPriority="0" w:unhideWhenUsed="0"/>
-    <w:lsdException w:name="List Bullet" w:semiHidden="0" w:uiPriority="0" w:unhideWhenUsed="0"/>
-    <w:lsdException w:name="List Number" w:semiHidden="0" w:uiPriority="0" w:unhideWhenUsed="0"/>
-    <w:lsdException w:name="List 2" w:semiHidden="0" w:uiPriority="0" w:unhideWhenUsed="0"/>
-    <w:lsdException w:name="List 3" w:semiHidden="0" w:uiPriority="0" w:unhideWhenUsed="0"/>
-    <w:lsdException w:name="List 4" w:semiHidden="0" w:uiPriority="0" w:unhideWhenUsed="0"/>
-    <w:lsdException w:name="List 5" w:semiHidden="0" w:uiPriority="0" w:unhideWhenUsed="0"/>
-    <w:lsdException w:name="List Bullet 2" w:semiHidden="0" w:uiPriority="0" w:unhideWhenUsed="0"/>
-    <w:lsdException w:name="List Bullet 3" w:semiHidden="0" w:uiPriority="0" w:unhideWhenUsed="0"/>
-    <w:lsdException w:name="List Bullet 4" w:semiHidden="0" w:uiPriority="0" w:unhideWhenUsed="0"/>
-    <w:lsdException w:name="List Bullet 5" w:semiHidden="0" w:uiPriority="0" w:unhideWhenUsed="0"/>
-    <w:lsdException w:name="List Number 2" w:semiHidden="0" w:uiPriority="0" w:unhideWhenUsed="0"/>
-    <w:lsdException w:name="List Number 3" w:semiHidden="0" w:uiPriority="0" w:unhideWhenUsed="0"/>
-    <w:lsdException w:name="List Number 4" w:semiHidden="0" w:uiPriority="0" w:unhideWhenUsed="0"/>
-    <w:lsdException w:name="List Number 5" w:semiHidden="0" w:uiPriority="0" w:unhideWhenUsed="0"/>
-    <w:lsdException w:name="Title" w:semiHidden="0" w:uiPriority="0" w:unhideWhenUsed="0" w:qFormat="1"/>
-    <w:lsdException w:name="Closing" w:semiHidden="0" w:uiPriority="0" w:unhideWhenUsed="0"/>
-    <w:lsdException w:name="Signature" w:semiHidden="0" w:uiPriority="0" w:unhideWhenUsed="0"/>
-    <w:lsdException w:name="Default Paragraph Font" w:uiPriority="0" w:unhideWhenUsed="0" w:qFormat="1"/>
-    <w:lsdException w:name="Body Text" w:uiPriority="0" w:unhideWhenUsed="0" w:qFormat="1"/>
-    <w:lsdException w:name="Body Text Indent" w:semiHidden="0" w:uiPriority="0" w:unhideWhenUsed="0"/>
-    <w:lsdException w:name="List Continue" w:semiHidden="0" w:uiPriority="0" w:unhideWhenUsed="0"/>
-    <w:lsdException w:name="List Continue 2" w:semiHidden="0" w:uiPriority="0" w:unhideWhenUsed="0"/>
-    <w:lsdException w:name="List Continue 3" w:semiHidden="0" w:uiPriority="0" w:unhideWhenUsed="0"/>
-    <w:lsdException w:name="List Continue 4" w:semiHidden="0" w:uiPriority="0" w:unhideWhenUsed="0"/>
-    <w:lsdException w:name="List Continue 5" w:semiHidden="0" w:uiPriority="0" w:unhideWhenUsed="0"/>
-    <w:lsdException w:name="Message Header" w:semiHidden="0" w:uiPriority="0" w:unhideWhenUsed="0"/>
-    <w:lsdException w:name="Subtitle" w:semiHidden="0" w:uiPriority="0" w:unhideWhenUsed="0" w:qFormat="1"/>
-    <w:lsdException w:name="Salutation" w:semiHidden="0" w:uiPriority="0" w:unhideWhenUsed="0"/>
-    <w:lsdException w:name="Date" w:semiHidden="0" w:uiPriority="0" w:unhideWhenUsed="0"/>
-    <w:lsdException w:name="Body Text First Indent" w:semiHidden="0" w:uiPriority="0" w:unhideWhenUsed="0"/>
-    <w:lsdException w:name="Body Text First Indent 2" w:semiHidden="0" w:uiPriority="0" w:unhideWhenUsed="0"/>
-    <w:lsdException w:name="Body Text 2" w:semiHidden="0" w:uiPriority="0" w:unhideWhenUsed="0"/>
-    <w:lsdException w:name="Body Text 3" w:semiHidden="0" w:uiPriority="0" w:unhideWhenUsed="0"/>
-    <w:lsdException w:name="Body Text Indent 2" w:semiHidden="0" w:uiPriority="0" w:unhideWhenUsed="0"/>
-    <w:lsdException w:name="Body Text Indent 3" w:semiHidden="0" w:uiPriority="0" w:unhideWhenUsed="0"/>
-    <w:lsdException w:name="Block Text" w:semiHidden="0" w:uiPriority="0" w:unhideWhenUsed="0"/>
-    <w:lsdException w:name="Hyperlink" w:semiHidden="0" w:uiPriority="0" w:unhideWhenUsed="0"/>
-    <w:lsdException w:name="FollowedHyperlink" w:semiHidden="0" w:uiPriority="0" w:unhideWhenUsed="0"/>
-    <w:lsdException w:name="Strong" w:semiHidden="0" w:uiPriority="0" w:unhideWhenUsed="0" w:qFormat="1"/>
-    <w:lsdException w:name="Emphasis" w:semiHidden="0" w:uiPriority="0" w:unhideWhenUsed="0" w:qFormat="1"/>
-    <w:lsdException w:name="Document Map" w:semiHidden="0" w:uiPriority="0" w:unhideWhenUsed="0"/>
-    <w:lsdException w:name="Plain Text" w:semiHidden="0" w:uiPriority="0" w:unhideWhenUsed="0"/>
-    <w:lsdException w:name="E-mail Signature" w:semiHidden="0" w:uiPriority="0" w:unhideWhenUsed="0"/>
-    <w:lsdException w:name="Normal (Web)" w:semiHidden="0" w:uiPriority="0" w:unhideWhenUsed="0" w:qFormat="1"/>
-    <w:lsdException w:name="HTML Acronym" w:semiHidden="0" w:uiPriority="0" w:unhideWhenUsed="0"/>
-    <w:lsdException w:name="HTML Address" w:semiHidden="0" w:uiPriority="0" w:unhideWhenUsed="0"/>
-    <w:lsdException w:name="HTML Cite" w:semiHidden="0" w:uiPriority="0" w:unhideWhenUsed="0"/>
-    <w:lsdException w:name="HTML Code" w:semiHidden="0" w:uiPriority="0" w:unhideWhenUsed="0"/>
-    <w:lsdException w:name="HTML Definition" w:semiHidden="0" w:uiPriority="0" w:unhideWhenUsed="0"/>
-    <w:lsdException w:name="HTML Keyboard" w:semiHidden="0" w:uiPriority="0" w:unhideWhenUsed="0"/>
-    <w:lsdException w:name="HTML Preformatted" w:semiHidden="0" w:uiPriority="0" w:unhideWhenUsed="0" w:qFormat="1"/>
-    <w:lsdException w:name="HTML Sample" w:semiHidden="0" w:uiPriority="0" w:unhideWhenUsed="0"/>
-    <w:lsdException w:name="HTML Typewriter" w:semiHidden="0" w:uiPriority="0" w:unhideWhenUsed="0"/>
-    <w:lsdException w:name="HTML Variable" w:semiHidden="0" w:uiPriority="0" w:unhideWhenUsed="0"/>
-    <w:lsdException w:name="Normal Table" w:uiPriority="0" w:unhideWhenUsed="0" w:qFormat="1"/>
-    <w:lsdException w:name="annotation subject" w:semiHidden="0" w:uiPriority="0" w:unhideWhenUsed="0"/>
-    <w:lsdException w:name="Table Simple 1" w:semiHidden="0" w:uiPriority="0" w:unhideWhenUsed="0"/>
-    <w:lsdException w:name="Table Simple 2" w:semiHidden="0" w:uiPriority="0" w:unhideWhenUsed="0"/>
-    <w:lsdException w:name="Table Simple 3" w:semiHidden="0" w:uiPriority="0" w:unhideWhenUsed="0"/>
-    <w:lsdException w:name="Table Classic 1" w:semiHidden="0" w:uiPriority="0" w:unhideWhenUsed="0"/>
-    <w:lsdException w:name="Table Classic 2" w:semiHidden="0" w:uiPriority="0" w:unhideWhenUsed="0"/>
-    <w:lsdException w:name="Table Classic 3" w:semiHidden="0" w:uiPriority="0" w:unhideWhenUsed="0"/>
-    <w:lsdException w:name="Table Classic 4" w:semiHidden="0" w:uiPriority="0" w:unhideWhenUsed="0"/>
-    <w:lsdException w:name="Table Colorful 1" w:semiHidden="0" w:uiPriority="0" w:unhideWhenUsed="0"/>
-    <w:lsdException w:name="Table Colorful 2" w:semiHidden="0" w:uiPriority="0" w:unhideWhenUsed="0"/>
-    <w:lsdException w:name="Table Colorful 3" w:semiHidden="0" w:uiPriority="0" w:unhideWhenUsed="0"/>
-    <w:lsdException w:name="Table Columns 1" w:semiHidden="0" w:uiPriority="0" w:unhideWhenUsed="0"/>
-    <w:lsdException w:name="Table Columns 2" w:semiHidden="0" w:uiPriority="0" w:unhideWhenUsed="0"/>
-    <w:lsdException w:name="Table Columns 3" w:semiHidden="0" w:uiPriority="0" w:unhideWhenUsed="0"/>
-    <w:lsdException w:name="Table Columns 4" w:semiHidden="0" w:uiPriority="0" w:unhideWhenUsed="0"/>
-    <w:lsdException w:name="Table Columns 5" w:semiHidden="0" w:uiPriority="0" w:unhideWhenUsed="0"/>
-    <w:lsdException w:name="Table Grid 1" w:semiHidden="0" w:uiPriority="0" w:unhideWhenUsed="0"/>
-    <w:lsdException w:name="Table Grid 2" w:semiHidden="0" w:uiPriority="0" w:unhideWhenUsed="0"/>
-    <w:lsdException w:name="Table Grid 3" w:semiHidden="0" w:uiPriority="0" w:unhideWhenUsed="0"/>
-    <w:lsdException w:name="Table Grid 4" w:semiHidden="0" w:uiPriority="0" w:unhideWhenUsed="0"/>
-    <w:lsdException w:name="Table Grid 5" w:semiHidden="0" w:uiPriority="0" w:unhideWhenUsed="0"/>
-    <w:lsdException w:name="Table Grid 6" w:semiHidden="0" w:uiPriority="0" w:unhideWhenUsed="0"/>
-    <w:lsdException w:name="Table Grid 7" w:semiHidden="0" w:uiPriority="0" w:unhideWhenUsed="0"/>
-    <w:lsdException w:name="Table Grid 8" w:semiHidden="0" w:uiPriority="0" w:unhideWhenUsed="0"/>
-    <w:lsdException w:name="Table List 1" w:semiHidden="0" w:uiPriority="0" w:unhideWhenUsed="0"/>
-    <w:lsdException w:name="Table List 2" w:semiHidden="0" w:uiPriority="0" w:unhideWhenUsed="0"/>
-    <w:lsdException w:name="Table List 3" w:semiHidden="0" w:uiPriority="0" w:unhideWhenUsed="0"/>
-    <w:lsdException w:name="Table List 4" w:semiHidden="0" w:uiPriority="0" w:unhideWhenUsed="0"/>
-    <w:lsdException w:name="Table List 5" w:semiHidden="0" w:uiPriority="0" w:unhideWhenUsed="0"/>
-    <w:lsdException w:name="Table List 6" w:semiHidden="0" w:uiPriority="0" w:unhideWhenUsed="0"/>
-    <w:lsdException w:name="Table List 7" w:semiHidden="0" w:uiPriority="0" w:unhideWhenUsed="0"/>
-    <w:lsdException w:name="Table List 8" w:semiHidden="0" w:uiPriority="0" w:unhideWhenUsed="0"/>
-    <w:lsdException w:name="Table 3D effects 1" w:semiHidden="0" w:uiPriority="0" w:unhideWhenUsed="0"/>
-    <w:lsdException w:name="Table 3D effects 2" w:semiHidden="0" w:uiPriority="0" w:unhideWhenUsed="0"/>
-    <w:lsdException w:name="Table 3D effects 3" w:semiHidden="0" w:uiPriority="0" w:unhideWhenUsed="0"/>
-    <w:lsdException w:name="Table Contemporary" w:semiHidden="0" w:uiPriority="0" w:unhideWhenUsed="0"/>
-    <w:lsdException w:name="Table Elegant" w:semiHidden="0" w:uiPriority="0" w:unhideWhenUsed="0"/>
-    <w:lsdException w:name="Table Professional" w:semiHidden="0" w:uiPriority="0" w:unhideWhenUsed="0"/>
-    <w:lsdException w:name="Table Subtle 1" w:semiHidden="0" w:uiPriority="0" w:unhideWhenUsed="0"/>
-    <w:lsdException w:name="Table Subtle 2" w:semiHidden="0" w:uiPriority="0" w:unhideWhenUsed="0"/>
-    <w:lsdException w:name="Table Web 1" w:semiHidden="0" w:uiPriority="0" w:unhideWhenUsed="0"/>
-    <w:lsdException w:name="Table Web 2" w:semiHidden="0" w:uiPriority="0" w:unhideWhenUsed="0"/>
-    <w:lsdException w:name="Table Web 3" w:semiHidden="0" w:uiPriority="0" w:unhideWhenUsed="0"/>
-    <w:lsdException w:name="Balloon Text" w:semiHidden="0" w:uiPriority="0" w:unhideWhenUsed="0"/>
-    <w:lsdException w:name="Table Grid" w:semiHidden="0" w:uiPriority="0" w:unhideWhenUsed="0" w:qFormat="1"/>
-    <w:lsdException w:name="Table Theme" w:semiHidden="0" w:uiPriority="0" w:unhideWhenUsed="0"/>
-    <w:lsdException w:name="Light Shading" w:semiHidden="0" w:uiPriority="60" w:unhideWhenUsed="0"/>
-    <w:lsdException w:name="Light List" w:semiHidden="0" w:uiPriority="61" w:unhideWhenUsed="0"/>
-    <w:lsdException w:name="Light Grid" w:semiHidden="0" w:uiPriority="62" w:unhideWhenUsed="0"/>
-    <w:lsdException w:name="Medium Shading 1" w:semiHidden="0" w:uiPriority="63" w:unhideWhenUsed="0"/>
-    <w:lsdException w:name="Medium Shading 2" w:semiHidden="0" w:uiPriority="64" w:unhideWhenUsed="0"/>
-    <w:lsdException w:name="Medium List 1" w:semiHidden="0" w:uiPriority="65" w:unhideWhenUsed="0"/>
-    <w:lsdException w:name="Medium List 2" w:semiHidden="0" w:uiPriority="66" w:unhideWhenUsed="0"/>
-    <w:lsdException w:name="Medium Grid 1" w:semiHidden="0" w:uiPriority="67" w:unhideWhenUsed="0"/>
-    <w:lsdException w:name="Medium Grid 2" w:semiHidden="0" w:uiPriority="68" w:unhideWhenUsed="0"/>
-    <w:lsdException w:name="Medium Grid 3" w:semiHidden="0" w:uiPriority="69" w:unhideWhenUsed="0"/>
-    <w:lsdException w:name="Dark List" w:semiHidden="0" w:uiPriority="70" w:unhideWhenUsed="0"/>
-    <w:lsdException w:name="Colorful Shading" w:semiHidden="0" w:uiPriority="71" w:unhideWhenUsed="0"/>
-    <w:lsdException w:name="Colorful List" w:semiHidden="0" w:uiPriority="72" w:unhideWhenUsed="0"/>
-    <w:lsdException w:name="Colorful Grid" w:semiHidden="0" w:uiPriority="73" w:unhideWhenUsed="0"/>
-    <w:lsdException w:name="Light Shading Accent 1" w:semiHidden="0" w:uiPriority="60" w:unhideWhenUsed="0"/>
-    <w:lsdException w:name="Light List Accent 1" w:semiHidden="0" w:uiPriority="61" w:unhideWhenUsed="0"/>
-    <w:lsdException w:name="Light Grid Accent 1" w:semiHidden="0" w:uiPriority="62" w:unhideWhenUsed="0"/>
-    <w:lsdException w:name="Medium Shading 1 Accent 1" w:semiHidden="0" w:uiPriority="63" w:unhideWhenUsed="0"/>
-    <w:lsdException w:name="Medium Shading 2 Accent 1" w:semiHidden="0" w:uiPriority="64" w:unhideWhenUsed="0"/>
-    <w:lsdException w:name="Medium List 1 Accent 1" w:semiHidden="0" w:uiPriority="65" w:unhideWhenUsed="0"/>
-    <w:lsdException w:name="Medium List 2 Accent 1" w:semiHidden="0" w:uiPriority="66" w:unhideWhenUsed="0"/>
-    <w:lsdException w:name="Medium Grid 1 Accent 1" w:semiHidden="0" w:uiPriority="67" w:unhideWhenUsed="0"/>
-    <w:lsdException w:name="Medium Grid 2 Accent 1" w:semiHidden="0" w:uiPriority="68" w:unhideWhenUsed="0"/>
-    <w:lsdException w:name="Medium Grid 3 Accent 1" w:semiHidden="0" w:uiPriority="69" w:unhideWhenUsed="0"/>
-    <w:lsdException w:name="Dark List Accent 1" w:semiHidden="0" w:uiPriority="70" w:unhideWhenUsed="0"/>
-    <w:lsdException w:name="Colorful Shading Accent 1" w:semiHidden="0" w:uiPriority="71" w:unhideWhenUsed="0"/>
-    <w:lsdException w:name="Colorful List Accent 1" w:semiHidden="0" w:uiPriority="72" w:unhideWhenUsed="0"/>
-    <w:lsdException w:name="Colorful Grid Accent 1" w:semiHidden="0" w:uiPriority="73" w:unhideWhenUsed="0"/>
-    <w:lsdException w:name="Light Shading Accent 2" w:semiHidden="0" w:uiPriority="60" w:unhideWhenUsed="0"/>
-    <w:lsdException w:name="Light List Accent 2" w:semiHidden="0" w:uiPriority="61" w:unhideWhenUsed="0"/>
-    <w:lsdException w:name="Light Grid Accent 2" w:semiHidden="0" w:uiPriority="62" w:unhideWhenUsed="0"/>
-    <w:lsdException w:name="Medium Shading 1 Accent 2" w:semiHidden="0" w:uiPriority="63" w:unhideWhenUsed="0"/>
-    <w:lsdException w:name="Medium Shading 2 Accent 2" w:semiHidden="0" w:uiPriority="64" w:unhideWhenUsed="0"/>
-    <w:lsdException w:name="Medium List 1 Accent 2" w:semiHidden="0" w:uiPriority="65" w:unhideWhenUsed="0"/>
-    <w:lsdException w:name="Medium List 2 Accent 2" w:semiHidden="0" w:uiPriority="66" w:unhideWhenUsed="0"/>
-    <w:lsdException w:name="Medium Grid 1 Accent 2" w:semiHidden="0" w:uiPriority="67" w:unhideWhenUsed="0"/>
-    <w:lsdException w:name="Medium Grid 2 Accent 2" w:semiHidden="0" w:uiPriority="68" w:unhideWhenUsed="0"/>
-    <w:lsdException w:name="Medium Grid 3 Accent 2" w:semiHidden="0" w:uiPriority="69" w:unhideWhenUsed="0"/>
-    <w:lsdException w:name="Dark List Accent 2" w:semiHidden="0" w:uiPriority="70" w:unhideWhenUsed="0"/>
-    <w:lsdException w:name="Colorful Shading Accent 2" w:semiHidden="0" w:uiPriority="71" w:unhideWhenUsed="0"/>
-    <w:lsdException w:name="Colorful List Accent 2" w:semiHidden="0" w:uiPriority="72" w:unhideWhenUsed="0"/>
-    <w:lsdException w:name="Colorful Grid Accent 2" w:semiHidden="0" w:uiPriority="73" w:unhideWhenUsed="0"/>
-    <w:lsdException w:name="Light Shading Accent 3" w:semiHidden="0" w:uiPriority="60" w:unhideWhenUsed="0"/>
-    <w:lsdException w:name="Light List Accent 3" w:semiHidden="0" w:uiPriority="61" w:unhideWhenUsed="0"/>
-    <w:lsdException w:name="Light Grid Accent 3" w:semiHidden="0" w:uiPriority="62" w:unhideWhenUsed="0"/>
-    <w:lsdException w:name="Medium Shading 1 Accent 3" w:semiHidden="0" w:uiPriority="63" w:unhideWhenUsed="0"/>
-    <w:lsdException w:name="Medium Shading 2 Accent 3" w:semiHidden="0" w:uiPriority="64" w:unhideWhenUsed="0"/>
-    <w:lsdException w:name="Medium List 1 Accent 3" w:semiHidden="0" w:uiPriority="65" w:unhideWhenUsed="0"/>
-    <w:lsdException w:name="Medium List 2 Accent 3" w:semiHidden="0" w:uiPriority="66" w:unhideWhenUsed="0"/>
-    <w:lsdException w:name="Medium Grid 1 Accent 3" w:semiHidden="0" w:uiPriority="67" w:unhideWhenUsed="0"/>
-    <w:lsdException w:name="Medium Grid 2 Accent 3" w:semiHidden="0" w:uiPriority="68" w:unhideWhenUsed="0"/>
-    <w:lsdException w:name="Medium Grid 3 Accent 3" w:semiHidden="0" w:uiPriority="69" w:unhideWhenUsed="0"/>
-    <w:lsdException w:name="Dark List Accent 3" w:semiHidden="0" w:uiPriority="70" w:unhideWhenUsed="0"/>
-    <w:lsdException w:name="Colorful Shading Accent 3" w:semiHidden="0" w:uiPriority="71" w:unhideWhenUsed="0"/>
-    <w:lsdException w:name="Colorful List Accent 3" w:semiHidden="0" w:uiPriority="72" w:unhideWhenUsed="0"/>
-    <w:lsdException w:name="Colorful Grid Accent 3" w:semiHidden="0" w:uiPriority="73" w:unhideWhenUsed="0"/>
-    <w:lsdException w:name="Light Shading Accent 4" w:semiHidden="0" w:uiPriority="60" w:unhideWhenUsed="0"/>
-    <w:lsdException w:name="Light List Accent 4" w:semiHidden="0" w:uiPriority="61" w:unhideWhenUsed="0"/>
-    <w:lsdException w:name="Light Grid Accent 4" w:semiHidden="0" w:uiPriority="62" w:unhideWhenUsed="0"/>
-    <w:lsdException w:name="Medium Shading 1 Accent 4" w:semiHidden="0" w:uiPriority="63" w:unhideWhenUsed="0"/>
-    <w:lsdException w:name="Medium Shading 2 Accent 4" w:semiHidden="0" w:uiPriority="64" w:unhideWhenUsed="0"/>
-    <w:lsdException w:name="Medium List 1 Accent 4" w:semiHidden="0" w:uiPriority="65" w:unhideWhenUsed="0"/>
-    <w:lsdException w:name="Medium List 2 Accent 4" w:semiHidden="0" w:uiPriority="66" w:unhideWhenUsed="0"/>
-    <w:lsdException w:name="Medium Grid 1 Accent 4" w:semiHidden="0" w:uiPriority="67" w:unhideWhenUsed="0"/>
-    <w:lsdException w:name="Medium Grid 2 Accent 4" w:semiHidden="0" w:uiPriority="68" w:unhideWhenUsed="0"/>
-    <w:lsdException w:name="Medium Grid 3 Accent 4" w:semiHidden="0" w:uiPriority="69" w:unhideWhenUsed="0"/>
-    <w:lsdException w:name="Dark List Accent 4" w:semiHidden="0" w:uiPriority="70" w:unhideWhenUsed="0"/>
-    <w:lsdException w:name="Colorful Shading Accent 4" w:semiHidden="0" w:uiPriority="71" w:unhideWhenUsed="0"/>
-    <w:lsdException w:name="Colorful List Accent 4" w:semiHidden="0" w:uiPriority="72" w:unhideWhenUsed="0"/>
-    <w:lsdException w:name="Colorful Grid Accent 4" w:semiHidden="0" w:uiPriority="73" w:unhideWhenUsed="0"/>
-    <w:lsdException w:name="Light Shading Accent 5" w:semiHidden="0" w:uiPriority="60" w:unhideWhenUsed="0"/>
-    <w:lsdException w:name="Light List Accent 5" w:semiHidden="0" w:uiPriority="61" w:unhideWhenUsed="0"/>
-    <w:lsdException w:name="Light Grid Accent 5" w:semiHidden="0" w:uiPriority="62" w:unhideWhenUsed="0"/>
-    <w:lsdException w:name="Medium Shading 1 Accent 5" w:semiHidden="0" w:uiPriority="63" w:unhideWhenUsed="0"/>
-    <w:lsdException w:name="Medium Shading 2 Accent 5" w:semiHidden="0" w:uiPriority="64" w:unhideWhenUsed="0"/>
-    <w:lsdException w:name="Medium List 1 Accent 5" w:semiHidden="0" w:uiPriority="65" w:unhideWhenUsed="0"/>
-    <w:lsdException w:name="Medium List 2 Accent 5" w:semiHidden="0" w:uiPriority="66" w:unhideWhenUsed="0"/>
-    <w:lsdException w:name="Medium Grid 1 Accent 5" w:semiHidden="0" w:uiPriority="67" w:unhideWhenUsed="0"/>
-    <w:lsdException w:name="Medium Grid 2 Accent 5" w:semiHidden="0" w:uiPriority="68" w:unhideWhenUsed="0"/>
-    <w:lsdException w:name="Medium Grid 3 Accent 5" w:semiHidden="0" w:uiPriority="69" w:unhideWhenUsed="0"/>
-    <w:lsdException w:name="Dark List Accent 5" w:semiHidden="0" w:uiPriority="70" w:unhideWhenUsed="0"/>
-    <w:lsdException w:name="Colorful Shading Accent 5" w:semiHidden="0" w:uiPriority="71" w:unhideWhenUsed="0"/>
-    <w:lsdException w:name="Colorful List Accent 5" w:semiHidden="0" w:uiPriority="72" w:unhideWhenUsed="0"/>
-    <w:lsdException w:name="Colorful Grid Accent 5" w:semiHidden="0" w:uiPriority="73" w:unhideWhenUsed="0"/>
-    <w:lsdException w:name="Light Shading Accent 6" w:semiHidden="0" w:uiPriority="60" w:unhideWhenUsed="0"/>
-    <w:lsdException w:name="Light List Accent 6" w:semiHidden="0" w:uiPriority="61" w:unhideWhenUsed="0"/>
-    <w:lsdException w:name="Light Grid Accent 6" w:semiHidden="0" w:uiPriority="62" w:unhideWhenUsed="0"/>
-    <w:lsdException w:name="Medium Shading 1 Accent 6" w:semiHidden="0" w:uiPriority="63" w:unhideWhenUsed="0"/>
-    <w:lsdException w:name="Medium Shading 2 Accent 6" w:semiHidden="0" w:uiPriority="64" w:unhideWhenUsed="0"/>
-    <w:lsdException w:name="Medium List 1 Accent 6" w:semiHidden="0" w:uiPriority="65" w:unhideWhenUsed="0"/>
-    <w:lsdException w:name="Medium List 2 Accent 6" w:semiHidden="0" w:uiPriority="66" w:unhideWhenUsed="0"/>
-    <w:lsdException w:name="Medium Grid 1 Accent 6" w:semiHidden="0" w:uiPriority="67" w:unhideWhenUsed="0"/>
-    <w:lsdException w:name="Medium Grid 2 Accent 6" w:semiHidden="0" w:uiPriority="68" w:unhideWhenUsed="0"/>
-    <w:lsdException w:name="Medium Grid 3 Accent 6" w:semiHidden="0" w:uiPriority="69" w:unhideWhenUsed="0"/>
-    <w:lsdException w:name="Dark List Accent 6" w:semiHidden="0" w:uiPriority="70" w:unhideWhenUsed="0"/>
-    <w:lsdException w:name="Colorful Shading Accent 6" w:semiHidden="0" w:uiPriority="71" w:unhideWhenUsed="0"/>
-    <w:lsdException w:name="Colorful List Accent 6" w:semiHidden="0" w:uiPriority="72" w:unhideWhenUsed="0"/>
-    <w:lsdException w:name="Colorful Grid Accent 6" w:semiHidden="0" w:uiPriority="73" w:unhideWhenUsed="0"/>
+  <w:latentStyles w:count="260" w:defQFormat="0" w:defUnhideWhenUsed="1" w:defSemiHidden="1" w:defUIPriority="99" w:defLockedState="0">
+    <w:lsdException w:qFormat="1" w:unhideWhenUsed="0" w:uiPriority="0" w:semiHidden="0" w:name="Normal"/>
+    <w:lsdException w:qFormat="1" w:unhideWhenUsed="0" w:uiPriority="0" w:semiHidden="0" w:name="heading 1"/>
+    <w:lsdException w:qFormat="1" w:uiPriority="0" w:semiHidden="0" w:name="heading 2"/>
+    <w:lsdException w:qFormat="1" w:uiPriority="0" w:name="heading 3"/>
+    <w:lsdException w:qFormat="1" w:uiPriority="0" w:semiHidden="0" w:name="heading 4"/>
+    <w:lsdException w:qFormat="1" w:uiPriority="0" w:name="heading 5"/>
+    <w:lsdException w:qFormat="1" w:uiPriority="0" w:name="heading 6"/>
+    <w:lsdException w:qFormat="1" w:uiPriority="0" w:name="heading 7"/>
+    <w:lsdException w:qFormat="1" w:uiPriority="0" w:name="heading 8"/>
+    <w:lsdException w:qFormat="1" w:uiPriority="0" w:name="heading 9"/>
+    <w:lsdException w:unhideWhenUsed="0" w:uiPriority="0" w:semiHidden="0" w:name="index 1"/>
+    <w:lsdException w:unhideWhenUsed="0" w:uiPriority="0" w:semiHidden="0" w:name="index 2"/>
+    <w:lsdException w:unhideWhenUsed="0" w:uiPriority="0" w:semiHidden="0" w:name="index 3"/>
+    <w:lsdException w:unhideWhenUsed="0" w:uiPriority="0" w:semiHidden="0" w:name="index 4"/>
+    <w:lsdException w:unhideWhenUsed="0" w:uiPriority="0" w:semiHidden="0" w:name="index 5"/>
+    <w:lsdException w:unhideWhenUsed="0" w:uiPriority="0" w:semiHidden="0" w:name="index 6"/>
+    <w:lsdException w:unhideWhenUsed="0" w:uiPriority="0" w:semiHidden="0" w:name="index 7"/>
+    <w:lsdException w:unhideWhenUsed="0" w:uiPriority="0" w:semiHidden="0" w:name="index 8"/>
+    <w:lsdException w:unhideWhenUsed="0" w:uiPriority="0" w:semiHidden="0" w:name="index 9"/>
+    <w:lsdException w:qFormat="1" w:unhideWhenUsed="0" w:uiPriority="0" w:semiHidden="0" w:name="toc 1"/>
+    <w:lsdException w:qFormat="1" w:unhideWhenUsed="0" w:uiPriority="0" w:semiHidden="0" w:name="toc 2"/>
+    <w:lsdException w:qFormat="1" w:unhideWhenUsed="0" w:uiPriority="0" w:semiHidden="0" w:name="toc 3"/>
+    <w:lsdException w:unhideWhenUsed="0" w:uiPriority="0" w:semiHidden="0" w:name="toc 4"/>
+    <w:lsdException w:unhideWhenUsed="0" w:uiPriority="0" w:semiHidden="0" w:name="toc 5"/>
+    <w:lsdException w:unhideWhenUsed="0" w:uiPriority="0" w:semiHidden="0" w:name="toc 6"/>
+    <w:lsdException w:unhideWhenUsed="0" w:uiPriority="0" w:semiHidden="0" w:name="toc 7"/>
+    <w:lsdException w:unhideWhenUsed="0" w:uiPriority="0" w:semiHidden="0" w:name="toc 8"/>
+    <w:lsdException w:unhideWhenUsed="0" w:uiPriority="0" w:semiHidden="0" w:name="toc 9"/>
+    <w:lsdException w:unhideWhenUsed="0" w:uiPriority="0" w:semiHidden="0" w:name="Normal Indent"/>
+    <w:lsdException w:unhideWhenUsed="0" w:uiPriority="0" w:semiHidden="0" w:name="footnote text"/>
+    <w:lsdException w:qFormat="1" w:unhideWhenUsed="0" w:uiPriority="0" w:semiHidden="0" w:name="annotation text"/>
+    <w:lsdException w:qFormat="1" w:unhideWhenUsed="0" w:uiPriority="0" w:semiHidden="0" w:name="header"/>
+    <w:lsdException w:qFormat="1" w:unhideWhenUsed="0" w:uiPriority="0" w:semiHidden="0" w:name="footer"/>
+    <w:lsdException w:unhideWhenUsed="0" w:uiPriority="0" w:semiHidden="0" w:name="index heading"/>
+    <w:lsdException w:qFormat="1" w:uiPriority="0" w:name="caption"/>
+    <w:lsdException w:qFormat="1" w:unhideWhenUsed="0" w:uiPriority="0" w:semiHidden="0" w:name="table of figures"/>
+    <w:lsdException w:unhideWhenUsed="0" w:uiPriority="0" w:semiHidden="0" w:name="envelope address"/>
+    <w:lsdException w:unhideWhenUsed="0" w:uiPriority="0" w:semiHidden="0" w:name="envelope return"/>
+    <w:lsdException w:unhideWhenUsed="0" w:uiPriority="0" w:semiHidden="0" w:name="footnote reference"/>
+    <w:lsdException w:unhideWhenUsed="0" w:uiPriority="0" w:semiHidden="0" w:name="annotation reference"/>
+    <w:lsdException w:unhideWhenUsed="0" w:uiPriority="0" w:semiHidden="0" w:name="line number"/>
+    <w:lsdException w:unhideWhenUsed="0" w:uiPriority="0" w:semiHidden="0" w:name="page number"/>
+    <w:lsdException w:unhideWhenUsed="0" w:uiPriority="0" w:semiHidden="0" w:name="endnote reference"/>
+    <w:lsdException w:unhideWhenUsed="0" w:uiPriority="0" w:semiHidden="0" w:name="endnote text"/>
+    <w:lsdException w:unhideWhenUsed="0" w:uiPriority="0" w:semiHidden="0" w:name="table of authorities"/>
+    <w:lsdException w:unhideWhenUsed="0" w:uiPriority="0" w:semiHidden="0" w:name="macro"/>
+    <w:lsdException w:unhideWhenUsed="0" w:uiPriority="0" w:semiHidden="0" w:name="toa heading"/>
+    <w:lsdException w:unhideWhenUsed="0" w:uiPriority="0" w:semiHidden="0" w:name="List"/>
+    <w:lsdException w:unhideWhenUsed="0" w:uiPriority="0" w:semiHidden="0" w:name="List Bullet"/>
+    <w:lsdException w:unhideWhenUsed="0" w:uiPriority="0" w:semiHidden="0" w:name="List Number"/>
+    <w:lsdException w:unhideWhenUsed="0" w:uiPriority="0" w:semiHidden="0" w:name="List 2"/>
+    <w:lsdException w:unhideWhenUsed="0" w:uiPriority="0" w:semiHidden="0" w:name="List 3"/>
+    <w:lsdException w:unhideWhenUsed="0" w:uiPriority="0" w:semiHidden="0" w:name="List 4"/>
+    <w:lsdException w:unhideWhenUsed="0" w:uiPriority="0" w:semiHidden="0" w:name="List 5"/>
+    <w:lsdException w:unhideWhenUsed="0" w:uiPriority="0" w:semiHidden="0" w:name="List Bullet 2"/>
+    <w:lsdException w:unhideWhenUsed="0" w:uiPriority="0" w:semiHidden="0" w:name="List Bullet 3"/>
+    <w:lsdException w:unhideWhenUsed="0" w:uiPriority="0" w:semiHidden="0" w:name="List Bullet 4"/>
+    <w:lsdException w:unhideWhenUsed="0" w:uiPriority="0" w:semiHidden="0" w:name="List Bullet 5"/>
+    <w:lsdException w:unhideWhenUsed="0" w:uiPriority="0" w:semiHidden="0" w:name="List Number 2"/>
+    <w:lsdException w:unhideWhenUsed="0" w:uiPriority="0" w:semiHidden="0" w:name="List Number 3"/>
+    <w:lsdException w:unhideWhenUsed="0" w:uiPriority="0" w:semiHidden="0" w:name="List Number 4"/>
+    <w:lsdException w:unhideWhenUsed="0" w:uiPriority="0" w:semiHidden="0" w:name="List Number 5"/>
+    <w:lsdException w:qFormat="1" w:unhideWhenUsed="0" w:uiPriority="0" w:semiHidden="0" w:name="Title"/>
+    <w:lsdException w:unhideWhenUsed="0" w:uiPriority="0" w:semiHidden="0" w:name="Closing"/>
+    <w:lsdException w:unhideWhenUsed="0" w:uiPriority="0" w:semiHidden="0" w:name="Signature"/>
+    <w:lsdException w:qFormat="1" w:unhideWhenUsed="0" w:uiPriority="0" w:name="Default Paragraph Font"/>
+    <w:lsdException w:qFormat="1" w:unhideWhenUsed="0" w:uiPriority="0" w:name="Body Text"/>
+    <w:lsdException w:unhideWhenUsed="0" w:uiPriority="0" w:semiHidden="0" w:name="Body Text Indent"/>
+    <w:lsdException w:unhideWhenUsed="0" w:uiPriority="0" w:semiHidden="0" w:name="List Continue"/>
+    <w:lsdException w:unhideWhenUsed="0" w:uiPriority="0" w:semiHidden="0" w:name="List Continue 2"/>
+    <w:lsdException w:unhideWhenUsed="0" w:uiPriority="0" w:semiHidden="0" w:name="List Continue 3"/>
+    <w:lsdException w:unhideWhenUsed="0" w:uiPriority="0" w:semiHidden="0" w:name="List Continue 4"/>
+    <w:lsdException w:unhideWhenUsed="0" w:uiPriority="0" w:semiHidden="0" w:name="List Continue 5"/>
+    <w:lsdException w:unhideWhenUsed="0" w:uiPriority="0" w:semiHidden="0" w:name="Message Header"/>
+    <w:lsdException w:qFormat="1" w:unhideWhenUsed="0" w:uiPriority="0" w:semiHidden="0" w:name="Subtitle"/>
+    <w:lsdException w:unhideWhenUsed="0" w:uiPriority="0" w:semiHidden="0" w:name="Salutation"/>
+    <w:lsdException w:unhideWhenUsed="0" w:uiPriority="0" w:semiHidden="0" w:name="Date"/>
+    <w:lsdException w:unhideWhenUsed="0" w:uiPriority="0" w:semiHidden="0" w:name="Body Text First Indent"/>
+    <w:lsdException w:unhideWhenUsed="0" w:uiPriority="0" w:semiHidden="0" w:name="Body Text First Indent 2"/>
+    <w:lsdException w:uiPriority="99" w:name="Note Heading"/>
+    <w:lsdException w:unhideWhenUsed="0" w:uiPriority="0" w:semiHidden="0" w:name="Body Text 2"/>
+    <w:lsdException w:unhideWhenUsed="0" w:uiPriority="0" w:semiHidden="0" w:name="Body Text 3"/>
+    <w:lsdException w:unhideWhenUsed="0" w:uiPriority="0" w:semiHidden="0" w:name="Body Text Indent 2"/>
+    <w:lsdException w:unhideWhenUsed="0" w:uiPriority="0" w:semiHidden="0" w:name="Body Text Indent 3"/>
+    <w:lsdException w:unhideWhenUsed="0" w:uiPriority="0" w:semiHidden="0" w:name="Block Text"/>
+    <w:lsdException w:unhideWhenUsed="0" w:uiPriority="0" w:semiHidden="0" w:name="Hyperlink"/>
+    <w:lsdException w:unhideWhenUsed="0" w:uiPriority="0" w:semiHidden="0" w:name="FollowedHyperlink"/>
+    <w:lsdException w:qFormat="1" w:unhideWhenUsed="0" w:uiPriority="0" w:semiHidden="0" w:name="Strong"/>
+    <w:lsdException w:qFormat="1" w:unhideWhenUsed="0" w:uiPriority="0" w:semiHidden="0" w:name="Emphasis"/>
+    <w:lsdException w:unhideWhenUsed="0" w:uiPriority="0" w:semiHidden="0" w:name="Document Map"/>
+    <w:lsdException w:unhideWhenUsed="0" w:uiPriority="0" w:semiHidden="0" w:name="Plain Text"/>
+    <w:lsdException w:unhideWhenUsed="0" w:uiPriority="0" w:semiHidden="0" w:name="E-mail Signature"/>
+    <w:lsdException w:qFormat="1" w:unhideWhenUsed="0" w:uiPriority="0" w:semiHidden="0" w:name="Normal (Web)"/>
+    <w:lsdException w:unhideWhenUsed="0" w:uiPriority="0" w:semiHidden="0" w:name="HTML Acronym"/>
+    <w:lsdException w:unhideWhenUsed="0" w:uiPriority="0" w:semiHidden="0" w:name="HTML Address"/>
+    <w:lsdException w:unhideWhenUsed="0" w:uiPriority="0" w:semiHidden="0" w:name="HTML Cite"/>
+    <w:lsdException w:unhideWhenUsed="0" w:uiPriority="0" w:semiHidden="0" w:name="HTML Code"/>
+    <w:lsdException w:unhideWhenUsed="0" w:uiPriority="0" w:semiHidden="0" w:name="HTML Definition"/>
+    <w:lsdException w:unhideWhenUsed="0" w:uiPriority="0" w:semiHidden="0" w:name="HTML Keyboard"/>
+    <w:lsdException w:qFormat="1" w:unhideWhenUsed="0" w:uiPriority="0" w:semiHidden="0" w:name="HTML Preformatted"/>
+    <w:lsdException w:unhideWhenUsed="0" w:uiPriority="0" w:semiHidden="0" w:name="HTML Sample"/>
+    <w:lsdException w:unhideWhenUsed="0" w:uiPriority="0" w:semiHidden="0" w:name="HTML Typewriter"/>
+    <w:lsdException w:unhideWhenUsed="0" w:uiPriority="0" w:semiHidden="0" w:name="HTML Variable"/>
+    <w:lsdException w:qFormat="1" w:unhideWhenUsed="0" w:uiPriority="0" w:name="Normal Table"/>
+    <w:lsdException w:unhideWhenUsed="0" w:uiPriority="0" w:semiHidden="0" w:name="annotation subject"/>
+    <w:lsdException w:unhideWhenUsed="0" w:uiPriority="0" w:semiHidden="0" w:name="Table Simple 1"/>
+    <w:lsdException w:unhideWhenUsed="0" w:uiPriority="0" w:semiHidden="0" w:name="Table Simple 2"/>
+    <w:lsdException w:unhideWhenUsed="0" w:uiPriority="0" w:semiHidden="0" w:name="Table Simple 3"/>
+    <w:lsdException w:unhideWhenUsed="0" w:uiPriority="0" w:semiHidden="0" w:name="Table Classic 1"/>
+    <w:lsdException w:unhideWhenUsed="0" w:uiPriority="0" w:semiHidden="0" w:name="Table Classic 2"/>
+    <w:lsdException w:unhideWhenUsed="0" w:uiPriority="0" w:semiHidden="0" w:name="Table Classic 3"/>
+    <w:lsdException w:unhideWhenUsed="0" w:uiPriority="0" w:semiHidden="0" w:name="Table Classic 4"/>
+    <w:lsdException w:unhideWhenUsed="0" w:uiPriority="0" w:semiHidden="0" w:name="Table Colorful 1"/>
+    <w:lsdException w:unhideWhenUsed="0" w:uiPriority="0" w:semiHidden="0" w:name="Table Colorful 2"/>
+    <w:lsdException w:unhideWhenUsed="0" w:uiPriority="0" w:semiHidden="0" w:name="Table Colorful 3"/>
+    <w:lsdException w:unhideWhenUsed="0" w:uiPriority="0" w:semiHidden="0" w:name="Table Columns 1"/>
+    <w:lsdException w:unhideWhenUsed="0" w:uiPriority="0" w:semiHidden="0" w:name="Table Columns 2"/>
+    <w:lsdException w:unhideWhenUsed="0" w:uiPriority="0" w:semiHidden="0" w:name="Table Columns 3"/>
+    <w:lsdException w:unhideWhenUsed="0" w:uiPriority="0" w:semiHidden="0" w:name="Table Columns 4"/>
+    <w:lsdException w:unhideWhenUsed="0" w:uiPriority="0" w:semiHidden="0" w:name="Table Columns 5"/>
+    <w:lsdException w:unhideWhenUsed="0" w:uiPriority="0" w:semiHidden="0" w:name="Table Grid 1"/>
+    <w:lsdException w:unhideWhenUsed="0" w:uiPriority="0" w:semiHidden="0" w:name="Table Grid 2"/>
+    <w:lsdException w:unhideWhenUsed="0" w:uiPriority="0" w:semiHidden="0" w:name="Table Grid 3"/>
+    <w:lsdException w:unhideWhenUsed="0" w:uiPriority="0" w:semiHidden="0" w:name="Table Grid 4"/>
+    <w:lsdException w:unhideWhenUsed="0" w:uiPriority="0" w:semiHidden="0" w:name="Table Grid 5"/>
+    <w:lsdException w:unhideWhenUsed="0" w:uiPriority="0" w:semiHidden="0" w:name="Table Grid 6"/>
+    <w:lsdException w:unhideWhenUsed="0" w:uiPriority="0" w:semiHidden="0" w:name="Table Grid 7"/>
+    <w:lsdException w:unhideWhenUsed="0" w:uiPriority="0" w:semiHidden="0" w:name="Table Grid 8"/>
+    <w:lsdException w:unhideWhenUsed="0" w:uiPriority="0" w:semiHidden="0" w:name="Table List 1"/>
+    <w:lsdException w:unhideWhenUsed="0" w:uiPriority="0" w:semiHidden="0" w:name="Table List 2"/>
+    <w:lsdException w:unhideWhenUsed="0" w:uiPriority="0" w:semiHidden="0" w:name="Table List 3"/>
+    <w:lsdException w:unhideWhenUsed="0" w:uiPriority="0" w:semiHidden="0" w:name="Table List 4"/>
+    <w:lsdException w:unhideWhenUsed="0" w:uiPriority="0" w:semiHidden="0" w:name="Table List 5"/>
+    <w:lsdException w:unhideWhenUsed="0" w:uiPriority="0" w:semiHidden="0" w:name="Table List 6"/>
+    <w:lsdException w:unhideWhenUsed="0" w:uiPriority="0" w:semiHidden="0" w:name="Table List 7"/>
+    <w:lsdException w:unhideWhenUsed="0" w:uiPriority="0" w:semiHidden="0" w:name="Table List 8"/>
+    <w:lsdException w:unhideWhenUsed="0" w:uiPriority="0" w:semiHidden="0" w:name="Table 3D effects 1"/>
+    <w:lsdException w:unhideWhenUsed="0" w:uiPriority="0" w:semiHidden="0" w:name="Table 3D effects 2"/>
+    <w:lsdException w:unhideWhenUsed="0" w:uiPriority="0" w:semiHidden="0" w:name="Table 3D effects 3"/>
+    <w:lsdException w:unhideWhenUsed="0" w:uiPriority="0" w:semiHidden="0" w:name="Table Contemporary"/>
+    <w:lsdException w:unhideWhenUsed="0" w:uiPriority="0" w:semiHidden="0" w:name="Table Elegant"/>
+    <w:lsdException w:unhideWhenUsed="0" w:uiPriority="0" w:semiHidden="0" w:name="Table Professional"/>
+    <w:lsdException w:unhideWhenUsed="0" w:uiPriority="0" w:semiHidden="0" w:name="Table Subtle 1"/>
+    <w:lsdException w:unhideWhenUsed="0" w:uiPriority="0" w:semiHidden="0" w:name="Table Subtle 2"/>
+    <w:lsdException w:unhideWhenUsed="0" w:uiPriority="0" w:semiHidden="0" w:name="Table Web 1"/>
+    <w:lsdException w:unhideWhenUsed="0" w:uiPriority="0" w:semiHidden="0" w:name="Table Web 2"/>
+    <w:lsdException w:unhideWhenUsed="0" w:uiPriority="0" w:semiHidden="0" w:name="Table Web 3"/>
+    <w:lsdException w:unhideWhenUsed="0" w:uiPriority="0" w:semiHidden="0" w:name="Balloon Text"/>
+    <w:lsdException w:qFormat="1" w:unhideWhenUsed="0" w:uiPriority="0" w:semiHidden="0" w:name="Table Grid"/>
+    <w:lsdException w:unhideWhenUsed="0" w:uiPriority="0" w:semiHidden="0" w:name="Table Theme"/>
+    <w:lsdException w:unhideWhenUsed="0" w:uiPriority="60" w:semiHidden="0" w:name="Light Shading"/>
+    <w:lsdException w:unhideWhenUsed="0" w:uiPriority="61" w:semiHidden="0" w:name="Light List"/>
+    <w:lsdException w:unhideWhenUsed="0" w:uiPriority="62" w:semiHidden="0" w:name="Light Grid"/>
+    <w:lsdException w:unhideWhenUsed="0" w:uiPriority="63" w:semiHidden="0" w:name="Medium Shading 1"/>
+    <w:lsdException w:unhideWhenUsed="0" w:uiPriority="64" w:semiHidden="0" w:name="Medium Shading 2"/>
+    <w:lsdException w:unhideWhenUsed="0" w:uiPriority="65" w:semiHidden="0" w:name="Medium List 1"/>
+    <w:lsdException w:unhideWhenUsed="0" w:uiPriority="66" w:semiHidden="0" w:name="Medium List 2"/>
+    <w:lsdException w:unhideWhenUsed="0" w:uiPriority="67" w:semiHidden="0" w:name="Medium Grid 1"/>
+    <w:lsdException w:unhideWhenUsed="0" w:uiPriority="68" w:semiHidden="0" w:name="Medium Grid 2"/>
+    <w:lsdException w:unhideWhenUsed="0" w:uiPriority="69" w:semiHidden="0" w:name="Medium Grid 3"/>
+    <w:lsdException w:unhideWhenUsed="0" w:uiPriority="70" w:semiHidden="0" w:name="Dark List"/>
+    <w:lsdException w:unhideWhenUsed="0" w:uiPriority="71" w:semiHidden="0" w:name="Colorful Shading"/>
+    <w:lsdException w:unhideWhenUsed="0" w:uiPriority="72" w:semiHidden="0" w:name="Colorful List"/>
+    <w:lsdException w:unhideWhenUsed="0" w:uiPriority="73" w:semiHidden="0" w:name="Colorful Grid"/>
+    <w:lsdException w:unhideWhenUsed="0" w:uiPriority="60" w:semiHidden="0" w:name="Light Shading Accent 1"/>
+    <w:lsdException w:unhideWhenUsed="0" w:uiPriority="61" w:semiHidden="0" w:name="Light List Accent 1"/>
+    <w:lsdException w:unhideWhenUsed="0" w:uiPriority="62" w:semiHidden="0" w:name="Light Grid Accent 1"/>
+    <w:lsdException w:unhideWhenUsed="0" w:uiPriority="63" w:semiHidden="0" w:name="Medium Shading 1 Accent 1"/>
+    <w:lsdException w:unhideWhenUsed="0" w:uiPriority="64" w:semiHidden="0" w:name="Medium Shading 2 Accent 1"/>
+    <w:lsdException w:unhideWhenUsed="0" w:uiPriority="65" w:semiHidden="0" w:name="Medium List 1 Accent 1"/>
+    <w:lsdException w:unhideWhenUsed="0" w:uiPriority="66" w:semiHidden="0" w:name="Medium List 2 Accent 1"/>
+    <w:lsdException w:unhideWhenUsed="0" w:uiPriority="67" w:semiHidden="0" w:name="Medium Grid 1 Accent 1"/>
+    <w:lsdException w:unhideWhenUsed="0" w:uiPriority="68" w:semiHidden="0" w:name="Medium Grid 2 Accent 1"/>
+    <w:lsdException w:unhideWhenUsed="0" w:uiPriority="69" w:semiHidden="0" w:name="Medium Grid 3 Accent 1"/>
+    <w:lsdException w:unhideWhenUsed="0" w:uiPriority="70" w:semiHidden="0" w:name="Dark List Accent 1"/>
+    <w:lsdException w:unhideWhenUsed="0" w:uiPriority="71" w:semiHidden="0" w:name="Colorful Shading Accent 1"/>
+    <w:lsdException w:unhideWhenUsed="0" w:uiPriority="72" w:semiHidden="0" w:name="Colorful List Accent 1"/>
+    <w:lsdException w:unhideWhenUsed="0" w:uiPriority="73" w:semiHidden="0" w:name="Colorful Grid Accent 1"/>
+    <w:lsdException w:unhideWhenUsed="0" w:uiPriority="60" w:semiHidden="0" w:name="Light Shading Accent 2"/>
+    <w:lsdException w:unhideWhenUsed="0" w:uiPriority="61" w:semiHidden="0" w:name="Light List Accent 2"/>
+    <w:lsdException w:unhideWhenUsed="0" w:uiPriority="62" w:semiHidden="0" w:name="Light Grid Accent 2"/>
+    <w:lsdException w:unhideWhenUsed="0" w:uiPriority="63" w:semiHidden="0" w:name="Medium Shading 1 Accent 2"/>
+    <w:lsdException w:unhideWhenUsed="0" w:uiPriority="64" w:semiHidden="0" w:name="Medium Shading 2 Accent 2"/>
+    <w:lsdException w:unhideWhenUsed="0" w:uiPriority="65" w:semiHidden="0" w:name="Medium List 1 Accent 2"/>
+    <w:lsdException w:unhideWhenUsed="0" w:uiPriority="66" w:semiHidden="0" w:name="Medium List 2 Accent 2"/>
+    <w:lsdException w:unhideWhenUsed="0" w:uiPriority="67" w:semiHidden="0" w:name="Medium Grid 1 Accent 2"/>
+    <w:lsdException w:unhideWhenUsed="0" w:uiPriority="68" w:semiHidden="0" w:name="Medium Grid 2 Accent 2"/>
+    <w:lsdException w:unhideWhenUsed="0" w:uiPriority="69" w:semiHidden="0" w:name="Medium Grid 3 Accent 2"/>
+    <w:lsdException w:unhideWhenUsed="0" w:uiPriority="70" w:semiHidden="0" w:name="Dark List Accent 2"/>
+    <w:lsdException w:unhideWhenUsed="0" w:uiPriority="71" w:semiHidden="0" w:name="Colorful Shading Accent 2"/>
+    <w:lsdException w:unhideWhenUsed="0" w:uiPriority="72" w:semiHidden="0" w:name="Colorful List Accent 2"/>
+    <w:lsdException w:unhideWhenUsed="0" w:uiPriority="73" w:semiHidden="0" w:name="Colorful Grid Accent 2"/>
+    <w:lsdException w:unhideWhenUsed="0" w:uiPriority="60" w:semiHidden="0" w:name="Light Shading Accent 3"/>
+    <w:lsdException w:unhideWhenUsed="0" w:uiPriority="61" w:semiHidden="0" w:name="Light List Accent 3"/>
+    <w:lsdException w:unhideWhenUsed="0" w:uiPriority="62" w:semiHidden="0" w:name="Light Grid Accent 3"/>
+    <w:lsdException w:unhideWhenUsed="0" w:uiPriority="63" w:semiHidden="0" w:name="Medium Shading 1 Accent 3"/>
+    <w:lsdException w:unhideWhenUsed="0" w:uiPriority="64" w:semiHidden="0" w:name="Medium Shading 2 Accent 3"/>
+    <w:lsdException w:unhideWhenUsed="0" w:uiPriority="65" w:semiHidden="0" w:name="Medium List 1 Accent 3"/>
+    <w:lsdException w:unhideWhenUsed="0" w:uiPriority="66" w:semiHidden="0" w:name="Medium List 2 Accent 3"/>
+    <w:lsdException w:unhideWhenUsed="0" w:uiPriority="67" w:semiHidden="0" w:name="Medium Grid 1 Accent 3"/>
+    <w:lsdException w:unhideWhenUsed="0" w:uiPriority="68" w:semiHidden="0" w:name="Medium Grid 2 Accent 3"/>
+    <w:lsdException w:unhideWhenUsed="0" w:uiPriority="69" w:semiHidden="0" w:name="Medium Grid 3 Accent 3"/>
+    <w:lsdException w:unhideWhenUsed="0" w:uiPriority="70" w:semiHidden="0" w:name="Dark List Accent 3"/>
+    <w:lsdException w:unhideWhenUsed="0" w:uiPriority="71" w:semiHidden="0" w:name="Colorful Shading Accent 3"/>
+    <w:lsdException w:unhideWhenUsed="0" w:uiPriority="72" w:semiHidden="0" w:name="Colorful List Accent 3"/>
+    <w:lsdException w:unhideWhenUsed="0" w:uiPriority="73" w:semiHidden="0" w:name="Colorful Grid Accent 3"/>
+    <w:lsdException w:unhideWhenUsed="0" w:uiPriority="60" w:semiHidden="0" w:name="Light Shading Accent 4"/>
+    <w:lsdException w:unhideWhenUsed="0" w:uiPriority="61" w:semiHidden="0" w:name="Light List Accent 4"/>
+    <w:lsdException w:unhideWhenUsed="0" w:uiPriority="62" w:semiHidden="0" w:name="Light Grid Accent 4"/>
+    <w:lsdException w:unhideWhenUsed="0" w:uiPriority="63" w:semiHidden="0" w:name="Medium Shading 1 Accent 4"/>
+    <w:lsdException w:unhideWhenUsed="0" w:uiPriority="64" w:semiHidden="0" w:name="Medium Shading 2 Accent 4"/>
+    <w:lsdException w:unhideWhenUsed="0" w:uiPriority="65" w:semiHidden="0" w:name="Medium List 1 Accent 4"/>
+    <w:lsdException w:unhideWhenUsed="0" w:uiPriority="66" w:semiHidden="0" w:name="Medium List 2 Accent 4"/>
+    <w:lsdException w:unhideWhenUsed="0" w:uiPriority="67" w:semiHidden="0" w:name="Medium Grid 1 Accent 4"/>
+    <w:lsdException w:unhideWhenUsed="0" w:uiPriority="68" w:semiHidden="0" w:name="Medium Grid 2 Accent 4"/>
+    <w:lsdException w:unhideWhenUsed="0" w:uiPriority="69" w:semiHidden="0" w:name="Medium Grid 3 Accent 4"/>
+    <w:lsdException w:unhideWhenUsed="0" w:uiPriority="70" w:semiHidden="0" w:name="Dark List Accent 4"/>
+    <w:lsdException w:unhideWhenUsed="0" w:uiPriority="71" w:semiHidden="0" w:name="Colorful Shading Accent 4"/>
+    <w:lsdException w:unhideWhenUsed="0" w:uiPriority="72" w:semiHidden="0" w:name="Colorful List Accent 4"/>
+    <w:lsdException w:unhideWhenUsed="0" w:uiPriority="73" w:semiHidden="0" w:name="Colorful Grid Accent 4"/>
+    <w:lsdException w:unhideWhenUsed="0" w:uiPriority="60" w:semiHidden="0" w:name="Light Shading Accent 5"/>
+    <w:lsdException w:unhideWhenUsed="0" w:uiPriority="61" w:semiHidden="0" w:name="Light List Accent 5"/>
+    <w:lsdException w:unhideWhenUsed="0" w:uiPriority="62" w:semiHidden="0" w:name="Light Grid Accent 5"/>
+    <w:lsdException w:unhideWhenUsed="0" w:uiPriority="63" w:semiHidden="0" w:name="Medium Shading 1 Accent 5"/>
+    <w:lsdException w:unhideWhenUsed="0" w:uiPriority="64" w:semiHidden="0" w:name="Medium Shading 2 Accent 5"/>
+    <w:lsdException w:unhideWhenUsed="0" w:uiPriority="65" w:semiHidden="0" w:name="Medium List 1 Accent 5"/>
+    <w:lsdException w:unhideWhenUsed="0" w:uiPriority="66" w:semiHidden="0" w:name="Medium List 2 Accent 5"/>
+    <w:lsdException w:unhideWhenUsed="0" w:uiPriority="67" w:semiHidden="0" w:name="Medium Grid 1 Accent 5"/>
+    <w:lsdException w:unhideWhenUsed="0" w:uiPriority="68" w:semiHidden="0" w:name="Medium Grid 2 Accent 5"/>
+    <w:lsdException w:unhideWhenUsed="0" w:uiPriority="69" w:semiHidden="0" w:name="Medium Grid 3 Accent 5"/>
+    <w:lsdException w:unhideWhenUsed="0" w:uiPriority="70" w:semiHidden="0" w:name="Dark List Accent 5"/>
+    <w:lsdException w:unhideWhenUsed="0" w:uiPriority="71" w:semiHidden="0" w:name="Colorful Shading Accent 5"/>
+    <w:lsdException w:unhideWhenUsed="0" w:uiPriority="72" w:semiHidden="0" w:name="Colorful List Accent 5"/>
+    <w:lsdException w:unhideWhenUsed="0" w:uiPriority="73" w:semiHidden="0" w:name="Colorful Grid Accent 5"/>
+    <w:lsdException w:unhideWhenUsed="0" w:uiPriority="60" w:semiHidden="0" w:name="Light Shading Accent 6"/>
+    <w:lsdException w:unhideWhenUsed="0" w:uiPriority="61" w:semiHidden="0" w:name="Light List Accent 6"/>
+    <w:lsdException w:unhideWhenUsed="0" w:uiPriority="62" w:semiHidden="0" w:name="Light Grid Accent 6"/>
+    <w:lsdException w:unhideWhenUsed="0" w:uiPriority="63" w:semiHidden="0" w:name="Medium Shading 1 Accent 6"/>
+    <w:lsdException w:unhideWhenUsed="0" w:uiPriority="64" w:semiHidden="0" w:name="Medium Shading 2 Accent 6"/>
+    <w:lsdException w:unhideWhenUsed="0" w:uiPriority="65" w:semiHidden="0" w:name="Medium List 1 Accent 6"/>
+    <w:lsdException w:unhideWhenUsed="0" w:uiPriority="66" w:semiHidden="0" w:name="Medium List 2 Accent 6"/>
+    <w:lsdException w:unhideWhenUsed="0" w:uiPriority="67" w:semiHidden="0" w:name="Medium Grid 1 Accent 6"/>
+    <w:lsdException w:unhideWhenUsed="0" w:uiPriority="68" w:semiHidden="0" w:name="Medium Grid 2 Accent 6"/>
+    <w:lsdException w:unhideWhenUsed="0" w:uiPriority="69" w:semiHidden="0" w:name="Medium Grid 3 Accent 6"/>
+    <w:lsdException w:unhideWhenUsed="0" w:uiPriority="70" w:semiHidden="0" w:name="Dark List Accent 6"/>
+    <w:lsdException w:unhideWhenUsed="0" w:uiPriority="71" w:semiHidden="0" w:name="Colorful Shading Accent 6"/>
+    <w:lsdException w:unhideWhenUsed="0" w:uiPriority="72" w:semiHidden="0" w:name="Colorful List Accent 6"/>
+    <w:lsdException w:unhideWhenUsed="0" w:uiPriority="73" w:semiHidden="0" w:name="Colorful Grid Accent 6"/>
   </w:latentStyles>
-  <w:style w:type="paragraph" w:default="1" w:styleId="Normal">
+  <w:style w:type="paragraph" w:default="1" w:styleId="1">
     <w:name w:val="Normal"/>
     <w:qFormat/>
+    <w:uiPriority w:val="0"/>
     <w:pPr>
       <w:kinsoku w:val="0"/>
       <w:autoSpaceDE w:val="0"/>
@@ -8909,7 +9059,7 @@
       <w:textAlignment w:val="baseline"/>
     </w:pPr>
     <w:rPr>
-      <w:rFonts w:ascii="Arial" w:eastAsia="宋体" w:hAnsi="Arial" w:cs="Arial"/>
+      <w:rFonts w:ascii="Arial" w:hAnsi="Arial" w:eastAsia="宋体" w:cs="Arial"/>
       <w:snapToGrid w:val="0"/>
       <w:color w:val="000000"/>
       <w:kern w:val="0"/>
@@ -8918,11 +9068,12 @@
       <w:lang w:val="en-US" w:eastAsia="en-US" w:bidi="ar-SA"/>
     </w:rPr>
   </w:style>
-  <w:style w:type="paragraph" w:styleId="Heading1">
+  <w:style w:type="paragraph" w:styleId="2">
     <w:name w:val="heading 1"/>
-    <w:basedOn w:val="Normal"/>
-    <w:next w:val="Normal"/>
+    <w:basedOn w:val="1"/>
+    <w:next w:val="1"/>
     <w:qFormat/>
+    <w:uiPriority w:val="0"/>
     <w:pPr>
       <w:keepNext/>
       <w:keepLines/>
@@ -8940,12 +9091,13 @@
       <w:sz w:val="44"/>
     </w:rPr>
   </w:style>
-  <w:style w:type="paragraph" w:styleId="Heading2">
+  <w:style w:type="paragraph" w:styleId="3">
     <w:name w:val="heading 2"/>
-    <w:basedOn w:val="Normal"/>
-    <w:next w:val="Normal"/>
+    <w:basedOn w:val="1"/>
+    <w:next w:val="1"/>
     <w:unhideWhenUsed/>
     <w:qFormat/>
+    <w:uiPriority w:val="0"/>
     <w:pPr>
       <w:keepNext/>
       <w:keepLines/>
@@ -8958,18 +9110,19 @@
       <w:outlineLvl w:val="1"/>
     </w:pPr>
     <w:rPr>
-      <w:rFonts w:ascii="Arial" w:eastAsia="黑体" w:hAnsi="Arial"/>
+      <w:rFonts w:ascii="Arial" w:hAnsi="Arial" w:eastAsia="黑体"/>
       <w:b/>
       <w:sz w:val="32"/>
     </w:rPr>
   </w:style>
-  <w:style w:type="paragraph" w:styleId="Heading3">
+  <w:style w:type="paragraph" w:styleId="4">
     <w:name w:val="heading 3"/>
-    <w:basedOn w:val="Normal"/>
-    <w:next w:val="Normal"/>
+    <w:basedOn w:val="1"/>
+    <w:next w:val="1"/>
     <w:semiHidden/>
     <w:unhideWhenUsed/>
     <w:qFormat/>
+    <w:uiPriority w:val="0"/>
     <w:pPr>
       <w:keepNext/>
       <w:keepLines/>
@@ -8986,12 +9139,13 @@
       <w:sz w:val="32"/>
     </w:rPr>
   </w:style>
-  <w:style w:type="paragraph" w:styleId="Heading4">
+  <w:style w:type="paragraph" w:styleId="5">
     <w:name w:val="heading 4"/>
-    <w:basedOn w:val="Normal"/>
-    <w:next w:val="Normal"/>
+    <w:basedOn w:val="1"/>
+    <w:next w:val="1"/>
     <w:unhideWhenUsed/>
     <w:qFormat/>
+    <w:uiPriority w:val="0"/>
     <w:pPr>
       <w:keepNext/>
       <w:keepLines/>
@@ -9004,18 +9158,19 @@
       <w:outlineLvl w:val="3"/>
     </w:pPr>
     <w:rPr>
-      <w:rFonts w:ascii="Arial" w:eastAsia="黑体" w:hAnsi="Arial"/>
+      <w:rFonts w:ascii="Arial" w:hAnsi="Arial" w:eastAsia="黑体"/>
       <w:b/>
       <w:sz w:val="28"/>
     </w:rPr>
   </w:style>
-  <w:style w:type="paragraph" w:styleId="Heading5">
+  <w:style w:type="paragraph" w:styleId="6">
     <w:name w:val="heading 5"/>
-    <w:basedOn w:val="Normal"/>
-    <w:next w:val="Normal"/>
+    <w:basedOn w:val="1"/>
+    <w:next w:val="1"/>
     <w:semiHidden/>
     <w:unhideWhenUsed/>
     <w:qFormat/>
+    <w:uiPriority w:val="0"/>
     <w:pPr>
       <w:keepNext/>
       <w:keepLines/>
@@ -9032,13 +9187,14 @@
       <w:sz w:val="28"/>
     </w:rPr>
   </w:style>
-  <w:style w:type="paragraph" w:styleId="Heading6">
+  <w:style w:type="paragraph" w:styleId="7">
     <w:name w:val="heading 6"/>
-    <w:basedOn w:val="Normal"/>
-    <w:next w:val="Normal"/>
+    <w:basedOn w:val="1"/>
+    <w:next w:val="1"/>
     <w:semiHidden/>
     <w:unhideWhenUsed/>
     <w:qFormat/>
+    <w:uiPriority w:val="0"/>
     <w:pPr>
       <w:keepNext/>
       <w:keepLines/>
@@ -9051,18 +9207,19 @@
       <w:outlineLvl w:val="5"/>
     </w:pPr>
     <w:rPr>
-      <w:rFonts w:ascii="Arial" w:eastAsia="黑体" w:hAnsi="Arial"/>
+      <w:rFonts w:ascii="Arial" w:hAnsi="Arial" w:eastAsia="黑体"/>
       <w:b/>
       <w:sz w:val="24"/>
     </w:rPr>
   </w:style>
-  <w:style w:type="paragraph" w:styleId="Heading7">
+  <w:style w:type="paragraph" w:styleId="8">
     <w:name w:val="heading 7"/>
-    <w:basedOn w:val="Normal"/>
-    <w:next w:val="Normal"/>
+    <w:basedOn w:val="1"/>
+    <w:next w:val="1"/>
     <w:semiHidden/>
     <w:unhideWhenUsed/>
     <w:qFormat/>
+    <w:uiPriority w:val="0"/>
     <w:pPr>
       <w:keepNext/>
       <w:keepLines/>
@@ -9079,13 +9236,14 @@
       <w:sz w:val="24"/>
     </w:rPr>
   </w:style>
-  <w:style w:type="paragraph" w:styleId="Heading8">
+  <w:style w:type="paragraph" w:styleId="9">
     <w:name w:val="heading 8"/>
-    <w:basedOn w:val="Normal"/>
-    <w:next w:val="Normal"/>
+    <w:basedOn w:val="1"/>
+    <w:next w:val="1"/>
     <w:semiHidden/>
     <w:unhideWhenUsed/>
     <w:qFormat/>
+    <w:uiPriority w:val="0"/>
     <w:pPr>
       <w:keepNext/>
       <w:keepLines/>
@@ -9098,17 +9256,18 @@
       <w:outlineLvl w:val="7"/>
     </w:pPr>
     <w:rPr>
-      <w:rFonts w:ascii="Arial" w:eastAsia="黑体" w:hAnsi="Arial"/>
+      <w:rFonts w:ascii="Arial" w:hAnsi="Arial" w:eastAsia="黑体"/>
       <w:sz w:val="24"/>
     </w:rPr>
   </w:style>
-  <w:style w:type="paragraph" w:styleId="Heading9">
+  <w:style w:type="paragraph" w:styleId="10">
     <w:name w:val="heading 9"/>
-    <w:basedOn w:val="Normal"/>
-    <w:next w:val="Normal"/>
+    <w:basedOn w:val="1"/>
+    <w:next w:val="1"/>
     <w:semiHidden/>
     <w:unhideWhenUsed/>
     <w:qFormat/>
+    <w:uiPriority w:val="0"/>
     <w:pPr>
       <w:keepNext/>
       <w:keepLines/>
@@ -9121,19 +9280,21 @@
       <w:outlineLvl w:val="8"/>
     </w:pPr>
     <w:rPr>
-      <w:rFonts w:ascii="Arial" w:eastAsia="黑体" w:hAnsi="Arial"/>
+      <w:rFonts w:ascii="Arial" w:hAnsi="Arial" w:eastAsia="黑体"/>
       <w:sz w:val="21"/>
     </w:rPr>
   </w:style>
-  <w:style w:type="character" w:default="1" w:styleId="DefaultParagraphFont">
+  <w:style w:type="character" w:default="1" w:styleId="24">
     <w:name w:val="Default Paragraph Font"/>
     <w:semiHidden/>
     <w:qFormat/>
+    <w:uiPriority w:val="0"/>
   </w:style>
-  <w:style w:type="table" w:default="1" w:styleId="TableNormal">
+  <w:style w:type="table" w:default="1" w:styleId="22">
     <w:name w:val="Normal Table"/>
     <w:semiHidden/>
     <w:qFormat/>
+    <w:uiPriority w:val="0"/>
     <w:tblPr>
       <w:tblCellMar>
         <w:top w:w="0" w:type="dxa"/>
@@ -9143,39 +9304,43 @@
       </w:tblCellMar>
     </w:tblPr>
   </w:style>
-  <w:style w:type="paragraph" w:styleId="CommentText">
+  <w:style w:type="paragraph" w:styleId="11">
     <w:name w:val="annotation text"/>
-    <w:basedOn w:val="Normal"/>
+    <w:basedOn w:val="1"/>
     <w:qFormat/>
+    <w:uiPriority w:val="0"/>
     <w:pPr>
       <w:jc w:val="left"/>
     </w:pPr>
   </w:style>
-  <w:style w:type="paragraph" w:styleId="BodyText">
+  <w:style w:type="paragraph" w:styleId="12">
     <w:name w:val="Body Text"/>
-    <w:basedOn w:val="Normal"/>
+    <w:basedOn w:val="1"/>
     <w:semiHidden/>
     <w:qFormat/>
+    <w:uiPriority w:val="0"/>
     <w:rPr>
-      <w:rFonts w:ascii="Arial" w:eastAsia="Arial" w:hAnsi="Arial" w:cs="Arial"/>
+      <w:rFonts w:ascii="Arial" w:hAnsi="Arial" w:eastAsia="Arial" w:cs="Arial"/>
       <w:sz w:val="21"/>
       <w:szCs w:val="21"/>
       <w:lang w:val="en-US" w:eastAsia="en-US" w:bidi="ar-SA"/>
     </w:rPr>
   </w:style>
-  <w:style w:type="paragraph" w:styleId="TOC3">
+  <w:style w:type="paragraph" w:styleId="13">
     <w:name w:val="toc 3"/>
-    <w:basedOn w:val="Normal"/>
-    <w:next w:val="Normal"/>
+    <w:basedOn w:val="1"/>
+    <w:next w:val="1"/>
     <w:qFormat/>
+    <w:uiPriority w:val="0"/>
     <w:pPr>
       <w:ind w:left="840" w:leftChars="400"/>
     </w:pPr>
   </w:style>
-  <w:style w:type="paragraph" w:styleId="Footer">
+  <w:style w:type="paragraph" w:styleId="14">
     <w:name w:val="footer"/>
-    <w:basedOn w:val="Normal"/>
+    <w:basedOn w:val="1"/>
     <w:qFormat/>
+    <w:uiPriority w:val="0"/>
     <w:pPr>
       <w:tabs>
         <w:tab w:val="center" w:pos="4153"/>
@@ -9188,16 +9353,17 @@
       <w:sz w:val="18"/>
     </w:rPr>
   </w:style>
-  <w:style w:type="paragraph" w:styleId="Header">
+  <w:style w:type="paragraph" w:styleId="15">
     <w:name w:val="header"/>
-    <w:basedOn w:val="Normal"/>
+    <w:basedOn w:val="1"/>
     <w:qFormat/>
+    <w:uiPriority w:val="0"/>
     <w:pPr>
       <w:pBdr>
-        <w:top w:val="nil"/>
-        <w:left w:val="nil"/>
-        <w:bottom w:val="nil"/>
-        <w:right w:val="nil"/>
+        <w:top w:val="none" w:color="auto" w:sz="0" w:space="0"/>
+        <w:left w:val="none" w:color="auto" w:sz="0" w:space="0"/>
+        <w:bottom w:val="none" w:color="auto" w:sz="0" w:space="0"/>
+        <w:right w:val="none" w:color="auto" w:sz="0" w:space="0"/>
       </w:pBdr>
       <w:tabs>
         <w:tab w:val="center" w:pos="4153"/>
@@ -9212,37 +9378,41 @@
       <w:sz w:val="18"/>
     </w:rPr>
   </w:style>
-  <w:style w:type="paragraph" w:styleId="TOC1">
+  <w:style w:type="paragraph" w:styleId="16">
     <w:name w:val="toc 1"/>
-    <w:basedOn w:val="Normal"/>
-    <w:next w:val="Normal"/>
+    <w:basedOn w:val="1"/>
+    <w:next w:val="1"/>
     <w:qFormat/>
+    <w:uiPriority w:val="0"/>
     <w:rPr>
-      <w:rFonts w:ascii="Arial" w:eastAsia="Microsoft JhengHei" w:hAnsi="Arial"/>
+      <w:rFonts w:ascii="Arial" w:hAnsi="Arial" w:eastAsia="Microsoft JhengHei"/>
       <w:sz w:val="24"/>
     </w:rPr>
   </w:style>
-  <w:style w:type="paragraph" w:styleId="TableofFigures">
+  <w:style w:type="paragraph" w:styleId="17">
     <w:name w:val="table of figures"/>
-    <w:basedOn w:val="Normal"/>
-    <w:next w:val="Normal"/>
+    <w:basedOn w:val="1"/>
+    <w:next w:val="1"/>
     <w:qFormat/>
+    <w:uiPriority w:val="0"/>
     <w:pPr>
-      <w:ind w:hanging="200" w:leftChars="200" w:hangingChars="200"/>
+      <w:ind w:leftChars="200" w:hanging="200" w:hangingChars="200"/>
     </w:pPr>
   </w:style>
-  <w:style w:type="paragraph" w:styleId="TOC2">
+  <w:style w:type="paragraph" w:styleId="18">
     <w:name w:val="toc 2"/>
-    <w:basedOn w:val="Normal"/>
-    <w:next w:val="Normal"/>
+    <w:basedOn w:val="1"/>
+    <w:next w:val="1"/>
     <w:qFormat/>
+    <w:uiPriority w:val="0"/>
     <w:pPr>
       <w:ind w:left="420" w:leftChars="200"/>
     </w:pPr>
   </w:style>
-  <w:style w:type="paragraph" w:styleId="HTMLPreformatted">
+  <w:style w:type="paragraph" w:styleId="19">
     <w:name w:val="HTML Preformatted"/>
     <w:qFormat/>
+    <w:uiPriority w:val="0"/>
     <w:pPr>
       <w:tabs>
         <w:tab w:val="left" w:pos="916"/>
@@ -9265,25 +9435,27 @@
       <w:jc w:val="left"/>
     </w:pPr>
     <w:rPr>
-      <w:rFonts w:ascii="宋体" w:eastAsia="宋体" w:hAnsi="宋体" w:cs="宋体" w:hint="eastAsia"/>
+      <w:rFonts w:hint="eastAsia" w:ascii="宋体" w:hAnsi="宋体" w:eastAsia="宋体" w:cs="宋体"/>
       <w:kern w:val="0"/>
       <w:sz w:val="24"/>
       <w:szCs w:val="24"/>
       <w:lang w:val="en-US" w:eastAsia="zh-CN"/>
     </w:rPr>
   </w:style>
-  <w:style w:type="paragraph" w:styleId="NormalWeb">
+  <w:style w:type="paragraph" w:styleId="20">
     <w:name w:val="Normal (Web)"/>
-    <w:basedOn w:val="Normal"/>
+    <w:basedOn w:val="1"/>
     <w:qFormat/>
+    <w:uiPriority w:val="0"/>
     <w:rPr>
       <w:sz w:val="24"/>
     </w:rPr>
   </w:style>
-  <w:style w:type="paragraph" w:styleId="Title">
+  <w:style w:type="paragraph" w:styleId="21">
     <w:name w:val="Title"/>
-    <w:basedOn w:val="Normal"/>
+    <w:basedOn w:val="1"/>
     <w:qFormat/>
+    <w:uiPriority w:val="0"/>
     <w:pPr>
       <w:spacing w:before="240" w:beforeLines="0" w:beforeAutospacing="0" w:after="60" w:afterLines="0" w:afterAutospacing="0"/>
       <w:jc w:val="center"/>
@@ -9295,68 +9467,73 @@
       <w:sz w:val="32"/>
     </w:rPr>
   </w:style>
-  <w:style w:type="table" w:styleId="TableGrid">
+  <w:style w:type="table" w:styleId="23">
     <w:name w:val="Table Grid"/>
-    <w:basedOn w:val="TableNormal"/>
+    <w:basedOn w:val="22"/>
     <w:qFormat/>
+    <w:uiPriority w:val="0"/>
     <w:pPr>
       <w:widowControl w:val="0"/>
       <w:jc w:val="both"/>
     </w:pPr>
     <w:tblPr>
       <w:tblBorders>
-        <w:top w:val="single" w:sz="4" w:space="0" w:color="auto"/>
-        <w:left w:val="single" w:sz="4" w:space="0" w:color="auto"/>
-        <w:bottom w:val="single" w:sz="4" w:space="0" w:color="auto"/>
-        <w:right w:val="single" w:sz="4" w:space="0" w:color="auto"/>
-        <w:insideH w:val="single" w:sz="4" w:space="0" w:color="auto"/>
-        <w:insideV w:val="single" w:sz="4" w:space="0" w:color="auto"/>
+        <w:top w:val="single" w:color="auto" w:sz="4" w:space="0"/>
+        <w:left w:val="single" w:color="auto" w:sz="4" w:space="0"/>
+        <w:bottom w:val="single" w:color="auto" w:sz="4" w:space="0"/>
+        <w:right w:val="single" w:color="auto" w:sz="4" w:space="0"/>
+        <w:insideH w:val="single" w:color="auto" w:sz="4" w:space="0"/>
+        <w:insideV w:val="single" w:color="auto" w:sz="4" w:space="0"/>
       </w:tblBorders>
     </w:tblPr>
   </w:style>
-  <w:style w:type="character" w:styleId="Strong">
+  <w:style w:type="character" w:styleId="25">
     <w:name w:val="Strong"/>
-    <w:basedOn w:val="DefaultParagraphFont"/>
+    <w:basedOn w:val="24"/>
     <w:qFormat/>
+    <w:uiPriority w:val="0"/>
     <w:rPr>
       <w:b/>
     </w:rPr>
   </w:style>
-  <w:style w:type="paragraph" w:customStyle="1" w:styleId="a">
+  <w:style w:type="paragraph" w:customStyle="1" w:styleId="26">
     <w:name w:val="柴_公司名"/>
-    <w:basedOn w:val="Title"/>
+    <w:basedOn w:val="21"/>
     <w:qFormat/>
+    <w:uiPriority w:val="0"/>
     <w:pPr>
       <w:spacing w:after="600" w:afterLines="600"/>
     </w:pPr>
     <w:rPr>
-      <w:rFonts w:ascii="宋体" w:eastAsia="宋体" w:hAnsi="宋体" w:cs="宋体" w:hint="eastAsia"/>
+      <w:rFonts w:hint="eastAsia" w:ascii="宋体" w:hAnsi="宋体" w:eastAsia="宋体" w:cs="宋体"/>
       <w:bCs/>
       <w:spacing w:val="-6"/>
       <w:sz w:val="52"/>
       <w:szCs w:val="52"/>
     </w:rPr>
   </w:style>
-  <w:style w:type="paragraph" w:customStyle="1" w:styleId="a0">
+  <w:style w:type="paragraph" w:customStyle="1" w:styleId="27">
     <w:name w:val="柴_文档名"/>
-    <w:basedOn w:val="Title"/>
+    <w:basedOn w:val="21"/>
     <w:qFormat/>
+    <w:uiPriority w:val="0"/>
     <w:pPr>
       <w:spacing w:after="900" w:afterLines="900"/>
     </w:pPr>
     <w:rPr>
-      <w:rFonts w:ascii="黑体" w:eastAsia="黑体" w:hAnsi="黑体" w:cs="黑体"/>
+      <w:rFonts w:ascii="黑体" w:hAnsi="黑体" w:eastAsia="黑体" w:cs="黑体"/>
       <w:bCs/>
       <w:spacing w:val="-7"/>
       <w:sz w:val="52"/>
       <w:szCs w:val="52"/>
     </w:rPr>
   </w:style>
-  <w:style w:type="table" w:customStyle="1" w:styleId="TableNormal0">
+  <w:style w:type="table" w:customStyle="1" w:styleId="28">
     <w:name w:val="Table Normal_0"/>
     <w:semiHidden/>
     <w:unhideWhenUsed/>
     <w:qFormat/>
+    <w:uiPriority w:val="0"/>
     <w:tblPr>
       <w:tblCellMar>
         <w:top w:w="0" w:type="dxa"/>
@@ -9366,82 +9543,88 @@
       </w:tblCellMar>
     </w:tblPr>
   </w:style>
-  <w:style w:type="paragraph" w:customStyle="1" w:styleId="TableText">
+  <w:style w:type="paragraph" w:customStyle="1" w:styleId="29">
     <w:name w:val="Table Text"/>
-    <w:basedOn w:val="Normal"/>
+    <w:basedOn w:val="1"/>
     <w:semiHidden/>
     <w:qFormat/>
+    <w:uiPriority w:val="0"/>
     <w:rPr>
-      <w:rFonts w:ascii="宋体" w:eastAsia="宋体" w:hAnsi="宋体" w:cs="宋体"/>
+      <w:rFonts w:ascii="宋体" w:hAnsi="宋体" w:eastAsia="宋体" w:cs="宋体"/>
       <w:sz w:val="21"/>
       <w:szCs w:val="21"/>
       <w:lang w:val="en-US" w:eastAsia="en-US" w:bidi="ar-SA"/>
     </w:rPr>
   </w:style>
-  <w:style w:type="paragraph" w:customStyle="1" w:styleId="1">
+  <w:style w:type="paragraph" w:customStyle="1" w:styleId="30">
     <w:name w:val="柴_标题1"/>
-    <w:basedOn w:val="Heading1"/>
-    <w:next w:val="a1"/>
-    <w:link w:val="1Char"/>
+    <w:basedOn w:val="2"/>
+    <w:next w:val="31"/>
+    <w:link w:val="40"/>
     <w:qFormat/>
+    <w:uiPriority w:val="0"/>
     <w:pPr>
       <w:spacing w:before="100" w:after="90" w:line="360" w:lineRule="auto"/>
     </w:pPr>
     <w:rPr>
-      <w:rFonts w:ascii="Arial" w:eastAsia="宋体" w:hAnsi="Arial"/>
+      <w:rFonts w:ascii="Arial" w:hAnsi="Arial" w:eastAsia="宋体"/>
       <w:sz w:val="32"/>
     </w:rPr>
   </w:style>
-  <w:style w:type="paragraph" w:customStyle="1" w:styleId="a1">
+  <w:style w:type="paragraph" w:customStyle="1" w:styleId="31">
     <w:name w:val="柴_正文"/>
-    <w:basedOn w:val="BodyText"/>
-    <w:link w:val="Char"/>
+    <w:basedOn w:val="12"/>
+    <w:link w:val="43"/>
     <w:qFormat/>
+    <w:uiPriority w:val="0"/>
     <w:pPr>
       <w:spacing w:line="360" w:lineRule="auto"/>
       <w:ind w:firstLine="470" w:firstLineChars="200"/>
     </w:pPr>
     <w:rPr>
-      <w:rFonts w:ascii="Arial" w:eastAsia="宋体" w:hAnsi="Arial"/>
+      <w:rFonts w:ascii="Arial" w:hAnsi="Arial" w:eastAsia="宋体"/>
       <w:sz w:val="24"/>
       <w:lang w:eastAsia="zh-CN"/>
     </w:rPr>
   </w:style>
-  <w:style w:type="paragraph" w:customStyle="1" w:styleId="2">
+  <w:style w:type="paragraph" w:customStyle="1" w:styleId="32">
     <w:name w:val="柴_标题2"/>
-    <w:basedOn w:val="Heading2"/>
-    <w:next w:val="a1"/>
-    <w:link w:val="2Char"/>
+    <w:basedOn w:val="3"/>
+    <w:next w:val="31"/>
+    <w:link w:val="46"/>
     <w:qFormat/>
+    <w:uiPriority w:val="0"/>
     <w:pPr>
       <w:spacing w:line="360" w:lineRule="auto"/>
     </w:pPr>
     <w:rPr>
-      <w:rFonts w:ascii="Arial" w:eastAsia="宋体" w:hAnsi="Arial"/>
+      <w:rFonts w:ascii="Arial" w:hAnsi="Arial" w:eastAsia="宋体"/>
       <w:sz w:val="28"/>
     </w:rPr>
   </w:style>
-  <w:style w:type="paragraph" w:customStyle="1" w:styleId="3">
+  <w:style w:type="paragraph" w:customStyle="1" w:styleId="33">
     <w:name w:val="柴_标题3"/>
-    <w:basedOn w:val="Heading3"/>
-    <w:next w:val="a1"/>
+    <w:basedOn w:val="4"/>
+    <w:next w:val="31"/>
     <w:qFormat/>
+    <w:uiPriority w:val="0"/>
     <w:pPr>
       <w:spacing w:line="360" w:lineRule="auto"/>
       <w:ind w:left="0" w:firstLine="472" w:firstLineChars="200"/>
     </w:pPr>
     <w:rPr>
-      <w:rFonts w:ascii="宋体" w:eastAsia="宋体" w:hAnsi="宋体" w:cs="宋体"/>
+      <w:rFonts w:ascii="宋体" w:hAnsi="宋体" w:eastAsia="宋体" w:cs="宋体"/>
       <w:spacing w:val="-2"/>
       <w:sz w:val="24"/>
       <w:szCs w:val="24"/>
     </w:rPr>
   </w:style>
-  <w:style w:type="paragraph" w:customStyle="1" w:styleId="a2">
+  <w:style w:type="paragraph" w:customStyle="1" w:styleId="34">
     <w:name w:val="柴_目录"/>
-    <w:basedOn w:val="Normal"/>
-    <w:next w:val="BodyText"/>
+    <w:basedOn w:val="1"/>
+    <w:next w:val="12"/>
     <w:qFormat/>
+    <w:uiPriority w:val="0"/>
     <w:pPr>
       <w:tabs>
         <w:tab w:val="right" w:leader="dot" w:pos="8442"/>
@@ -9449,59 +9632,64 @@
       <w:ind w:left="0" w:leftChars="0"/>
     </w:pPr>
     <w:rPr>
-      <w:rFonts w:ascii="Arial" w:eastAsia="Microsoft JhengHei" w:hAnsi="Arial"/>
+      <w:rFonts w:ascii="Arial" w:hAnsi="Arial" w:eastAsia="Microsoft JhengHei"/>
       <w:sz w:val="24"/>
     </w:rPr>
   </w:style>
-  <w:style w:type="paragraph" w:customStyle="1" w:styleId="WPSOffice1">
+  <w:style w:type="paragraph" w:customStyle="1" w:styleId="35">
     <w:name w:val="WPSOffice手动目录 1"/>
     <w:qFormat/>
+    <w:uiPriority w:val="0"/>
     <w:pPr>
       <w:ind w:leftChars="0"/>
     </w:pPr>
     <w:rPr>
-      <w:rFonts w:ascii="Times New Roman" w:eastAsia="宋体" w:hAnsi="Times New Roman" w:cs="Times New Roman"/>
+      <w:rFonts w:ascii="Times New Roman" w:hAnsi="Times New Roman" w:eastAsia="宋体" w:cs="Times New Roman"/>
       <w:sz w:val="20"/>
       <w:szCs w:val="20"/>
     </w:rPr>
   </w:style>
-  <w:style w:type="paragraph" w:customStyle="1" w:styleId="WPSOffice2">
+  <w:style w:type="paragraph" w:customStyle="1" w:styleId="36">
     <w:name w:val="WPSOffice手动目录 2"/>
     <w:qFormat/>
+    <w:uiPriority w:val="0"/>
     <w:pPr>
       <w:ind w:leftChars="200"/>
     </w:pPr>
     <w:rPr>
-      <w:rFonts w:ascii="Times New Roman" w:eastAsia="宋体" w:hAnsi="Times New Roman" w:cs="Times New Roman"/>
+      <w:rFonts w:ascii="Times New Roman" w:hAnsi="Times New Roman" w:eastAsia="宋体" w:cs="Times New Roman"/>
       <w:sz w:val="20"/>
       <w:szCs w:val="20"/>
     </w:rPr>
   </w:style>
-  <w:style w:type="paragraph" w:customStyle="1" w:styleId="WPSOffice3">
+  <w:style w:type="paragraph" w:customStyle="1" w:styleId="37">
     <w:name w:val="WPSOffice手动目录 3"/>
     <w:qFormat/>
+    <w:uiPriority w:val="0"/>
     <w:pPr>
       <w:ind w:leftChars="400"/>
     </w:pPr>
     <w:rPr>
-      <w:rFonts w:ascii="Times New Roman" w:eastAsia="宋体" w:hAnsi="Times New Roman" w:cs="Times New Roman"/>
+      <w:rFonts w:ascii="Times New Roman" w:hAnsi="Times New Roman" w:eastAsia="宋体" w:cs="Times New Roman"/>
       <w:sz w:val="20"/>
       <w:szCs w:val="20"/>
     </w:rPr>
   </w:style>
-  <w:style w:type="paragraph" w:customStyle="1" w:styleId="Compact">
+  <w:style w:type="paragraph" w:customStyle="1" w:styleId="38">
     <w:name w:val="Compact"/>
-    <w:basedOn w:val="BodyText"/>
+    <w:basedOn w:val="12"/>
     <w:qFormat/>
+    <w:uiPriority w:val="0"/>
     <w:pPr>
       <w:spacing w:before="36" w:after="36"/>
     </w:pPr>
   </w:style>
-  <w:style w:type="table" w:customStyle="1" w:styleId="Table">
+  <w:style w:type="table" w:customStyle="1" w:styleId="39">
     <w:name w:val="Table"/>
     <w:semiHidden/>
     <w:unhideWhenUsed/>
     <w:qFormat/>
+    <w:uiPriority w:val="0"/>
     <w:tblPr>
       <w:tblCellMar>
         <w:top w:w="0" w:type="dxa"/>
@@ -9513,26 +9701,28 @@
     <w:tblStylePr w:type="firstRow">
       <w:tcPr>
         <w:tcBorders>
-          <w:bottom w:val="single" w:sz="0" w:space="0" w:color="auto"/>
+          <w:bottom w:val="single" w:color="auto" w:sz="0" w:space="0"/>
         </w:tcBorders>
         <w:vAlign w:val="bottom"/>
       </w:tcPr>
     </w:tblStylePr>
   </w:style>
-  <w:style w:type="character" w:customStyle="1" w:styleId="1Char">
+  <w:style w:type="character" w:customStyle="1" w:styleId="40">
     <w:name w:val="柴_标题1 Char"/>
-    <w:link w:val="1"/>
+    <w:link w:val="30"/>
     <w:qFormat/>
+    <w:uiPriority w:val="0"/>
     <w:rPr>
-      <w:rFonts w:ascii="Arial" w:eastAsia="宋体" w:hAnsi="Arial"/>
+      <w:rFonts w:ascii="Arial" w:hAnsi="Arial" w:eastAsia="宋体"/>
       <w:sz w:val="32"/>
     </w:rPr>
   </w:style>
-  <w:style w:type="paragraph" w:customStyle="1" w:styleId="a3">
+  <w:style w:type="paragraph" w:customStyle="1" w:styleId="41">
     <w:name w:val="柴_正文_无缩进"/>
-    <w:basedOn w:val="Normal"/>
-    <w:link w:val="Char0"/>
+    <w:basedOn w:val="1"/>
+    <w:link w:val="45"/>
     <w:qFormat/>
+    <w:uiPriority w:val="0"/>
     <w:pPr>
       <w:ind w:firstLine="0" w:firstLineChars="0"/>
     </w:pPr>
@@ -9542,38 +9732,41 @@
       <w:lang w:eastAsia="zh-CN"/>
     </w:rPr>
   </w:style>
-  <w:style w:type="paragraph" w:customStyle="1" w:styleId="4">
+  <w:style w:type="paragraph" w:customStyle="1" w:styleId="42">
     <w:name w:val="柴_标题4"/>
-    <w:basedOn w:val="Heading4"/>
-    <w:next w:val="Normal"/>
+    <w:basedOn w:val="5"/>
+    <w:next w:val="1"/>
     <w:qFormat/>
+    <w:uiPriority w:val="0"/>
     <w:pPr>
       <w:widowControl w:val="0"/>
       <w:spacing w:before="160" w:line="360" w:lineRule="auto"/>
-      <w:ind w:left="981" w:hanging="862" w:leftChars="300"/>
+      <w:ind w:left="981" w:leftChars="300" w:hanging="862"/>
     </w:pPr>
     <w:rPr>
-      <w:rFonts w:ascii="Calibri" w:eastAsia="宋体" w:hAnsi="Calibri" w:cs="宋体" w:hint="eastAsia"/>
+      <w:rFonts w:hint="eastAsia" w:ascii="Calibri" w:hAnsi="Calibri" w:eastAsia="宋体" w:cs="宋体"/>
       <w:sz w:val="24"/>
       <w:szCs w:val="24"/>
       <w:lang w:eastAsia="zh-CN" w:bidi="zh-CN"/>
     </w:rPr>
   </w:style>
-  <w:style w:type="character" w:customStyle="1" w:styleId="Char">
+  <w:style w:type="character" w:customStyle="1" w:styleId="43">
     <w:name w:val="柴_正文 Char"/>
-    <w:link w:val="a1"/>
+    <w:link w:val="31"/>
     <w:qFormat/>
+    <w:uiPriority w:val="0"/>
     <w:rPr>
-      <w:rFonts w:ascii="Arial" w:eastAsia="宋体" w:hAnsi="Arial"/>
+      <w:rFonts w:ascii="Arial" w:hAnsi="Arial" w:eastAsia="宋体"/>
       <w:sz w:val="24"/>
       <w:lang w:eastAsia="zh-CN"/>
     </w:rPr>
   </w:style>
-  <w:style w:type="table" w:customStyle="1" w:styleId="TableNormal00">
+  <w:style w:type="table" w:customStyle="1" w:styleId="44">
     <w:name w:val="Table Normal_0_0"/>
     <w:semiHidden/>
     <w:unhideWhenUsed/>
     <w:qFormat/>
+    <w:uiPriority w:val="0"/>
     <w:tblPr>
       <w:tblCellMar>
         <w:top w:w="0" w:type="dxa"/>
@@ -9583,41 +9776,45 @@
       </w:tblCellMar>
     </w:tblPr>
   </w:style>
-  <w:style w:type="character" w:customStyle="1" w:styleId="Char0">
+  <w:style w:type="character" w:customStyle="1" w:styleId="45">
     <w:name w:val="柴_正文_无缩进 Char"/>
-    <w:link w:val="a3"/>
+    <w:link w:val="41"/>
     <w:qFormat/>
+    <w:uiPriority w:val="0"/>
     <w:rPr>
       <w:rFonts w:ascii="Arial" w:hAnsi="Arial"/>
       <w:sz w:val="24"/>
       <w:lang w:eastAsia="zh-CN"/>
     </w:rPr>
   </w:style>
-  <w:style w:type="character" w:customStyle="1" w:styleId="2Char">
+  <w:style w:type="character" w:customStyle="1" w:styleId="46">
     <w:name w:val="柴_标题2 Char"/>
-    <w:link w:val="2"/>
+    <w:link w:val="32"/>
     <w:qFormat/>
+    <w:uiPriority w:val="0"/>
     <w:rPr>
-      <w:rFonts w:ascii="Arial" w:eastAsia="宋体" w:hAnsi="Arial"/>
+      <w:rFonts w:ascii="Arial" w:hAnsi="Arial" w:eastAsia="宋体"/>
       <w:sz w:val="28"/>
     </w:rPr>
   </w:style>
-  <w:style w:type="character" w:customStyle="1" w:styleId="Char1">
+  <w:style w:type="character" w:customStyle="1" w:styleId="47">
     <w:name w:val="柴_题注 Char"/>
-    <w:link w:val="a4"/>
+    <w:link w:val="48"/>
     <w:qFormat/>
+    <w:uiPriority w:val="0"/>
   </w:style>
-  <w:style w:type="paragraph" w:customStyle="1" w:styleId="a4">
+  <w:style w:type="paragraph" w:customStyle="1" w:styleId="48">
     <w:name w:val="柴_题注"/>
-    <w:basedOn w:val="HTMLPreformatted"/>
-    <w:link w:val="Char1"/>
+    <w:basedOn w:val="19"/>
+    <w:link w:val="47"/>
     <w:qFormat/>
+    <w:uiPriority w:val="0"/>
     <w:pPr>
       <w:pBdr>
-        <w:top w:val="nil"/>
-        <w:left w:val="nil"/>
-        <w:bottom w:val="nil"/>
-        <w:right w:val="nil"/>
+        <w:top w:val="none" w:color="auto" w:sz="0" w:space="0"/>
+        <w:left w:val="none" w:color="auto" w:sz="0" w:space="0"/>
+        <w:bottom w:val="none" w:color="auto" w:sz="0" w:space="0"/>
+        <w:right w:val="none" w:color="auto" w:sz="0" w:space="0"/>
       </w:pBdr>
       <w:wordWrap w:val="0"/>
       <w:spacing w:line="264" w:lineRule="atLeast"/>
